--- a/هشتم/ف 2/فصل 2- 10 نمره.docx
+++ b/هشتم/ف 2/فصل 2- 10 نمره.docx
@@ -47,8 +47,6 @@
             <w:pPr>
               <w:rPr>
                 <w:rFonts w:ascii="Vazirmatn" w:hAnsi="Vazirmatn"/>
-                <w:sz w:val="26"/>
-                <w:szCs w:val="26"/>
                 <w:rtl/>
                 <w:lang w:bidi="fa-IR"/>
               </w:rPr>
@@ -56,8 +54,6 @@
             <w:r>
               <w:rPr>
                 <w:rFonts w:ascii="Vazirmatn" w:hAnsi="Vazirmatn" w:hint="cs"/>
-                <w:sz w:val="26"/>
-                <w:szCs w:val="26"/>
                 <w:rtl/>
               </w:rPr>
               <w:t>نام و نام خانوادگی:</w:t>
@@ -74,8 +70,6 @@
             <w:pPr>
               <w:rPr>
                 <w:rFonts w:ascii="Vazirmatn" w:hAnsi="Vazirmatn"/>
-                <w:sz w:val="26"/>
-                <w:szCs w:val="26"/>
                 <w:rtl/>
                 <w:lang w:bidi="fa-IR"/>
               </w:rPr>
@@ -83,8 +77,6 @@
             <w:r>
               <w:rPr>
                 <w:rFonts w:ascii="Vazirmatn" w:hAnsi="Vazirmatn" w:hint="cs"/>
-                <w:sz w:val="26"/>
-                <w:szCs w:val="26"/>
                 <w:rtl/>
               </w:rPr>
               <w:t>کلاس ه</w:t>
@@ -92,8 +84,6 @@
             <w:r>
               <w:rPr>
                 <w:rFonts w:ascii="Vazirmatn" w:hAnsi="Vazirmatn" w:hint="cs"/>
-                <w:sz w:val="26"/>
-                <w:szCs w:val="26"/>
                 <w:rtl/>
               </w:rPr>
               <w:t>شتم</w:t>
@@ -101,8 +91,6 @@
             <w:r>
               <w:rPr>
                 <w:rFonts w:ascii="Vazirmatn" w:hAnsi="Vazirmatn" w:hint="cs"/>
-                <w:sz w:val="26"/>
-                <w:szCs w:val="26"/>
                 <w:rtl/>
               </w:rPr>
               <w:t>: ....................</w:t>
@@ -120,8 +108,6 @@
             <w:pPr>
               <w:rPr>
                 <w:rFonts w:ascii="Vazirmatn" w:hAnsi="Vazirmatn"/>
-                <w:sz w:val="26"/>
-                <w:szCs w:val="26"/>
                 <w:rtl/>
                 <w:lang w:bidi="fa-IR"/>
               </w:rPr>
@@ -129,8 +115,6 @@
             <w:r>
               <w:rPr>
                 <w:rFonts w:ascii="Vazirmatn" w:hAnsi="Vazirmatn" w:hint="cs"/>
-                <w:sz w:val="26"/>
-                <w:szCs w:val="26"/>
                 <w:rtl/>
                 <w:lang w:bidi="fa-IR"/>
               </w:rPr>
@@ -155,16 +139,12 @@
               <w:jc w:val="center"/>
               <w:rPr>
                 <w:rFonts w:ascii="Vazirmatn" w:hAnsi="Vazirmatn"/>
-                <w:sz w:val="26"/>
-                <w:szCs w:val="26"/>
                 <w:rtl/>
               </w:rPr>
             </w:pPr>
             <w:r>
               <w:rPr>
                 <w:rFonts w:ascii="Vazirmatn" w:hAnsi="Vazirmatn" w:hint="cs"/>
-                <w:sz w:val="26"/>
-                <w:szCs w:val="26"/>
                 <w:rtl/>
               </w:rPr>
               <w:t>درست</w:t>
@@ -172,8 +152,6 @@
             <w:r>
               <w:rPr>
                 <w:rFonts w:ascii="Vazirmatn" w:hAnsi="Vazirmatn" w:hint="cs"/>
-                <w:sz w:val="26"/>
-                <w:szCs w:val="26"/>
                 <w:rtl/>
               </w:rPr>
               <w:t>/</w:t>
@@ -181,8 +159,6 @@
             <w:r>
               <w:rPr>
                 <w:rFonts w:ascii="Vazirmatn" w:hAnsi="Vazirmatn" w:hint="cs"/>
-                <w:sz w:val="26"/>
-                <w:szCs w:val="26"/>
                 <w:rtl/>
               </w:rPr>
               <w:t>نادرست</w:t>
@@ -218,24 +194,18 @@
                 <w:p>
                   <w:pPr>
                     <w:rPr>
-                      <w:sz w:val="26"/>
-                      <w:szCs w:val="26"/>
                       <w:rtl/>
                     </w:rPr>
                   </w:pPr>
                   <w:r>
                     <w:rPr>
                       <w:rFonts w:hint="cs"/>
-                      <w:sz w:val="26"/>
-                      <w:szCs w:val="26"/>
                       <w:rtl/>
                     </w:rPr>
                     <w:t>الف)</w:t>
                   </w:r>
                   <w:r>
                     <w:rPr>
-                      <w:sz w:val="26"/>
-                      <w:szCs w:val="26"/>
                       <w:rtl/>
                     </w:rPr>
                     <w:t xml:space="preserve"> اعداد طب</w:t>
@@ -243,8 +213,6 @@
                   <w:r>
                     <w:rPr>
                       <w:rFonts w:hint="cs"/>
-                      <w:sz w:val="26"/>
-                      <w:szCs w:val="26"/>
                       <w:rtl/>
                     </w:rPr>
                     <w:t>ی</w:t>
@@ -252,8 +220,6 @@
                   <w:r>
                     <w:rPr>
                       <w:rFonts w:hint="eastAsia"/>
-                      <w:sz w:val="26"/>
-                      <w:szCs w:val="26"/>
                       <w:rtl/>
                     </w:rPr>
                     <w:t>ع</w:t>
@@ -261,16 +227,12 @@
                   <w:r>
                     <w:rPr>
                       <w:rFonts w:hint="cs"/>
-                      <w:sz w:val="26"/>
-                      <w:szCs w:val="26"/>
                       <w:rtl/>
                     </w:rPr>
                     <w:t>ی</w:t>
                   </w:r>
                   <w:r>
                     <w:rPr>
-                      <w:sz w:val="26"/>
-                      <w:szCs w:val="26"/>
                       <w:rtl/>
                     </w:rPr>
                     <w:t xml:space="preserve"> به دو دسته اعداد اول و مرکب تقس</w:t>
@@ -278,8 +240,6 @@
                   <w:r>
                     <w:rPr>
                       <w:rFonts w:hint="cs"/>
-                      <w:sz w:val="26"/>
-                      <w:szCs w:val="26"/>
                       <w:rtl/>
                     </w:rPr>
                     <w:t>ی</w:t>
@@ -287,16 +247,12 @@
                   <w:r>
                     <w:rPr>
                       <w:rFonts w:hint="eastAsia"/>
-                      <w:sz w:val="26"/>
-                      <w:szCs w:val="26"/>
                       <w:rtl/>
                     </w:rPr>
                     <w:t>م</w:t>
                   </w:r>
                   <w:r>
                     <w:rPr>
-                      <w:sz w:val="26"/>
-                      <w:szCs w:val="26"/>
                       <w:rtl/>
                     </w:rPr>
                     <w:t xml:space="preserve"> م</w:t>
@@ -304,16 +260,12 @@
                   <w:r>
                     <w:rPr>
                       <w:rFonts w:hint="cs"/>
-                      <w:sz w:val="26"/>
-                      <w:szCs w:val="26"/>
                       <w:rtl/>
                     </w:rPr>
                     <w:t>ی</w:t>
                   </w:r>
                   <w:r>
                     <w:rPr>
-                      <w:sz w:val="26"/>
-                      <w:szCs w:val="26"/>
                       <w:rtl/>
                     </w:rPr>
                     <w:t xml:space="preserve"> شوند</w:t>
@@ -321,8 +273,6 @@
                   <w:r>
                     <w:rPr>
                       <w:rFonts w:hint="cs"/>
-                      <w:sz w:val="26"/>
-                      <w:szCs w:val="26"/>
                       <w:rtl/>
                     </w:rPr>
                     <w:t>.</w:t>
@@ -337,8 +287,6 @@
                 <w:p>
                   <w:pPr>
                     <w:rPr>
-                      <w:sz w:val="26"/>
-                      <w:szCs w:val="26"/>
                       <w:rtl/>
                     </w:rPr>
                   </w:pPr>
@@ -346,8 +294,6 @@
                     <w:rPr>
                       <w:rFonts w:asciiTheme="majorBidi" w:hAnsiTheme="majorBidi" w:hint="cs"/>
                       <w:color w:val="000000" w:themeColor="text1"/>
-                      <w:sz w:val="26"/>
-                      <w:szCs w:val="26"/>
                       <w:rtl/>
                       <w:lang w:bidi="fa-IR"/>
                     </w:rPr>
@@ -357,8 +303,6 @@
                     <w:rPr>
                       <w:rFonts w:asciiTheme="majorBidi" w:hAnsiTheme="majorBidi"/>
                       <w:color w:val="000000" w:themeColor="text1"/>
-                      <w:sz w:val="26"/>
-                      <w:szCs w:val="26"/>
                     </w:rPr>
                     <w:sym w:font="Wingdings" w:char="F06D"/>
                   </w:r>
@@ -372,8 +316,6 @@
                 <w:p>
                   <w:pPr>
                     <w:rPr>
-                      <w:sz w:val="26"/>
-                      <w:szCs w:val="26"/>
                       <w:rtl/>
                     </w:rPr>
                   </w:pPr>
@@ -381,8 +323,6 @@
                     <w:rPr>
                       <w:rFonts w:asciiTheme="majorBidi" w:hAnsiTheme="majorBidi" w:hint="cs"/>
                       <w:color w:val="000000" w:themeColor="text1"/>
-                      <w:sz w:val="26"/>
-                      <w:szCs w:val="26"/>
                       <w:rtl/>
                       <w:lang w:bidi="fa-IR"/>
                     </w:rPr>
@@ -392,8 +332,6 @@
                     <w:rPr>
                       <w:rFonts w:asciiTheme="majorBidi" w:hAnsiTheme="majorBidi"/>
                       <w:color w:val="000000" w:themeColor="text1"/>
-                      <w:sz w:val="26"/>
-                      <w:szCs w:val="26"/>
                     </w:rPr>
                     <w:sym w:font="Wingdings" w:char="F06D"/>
                   </w:r>
@@ -401,8 +339,6 @@
                     <w:rPr>
                       <w:rFonts w:asciiTheme="majorBidi" w:hAnsiTheme="majorBidi" w:hint="cs"/>
                       <w:color w:val="000000" w:themeColor="text1"/>
-                      <w:sz w:val="26"/>
-                      <w:szCs w:val="26"/>
                       <w:rtl/>
                       <w:lang w:bidi="fa-IR"/>
                     </w:rPr>
@@ -420,24 +356,18 @@
                 <w:p>
                   <w:pPr>
                     <w:rPr>
-                      <w:sz w:val="26"/>
-                      <w:szCs w:val="26"/>
                       <w:rtl/>
                     </w:rPr>
                   </w:pPr>
                   <w:r>
                     <w:rPr>
                       <w:rFonts w:hint="cs"/>
-                      <w:sz w:val="26"/>
-                      <w:szCs w:val="26"/>
                       <w:rtl/>
                     </w:rPr>
                     <w:t xml:space="preserve">ب) </w:t>
                   </w:r>
                   <w:r>
                     <w:rPr>
-                      <w:sz w:val="26"/>
-                      <w:szCs w:val="26"/>
                       <w:rtl/>
                       <w:lang w:bidi="fa-IR"/>
                     </w:rPr>
@@ -446,8 +376,6 @@
                   <w:r>
                     <w:rPr>
                       <w:rFonts w:hint="cs"/>
-                      <w:sz w:val="26"/>
-                      <w:szCs w:val="26"/>
                       <w:rtl/>
                       <w:lang w:bidi="fa-IR"/>
                     </w:rPr>
@@ -456,8 +384,6 @@
                   <w:r>
                     <w:rPr>
                       <w:rFonts w:hint="eastAsia"/>
-                      <w:sz w:val="26"/>
-                      <w:szCs w:val="26"/>
                       <w:rtl/>
                       <w:lang w:bidi="fa-IR"/>
                     </w:rPr>
@@ -466,8 +392,6 @@
                   <w:r>
                     <w:rPr>
                       <w:rFonts w:hint="cs"/>
-                      <w:sz w:val="26"/>
-                      <w:szCs w:val="26"/>
                       <w:rtl/>
                       <w:lang w:bidi="fa-IR"/>
                     </w:rPr>
@@ -475,8 +399,6 @@
                   </w:r>
                   <w:r>
                     <w:rPr>
-                      <w:sz w:val="26"/>
-                      <w:szCs w:val="26"/>
                       <w:rtl/>
                       <w:lang w:bidi="fa-IR"/>
                     </w:rPr>
@@ -492,8 +414,6 @@
                 <w:p>
                   <w:pPr>
                     <w:rPr>
-                      <w:sz w:val="26"/>
-                      <w:szCs w:val="26"/>
                       <w:rtl/>
                     </w:rPr>
                   </w:pPr>
@@ -501,8 +421,6 @@
                     <w:rPr>
                       <w:rFonts w:asciiTheme="majorBidi" w:hAnsiTheme="majorBidi" w:hint="cs"/>
                       <w:color w:val="000000" w:themeColor="text1"/>
-                      <w:sz w:val="26"/>
-                      <w:szCs w:val="26"/>
                       <w:rtl/>
                       <w:lang w:bidi="fa-IR"/>
                     </w:rPr>
@@ -512,8 +430,6 @@
                     <w:rPr>
                       <w:rFonts w:asciiTheme="majorBidi" w:hAnsiTheme="majorBidi"/>
                       <w:color w:val="000000" w:themeColor="text1"/>
-                      <w:sz w:val="26"/>
-                      <w:szCs w:val="26"/>
                     </w:rPr>
                     <w:sym w:font="Wingdings" w:char="F06D"/>
                   </w:r>
@@ -527,8 +443,6 @@
                 <w:p>
                   <w:pPr>
                     <w:rPr>
-                      <w:sz w:val="26"/>
-                      <w:szCs w:val="26"/>
                       <w:rtl/>
                     </w:rPr>
                   </w:pPr>
@@ -536,8 +450,6 @@
                     <w:rPr>
                       <w:rFonts w:asciiTheme="majorBidi" w:hAnsiTheme="majorBidi" w:hint="cs"/>
                       <w:color w:val="000000" w:themeColor="text1"/>
-                      <w:sz w:val="26"/>
-                      <w:szCs w:val="26"/>
                       <w:rtl/>
                       <w:lang w:bidi="fa-IR"/>
                     </w:rPr>
@@ -547,8 +459,6 @@
                     <w:rPr>
                       <w:rFonts w:asciiTheme="majorBidi" w:hAnsiTheme="majorBidi"/>
                       <w:color w:val="000000" w:themeColor="text1"/>
-                      <w:sz w:val="26"/>
-                      <w:szCs w:val="26"/>
                     </w:rPr>
                     <w:sym w:font="Wingdings" w:char="F06D"/>
                   </w:r>
@@ -556,8 +466,6 @@
                     <w:rPr>
                       <w:rFonts w:asciiTheme="majorBidi" w:hAnsiTheme="majorBidi" w:hint="cs"/>
                       <w:color w:val="000000" w:themeColor="text1"/>
-                      <w:sz w:val="26"/>
-                      <w:szCs w:val="26"/>
                       <w:rtl/>
                       <w:lang w:bidi="fa-IR"/>
                     </w:rPr>
@@ -575,24 +483,18 @@
                 <w:p>
                   <w:pPr>
                     <w:rPr>
-                      <w:sz w:val="26"/>
-                      <w:szCs w:val="26"/>
                       <w:rtl/>
                     </w:rPr>
                   </w:pPr>
                   <w:r>
                     <w:rPr>
                       <w:rFonts w:hint="cs"/>
-                      <w:sz w:val="26"/>
-                      <w:szCs w:val="26"/>
                       <w:rtl/>
                     </w:rPr>
                     <w:t xml:space="preserve">ج) </w:t>
                   </w:r>
                   <w:r>
                     <w:rPr>
-                      <w:sz w:val="26"/>
-                      <w:szCs w:val="26"/>
                       <w:rtl/>
                     </w:rPr>
                     <w:t>تمام مضرب ها</w:t>
@@ -600,16 +502,12 @@
                   <w:r>
                     <w:rPr>
                       <w:rFonts w:hint="cs"/>
-                      <w:sz w:val="26"/>
-                      <w:szCs w:val="26"/>
                       <w:rtl/>
                     </w:rPr>
                     <w:t>ی</w:t>
                   </w:r>
                   <w:r>
                     <w:rPr>
-                      <w:sz w:val="26"/>
-                      <w:szCs w:val="26"/>
                       <w:rtl/>
                     </w:rPr>
                     <w:t xml:space="preserve"> عدد</w:t>
@@ -617,16 +515,19 @@
                   <w:r>
                     <w:rPr>
                       <w:rFonts w:hint="cs"/>
-                      <w:sz w:val="26"/>
-                      <w:szCs w:val="26"/>
-                      <w:rtl/>
-                    </w:rPr>
-                    <w:t xml:space="preserve"> 7</w:t>
-                  </w:r>
-                  <w:r>
-                    <w:rPr>
-                      <w:sz w:val="26"/>
-                      <w:szCs w:val="26"/>
+                      <w:rtl/>
+                    </w:rPr>
+                    <w:t xml:space="preserve"> </w:t>
+                  </w:r>
+                  <w:r>
+                    <w:rPr>
+                      <w:rFonts w:hint="cs"/>
+                      <w:rtl/>
+                    </w:rPr>
+                    <w:t>13</w:t>
+                  </w:r>
+                  <w:r>
+                    <w:rPr>
                       <w:rtl/>
                     </w:rPr>
                     <w:t xml:space="preserve"> مرکب هستند. </w:t>
@@ -643,8 +544,6 @@
                     <w:rPr>
                       <w:rFonts w:asciiTheme="majorBidi" w:hAnsiTheme="majorBidi"/>
                       <w:color w:val="000000" w:themeColor="text1"/>
-                      <w:sz w:val="26"/>
-                      <w:szCs w:val="26"/>
                       <w:rtl/>
                       <w:lang w:bidi="fa-IR"/>
                     </w:rPr>
@@ -653,8 +552,6 @@
                     <w:rPr>
                       <w:rFonts w:asciiTheme="majorBidi" w:hAnsiTheme="majorBidi" w:hint="cs"/>
                       <w:color w:val="000000" w:themeColor="text1"/>
-                      <w:sz w:val="26"/>
-                      <w:szCs w:val="26"/>
                       <w:rtl/>
                       <w:lang w:bidi="fa-IR"/>
                     </w:rPr>
@@ -664,8 +561,6 @@
                     <w:rPr>
                       <w:rFonts w:asciiTheme="majorBidi" w:hAnsiTheme="majorBidi"/>
                       <w:color w:val="000000" w:themeColor="text1"/>
-                      <w:sz w:val="26"/>
-                      <w:szCs w:val="26"/>
                     </w:rPr>
                     <w:sym w:font="Wingdings" w:char="F06D"/>
                   </w:r>
@@ -681,8 +576,6 @@
                     <w:rPr>
                       <w:rFonts w:asciiTheme="majorBidi" w:hAnsiTheme="majorBidi"/>
                       <w:color w:val="000000" w:themeColor="text1"/>
-                      <w:sz w:val="26"/>
-                      <w:szCs w:val="26"/>
                       <w:rtl/>
                       <w:lang w:bidi="fa-IR"/>
                     </w:rPr>
@@ -691,8 +584,6 @@
                     <w:rPr>
                       <w:rFonts w:asciiTheme="majorBidi" w:hAnsiTheme="majorBidi" w:hint="cs"/>
                       <w:color w:val="000000" w:themeColor="text1"/>
-                      <w:sz w:val="26"/>
-                      <w:szCs w:val="26"/>
                       <w:rtl/>
                       <w:lang w:bidi="fa-IR"/>
                     </w:rPr>
@@ -702,8 +593,6 @@
                     <w:rPr>
                       <w:rFonts w:asciiTheme="majorBidi" w:hAnsiTheme="majorBidi"/>
                       <w:color w:val="000000" w:themeColor="text1"/>
-                      <w:sz w:val="26"/>
-                      <w:szCs w:val="26"/>
                     </w:rPr>
                     <w:sym w:font="Wingdings" w:char="F06D"/>
                   </w:r>
@@ -711,8 +600,6 @@
                     <w:rPr>
                       <w:rFonts w:asciiTheme="majorBidi" w:hAnsiTheme="majorBidi" w:hint="cs"/>
                       <w:color w:val="000000" w:themeColor="text1"/>
-                      <w:sz w:val="26"/>
-                      <w:szCs w:val="26"/>
                       <w:rtl/>
                       <w:lang w:bidi="fa-IR"/>
                     </w:rPr>
@@ -730,8 +617,6 @@
                 <w:p>
                   <w:pPr>
                     <w:rPr>
-                      <w:sz w:val="26"/>
-                      <w:szCs w:val="26"/>
                       <w:rtl/>
                       <w:lang w:bidi="fa-IR"/>
                     </w:rPr>
@@ -739,45 +624,26 @@
                   <w:r>
                     <w:rPr>
                       <w:rFonts w:hint="cs"/>
-                      <w:sz w:val="26"/>
-                      <w:szCs w:val="26"/>
                       <w:rtl/>
                     </w:rPr>
                     <w:t>د)</w:t>
                   </w:r>
                   <w:r>
                     <w:rPr>
-                      <w:sz w:val="26"/>
-                      <w:szCs w:val="26"/>
                       <w:rtl/>
                     </w:rPr>
                     <w:t xml:space="preserve"> </w:t>
                   </w:r>
                   <w:r>
                     <w:rPr>
-                      <w:sz w:val="26"/>
-                      <w:szCs w:val="26"/>
                       <w:rtl/>
                       <w:lang w:bidi="fa-IR"/>
                     </w:rPr>
-                    <w:t>تمام</w:t>
-                  </w:r>
-                  <w:bookmarkStart w:id="0" w:name="_GoBack"/>
-                  <w:bookmarkEnd w:id="0"/>
-                  <w:r>
-                    <w:rPr>
-                      <w:sz w:val="26"/>
-                      <w:szCs w:val="26"/>
-                      <w:rtl/>
-                      <w:lang w:bidi="fa-IR"/>
-                    </w:rPr>
-                    <w:t xml:space="preserve"> اعداد اول، فرد هستند</w:t>
+                    <w:t>تمام اعداد اول، فرد هستند</w:t>
                   </w:r>
                   <w:r>
                     <w:rPr>
                       <w:rFonts w:hint="cs"/>
-                      <w:sz w:val="26"/>
-                      <w:szCs w:val="26"/>
                       <w:rtl/>
                       <w:lang w:bidi="fa-IR"/>
                     </w:rPr>
@@ -795,8 +661,6 @@
                     <w:rPr>
                       <w:rFonts w:asciiTheme="majorBidi" w:hAnsiTheme="majorBidi"/>
                       <w:color w:val="000000" w:themeColor="text1"/>
-                      <w:sz w:val="26"/>
-                      <w:szCs w:val="26"/>
                       <w:rtl/>
                       <w:lang w:bidi="fa-IR"/>
                     </w:rPr>
@@ -805,8 +669,6 @@
                     <w:rPr>
                       <w:rFonts w:asciiTheme="majorBidi" w:hAnsiTheme="majorBidi" w:hint="cs"/>
                       <w:color w:val="000000" w:themeColor="text1"/>
-                      <w:sz w:val="26"/>
-                      <w:szCs w:val="26"/>
                       <w:rtl/>
                       <w:lang w:bidi="fa-IR"/>
                     </w:rPr>
@@ -816,8 +678,6 @@
                     <w:rPr>
                       <w:rFonts w:asciiTheme="majorBidi" w:hAnsiTheme="majorBidi"/>
                       <w:color w:val="000000" w:themeColor="text1"/>
-                      <w:sz w:val="26"/>
-                      <w:szCs w:val="26"/>
                     </w:rPr>
                     <w:sym w:font="Wingdings" w:char="F06D"/>
                   </w:r>
@@ -833,8 +693,6 @@
                     <w:rPr>
                       <w:rFonts w:asciiTheme="majorBidi" w:hAnsiTheme="majorBidi"/>
                       <w:color w:val="000000" w:themeColor="text1"/>
-                      <w:sz w:val="26"/>
-                      <w:szCs w:val="26"/>
                       <w:rtl/>
                       <w:lang w:bidi="fa-IR"/>
                     </w:rPr>
@@ -843,8 +701,6 @@
                     <w:rPr>
                       <w:rFonts w:asciiTheme="majorBidi" w:hAnsiTheme="majorBidi" w:hint="cs"/>
                       <w:color w:val="000000" w:themeColor="text1"/>
-                      <w:sz w:val="26"/>
-                      <w:szCs w:val="26"/>
                       <w:rtl/>
                       <w:lang w:bidi="fa-IR"/>
                     </w:rPr>
@@ -854,8 +710,6 @@
                     <w:rPr>
                       <w:rFonts w:asciiTheme="majorBidi" w:hAnsiTheme="majorBidi"/>
                       <w:color w:val="000000" w:themeColor="text1"/>
-                      <w:sz w:val="26"/>
-                      <w:szCs w:val="26"/>
                     </w:rPr>
                     <w:sym w:font="Wingdings" w:char="F06D"/>
                   </w:r>
@@ -863,8 +717,6 @@
                     <w:rPr>
                       <w:rFonts w:asciiTheme="majorBidi" w:hAnsiTheme="majorBidi" w:hint="cs"/>
                       <w:color w:val="000000" w:themeColor="text1"/>
-                      <w:sz w:val="26"/>
-                      <w:szCs w:val="26"/>
                       <w:rtl/>
                       <w:lang w:bidi="fa-IR"/>
                     </w:rPr>
@@ -877,8 +729,6 @@
           <w:p>
             <w:pPr>
               <w:rPr>
-                <w:sz w:val="26"/>
-                <w:szCs w:val="26"/>
                 <w:rtl/>
               </w:rPr>
             </w:pPr>
@@ -887,8 +737,6 @@
             <w:pPr>
               <w:rPr>
                 <w:rFonts w:ascii="Vazirmatn" w:hAnsi="Vazirmatn"/>
-                <w:sz w:val="26"/>
-                <w:szCs w:val="26"/>
                 <w:rtl/>
                 <w:lang w:bidi="fa-IR"/>
               </w:rPr>
@@ -905,8 +753,6 @@
               <w:jc w:val="center"/>
               <w:rPr>
                 <w:rFonts w:ascii="Vazirmatn" w:hAnsi="Vazirmatn"/>
-                <w:sz w:val="26"/>
-                <w:szCs w:val="26"/>
                 <w:rtl/>
                 <w:lang w:bidi="fa-IR"/>
               </w:rPr>
@@ -914,8 +760,6 @@
             <w:r>
               <w:rPr>
                 <w:rFonts w:ascii="Vazirmatn" w:hAnsi="Vazirmatn" w:hint="cs"/>
-                <w:sz w:val="26"/>
-                <w:szCs w:val="26"/>
                 <w:rtl/>
                 <w:lang w:bidi="fa-IR"/>
               </w:rPr>
@@ -940,16 +784,12 @@
               <w:jc w:val="center"/>
               <w:rPr>
                 <w:rFonts w:ascii="Vazirmatn" w:hAnsi="Vazirmatn"/>
-                <w:sz w:val="26"/>
-                <w:szCs w:val="26"/>
                 <w:rtl/>
               </w:rPr>
             </w:pPr>
             <w:r>
               <w:rPr>
                 <w:rFonts w:ascii="Vazirmatn" w:hAnsi="Vazirmatn" w:hint="cs"/>
-                <w:sz w:val="26"/>
-                <w:szCs w:val="26"/>
                 <w:rtl/>
               </w:rPr>
               <w:t>کامل کردنی</w:t>
@@ -965,16 +805,12 @@
             <w:pPr>
               <w:rPr>
                 <w:rFonts w:ascii="Vazirmatn" w:hAnsi="Vazirmatn"/>
-                <w:sz w:val="26"/>
-                <w:szCs w:val="26"/>
                 <w:rtl/>
               </w:rPr>
             </w:pPr>
             <w:r>
               <w:rPr>
                 <w:rFonts w:ascii="Vazirmatn" w:hAnsi="Vazirmatn" w:hint="cs"/>
-                <w:sz w:val="26"/>
-                <w:szCs w:val="26"/>
                 <w:rtl/>
               </w:rPr>
               <w:t>الف</w:t>
@@ -982,8 +818,6 @@
             <w:r>
               <w:rPr>
                 <w:rFonts w:ascii="Vazirmatn" w:hAnsi="Vazirmatn" w:hint="cs"/>
-                <w:sz w:val="26"/>
-                <w:szCs w:val="26"/>
                 <w:rtl/>
               </w:rPr>
               <w:t xml:space="preserve">) </w:t>
@@ -991,8 +825,6 @@
             <w:r>
               <w:rPr>
                 <w:rFonts w:ascii="Vazirmatn" w:hAnsi="Vazirmatn" w:hint="cs"/>
-                <w:sz w:val="26"/>
-                <w:szCs w:val="26"/>
                 <w:rtl/>
               </w:rPr>
               <w:t xml:space="preserve">حاصل ضرب دو عدد اول عددی ............. است. (اول </w:t>
@@ -1000,8 +832,6 @@
             <w:r>
               <w:rPr>
                 <w:rFonts w:ascii="Sakkal Majalla" w:hAnsi="Sakkal Majalla" w:cs="Sakkal Majalla" w:hint="cs"/>
-                <w:sz w:val="26"/>
-                <w:szCs w:val="26"/>
                 <w:rtl/>
               </w:rPr>
               <w:t>–</w:t>
@@ -1009,8 +839,6 @@
             <w:r>
               <w:rPr>
                 <w:rFonts w:ascii="Vazirmatn" w:hAnsi="Vazirmatn" w:hint="cs"/>
-                <w:sz w:val="26"/>
-                <w:szCs w:val="26"/>
                 <w:rtl/>
               </w:rPr>
               <w:t xml:space="preserve"> مرکب)</w:t>
@@ -1020,8 +848,6 @@
             <w:pPr>
               <w:rPr>
                 <w:rFonts w:ascii="Vazirmatn" w:hAnsi="Vazirmatn"/>
-                <w:sz w:val="26"/>
-                <w:szCs w:val="26"/>
                 <w:rtl/>
                 <w:lang w:bidi="fa-IR"/>
               </w:rPr>
@@ -1029,8 +855,6 @@
             <w:r>
               <w:rPr>
                 <w:rFonts w:ascii="Vazirmatn" w:hAnsi="Vazirmatn" w:hint="cs"/>
-                <w:sz w:val="26"/>
-                <w:szCs w:val="26"/>
                 <w:rtl/>
               </w:rPr>
               <w:t>ب</w:t>
@@ -1038,25 +862,19 @@
             <w:r>
               <w:rPr>
                 <w:rFonts w:ascii="Vazirmatn" w:hAnsi="Vazirmatn" w:hint="cs"/>
-                <w:sz w:val="26"/>
-                <w:szCs w:val="26"/>
                 <w:rtl/>
               </w:rPr>
               <w:t>)</w:t>
             </w:r>
             <w:r>
               <w:rPr>
-                <w:sz w:val="26"/>
-                <w:szCs w:val="26"/>
-                <w:rtl/>
-              </w:rPr>
-              <w:t xml:space="preserve"> </w:t>
-            </w:r>
-            <w:r>
-              <w:rPr>
-                <w:rFonts w:ascii="Vazirmatn" w:hAnsi="Vazirmatn"/>
-                <w:sz w:val="26"/>
-                <w:szCs w:val="26"/>
+                <w:rtl/>
+              </w:rPr>
+              <w:t xml:space="preserve"> </w:t>
+            </w:r>
+            <w:r>
+              <w:rPr>
+                <w:rFonts w:ascii="Vazirmatn" w:hAnsi="Vazirmatn"/>
                 <w:rtl/>
                 <w:lang w:bidi="fa-IR"/>
               </w:rPr>
@@ -1065,8 +883,6 @@
             <w:r>
               <w:rPr>
                 <w:rFonts w:ascii="Vazirmatn" w:hAnsi="Vazirmatn" w:hint="cs"/>
-                <w:sz w:val="26"/>
-                <w:szCs w:val="26"/>
                 <w:rtl/>
                 <w:lang w:bidi="fa-IR"/>
               </w:rPr>
@@ -1075,8 +891,6 @@
             <w:r>
               <w:rPr>
                 <w:rFonts w:ascii="Vazirmatn" w:hAnsi="Vazirmatn"/>
-                <w:sz w:val="26"/>
-                <w:szCs w:val="26"/>
                 <w:rtl/>
                 <w:lang w:bidi="fa-IR"/>
               </w:rPr>
@@ -1085,8 +899,6 @@
             <w:r>
               <w:rPr>
                 <w:rFonts w:ascii="Vazirmatn" w:hAnsi="Vazirmatn" w:hint="cs"/>
-                <w:sz w:val="26"/>
-                <w:szCs w:val="26"/>
                 <w:rtl/>
                 <w:lang w:bidi="fa-IR"/>
               </w:rPr>
@@ -1095,8 +907,6 @@
             <w:r>
               <w:rPr>
                 <w:rFonts w:ascii="Vazirmatn" w:hAnsi="Vazirmatn" w:hint="eastAsia"/>
-                <w:sz w:val="26"/>
-                <w:szCs w:val="26"/>
                 <w:rtl/>
                 <w:lang w:bidi="fa-IR"/>
               </w:rPr>
@@ -1105,8 +915,6 @@
             <w:r>
               <w:rPr>
                 <w:rFonts w:ascii="Vazirmatn" w:hAnsi="Vazirmatn"/>
-                <w:sz w:val="26"/>
-                <w:szCs w:val="26"/>
                 <w:rtl/>
                 <w:lang w:bidi="fa-IR"/>
               </w:rPr>
@@ -1115,8 +923,6 @@
             <w:r>
               <w:rPr>
                 <w:rFonts w:ascii="Vazirmatn" w:hAnsi="Vazirmatn" w:hint="cs"/>
-                <w:sz w:val="26"/>
-                <w:szCs w:val="26"/>
                 <w:rtl/>
                 <w:lang w:bidi="fa-IR"/>
               </w:rPr>
@@ -1125,8 +931,6 @@
             <w:r>
               <w:rPr>
                 <w:rFonts w:ascii="Vazirmatn" w:hAnsi="Vazirmatn" w:hint="eastAsia"/>
-                <w:sz w:val="26"/>
-                <w:szCs w:val="26"/>
                 <w:rtl/>
                 <w:lang w:bidi="fa-IR"/>
               </w:rPr>
@@ -1135,8 +939,6 @@
             <w:r>
               <w:rPr>
                 <w:rFonts w:ascii="Vazirmatn" w:hAnsi="Vazirmatn"/>
-                <w:sz w:val="26"/>
-                <w:szCs w:val="26"/>
                 <w:rtl/>
                 <w:lang w:bidi="fa-IR"/>
               </w:rPr>
@@ -1145,8 +947,6 @@
             <w:r>
               <w:rPr>
                 <w:rFonts w:ascii="Vazirmatn" w:hAnsi="Vazirmatn" w:hint="cs"/>
-                <w:sz w:val="26"/>
-                <w:szCs w:val="26"/>
                 <w:rtl/>
                 <w:lang w:bidi="fa-IR"/>
               </w:rPr>
@@ -1155,8 +955,6 @@
             <w:r>
               <w:rPr>
                 <w:rFonts w:ascii="Vazirmatn" w:hAnsi="Vazirmatn"/>
-                <w:sz w:val="26"/>
-                <w:szCs w:val="26"/>
                 <w:rtl/>
                 <w:lang w:bidi="fa-IR"/>
               </w:rPr>
@@ -1165,18 +963,14 @@
             <w:r>
               <w:rPr>
                 <w:rFonts w:ascii="Vazirmatn" w:hAnsi="Vazirmatn" w:hint="cs"/>
-                <w:sz w:val="26"/>
-                <w:szCs w:val="26"/>
-                <w:rtl/>
-                <w:lang w:bidi="fa-IR"/>
-              </w:rPr>
-              <w:t xml:space="preserve"> </w:t>
-            </w:r>
-            <w:r>
-              <w:rPr>
-                <w:rFonts w:ascii="Vazirmatn" w:hAnsi="Vazirmatn"/>
-                <w:sz w:val="26"/>
-                <w:szCs w:val="26"/>
+                <w:rtl/>
+                <w:lang w:bidi="fa-IR"/>
+              </w:rPr>
+              <w:t xml:space="preserve"> </w:t>
+            </w:r>
+            <w:r>
+              <w:rPr>
+                <w:rFonts w:ascii="Vazirmatn" w:hAnsi="Vazirmatn"/>
                 <w:rtl/>
                 <w:lang w:bidi="fa-IR"/>
               </w:rPr>
@@ -1185,8 +979,6 @@
             <w:r>
               <w:rPr>
                 <w:rFonts w:ascii="Vazirmatn" w:hAnsi="Vazirmatn" w:hint="cs"/>
-                <w:sz w:val="26"/>
-                <w:szCs w:val="26"/>
                 <w:rtl/>
                 <w:lang w:bidi="fa-IR"/>
               </w:rPr>
@@ -1195,8 +987,6 @@
             <w:r>
               <w:rPr>
                 <w:rFonts w:ascii="Vazirmatn" w:hAnsi="Vazirmatn" w:hint="eastAsia"/>
-                <w:sz w:val="26"/>
-                <w:szCs w:val="26"/>
                 <w:rtl/>
                 <w:lang w:bidi="fa-IR"/>
               </w:rPr>
@@ -1205,8 +995,6 @@
             <w:r>
               <w:rPr>
                 <w:rFonts w:ascii="Vazirmatn" w:hAnsi="Vazirmatn"/>
-                <w:sz w:val="26"/>
-                <w:szCs w:val="26"/>
                 <w:rtl/>
                 <w:lang w:bidi="fa-IR"/>
               </w:rPr>
@@ -1215,8 +1003,6 @@
             <w:r>
               <w:rPr>
                 <w:rFonts w:ascii="Vazirmatn" w:hAnsi="Vazirmatn" w:hint="cs"/>
-                <w:sz w:val="26"/>
-                <w:szCs w:val="26"/>
                 <w:rtl/>
                 <w:lang w:bidi="fa-IR"/>
               </w:rPr>
@@ -1225,8 +1011,6 @@
             <w:r>
               <w:rPr>
                 <w:rFonts w:ascii="Vazirmatn" w:hAnsi="Vazirmatn" w:hint="eastAsia"/>
-                <w:sz w:val="26"/>
-                <w:szCs w:val="26"/>
                 <w:rtl/>
                 <w:lang w:bidi="fa-IR"/>
               </w:rPr>
@@ -1235,8 +1019,6 @@
             <w:r>
               <w:rPr>
                 <w:rFonts w:ascii="Vazirmatn" w:hAnsi="Vazirmatn"/>
-                <w:sz w:val="26"/>
-                <w:szCs w:val="26"/>
                 <w:rtl/>
                 <w:lang w:bidi="fa-IR"/>
               </w:rPr>
@@ -1245,8 +1027,6 @@
             <w:r>
               <w:rPr>
                 <w:rFonts w:ascii="Vazirmatn" w:hAnsi="Vazirmatn" w:hint="cs"/>
-                <w:sz w:val="26"/>
-                <w:szCs w:val="26"/>
                 <w:rtl/>
                 <w:lang w:bidi="fa-IR"/>
               </w:rPr>
@@ -1255,8 +1035,6 @@
             <w:r>
               <w:rPr>
                 <w:rFonts w:ascii="Vazirmatn" w:hAnsi="Vazirmatn" w:hint="cs"/>
-                <w:sz w:val="26"/>
-                <w:szCs w:val="26"/>
                 <w:rtl/>
                 <w:lang w:bidi="fa-IR"/>
               </w:rPr>
@@ -1265,18 +1043,30 @@
             <w:r>
               <w:rPr>
                 <w:rFonts w:ascii="Vazirmatn" w:hAnsi="Vazirmatn"/>
-                <w:sz w:val="26"/>
-                <w:szCs w:val="26"/>
-                <w:rtl/>
-                <w:lang w:bidi="fa-IR"/>
-              </w:rPr>
-              <w:t>.... تقس</w:t>
-            </w:r>
-            <w:r>
-              <w:rPr>
-                <w:rFonts w:ascii="Vazirmatn" w:hAnsi="Vazirmatn" w:hint="cs"/>
-                <w:sz w:val="26"/>
-                <w:szCs w:val="26"/>
+                <w:rtl/>
+                <w:lang w:bidi="fa-IR"/>
+              </w:rPr>
+              <w:t>.</w:t>
+            </w:r>
+            <w:r>
+              <w:rPr>
+                <w:rFonts w:ascii="Vazirmatn" w:hAnsi="Vazirmatn" w:hint="cs"/>
+                <w:rtl/>
+                <w:lang w:bidi="fa-IR"/>
+              </w:rPr>
+              <w:t>.....</w:t>
+            </w:r>
+            <w:r>
+              <w:rPr>
+                <w:rFonts w:ascii="Vazirmatn" w:hAnsi="Vazirmatn"/>
+                <w:rtl/>
+                <w:lang w:bidi="fa-IR"/>
+              </w:rPr>
+              <w:t>... تقس</w:t>
+            </w:r>
+            <w:r>
+              <w:rPr>
+                <w:rFonts w:ascii="Vazirmatn" w:hAnsi="Vazirmatn" w:hint="cs"/>
                 <w:rtl/>
                 <w:lang w:bidi="fa-IR"/>
               </w:rPr>
@@ -1285,8 +1075,6 @@
             <w:r>
               <w:rPr>
                 <w:rFonts w:ascii="Vazirmatn" w:hAnsi="Vazirmatn" w:hint="eastAsia"/>
-                <w:sz w:val="26"/>
-                <w:szCs w:val="26"/>
                 <w:rtl/>
                 <w:lang w:bidi="fa-IR"/>
               </w:rPr>
@@ -1295,8 +1083,6 @@
             <w:r>
               <w:rPr>
                 <w:rFonts w:ascii="Vazirmatn" w:hAnsi="Vazirmatn"/>
-                <w:sz w:val="26"/>
-                <w:szCs w:val="26"/>
                 <w:rtl/>
                 <w:lang w:bidi="fa-IR"/>
               </w:rPr>
@@ -1305,8 +1091,6 @@
             <w:r>
               <w:rPr>
                 <w:rFonts w:ascii="Vazirmatn" w:hAnsi="Vazirmatn" w:hint="cs"/>
-                <w:sz w:val="26"/>
-                <w:szCs w:val="26"/>
                 <w:rtl/>
                 <w:lang w:bidi="fa-IR"/>
               </w:rPr>
@@ -1315,8 +1099,6 @@
             <w:r>
               <w:rPr>
                 <w:rFonts w:ascii="Vazirmatn" w:hAnsi="Vazirmatn" w:hint="eastAsia"/>
-                <w:sz w:val="26"/>
-                <w:szCs w:val="26"/>
                 <w:rtl/>
                 <w:lang w:bidi="fa-IR"/>
               </w:rPr>
@@ -1325,8 +1107,6 @@
             <w:r>
               <w:rPr>
                 <w:rFonts w:ascii="Vazirmatn" w:hAnsi="Vazirmatn"/>
-                <w:sz w:val="26"/>
-                <w:szCs w:val="26"/>
                 <w:rtl/>
                 <w:lang w:bidi="fa-IR"/>
               </w:rPr>
@@ -1335,8 +1115,6 @@
             <w:r>
               <w:rPr>
                 <w:rFonts w:ascii="Vazirmatn" w:hAnsi="Vazirmatn" w:hint="cs"/>
-                <w:sz w:val="26"/>
-                <w:szCs w:val="26"/>
                 <w:rtl/>
                 <w:lang w:bidi="fa-IR"/>
               </w:rPr>
@@ -1347,8 +1125,6 @@
             <w:pPr>
               <w:rPr>
                 <w:rFonts w:ascii="Vazirmatn" w:hAnsi="Vazirmatn"/>
-                <w:sz w:val="26"/>
-                <w:szCs w:val="26"/>
                 <w:rtl/>
                 <w:lang w:bidi="fa-IR"/>
               </w:rPr>
@@ -1356,8 +1132,6 @@
             <w:r>
               <w:rPr>
                 <w:rFonts w:ascii="Vazirmatn" w:hAnsi="Vazirmatn" w:hint="cs"/>
-                <w:sz w:val="26"/>
-                <w:szCs w:val="26"/>
                 <w:rtl/>
                 <w:lang w:bidi="fa-IR"/>
               </w:rPr>
@@ -1366,8 +1140,6 @@
             <w:r>
               <w:rPr>
                 <w:rFonts w:ascii="Vazirmatn" w:hAnsi="Vazirmatn" w:hint="cs"/>
-                <w:sz w:val="26"/>
-                <w:szCs w:val="26"/>
                 <w:rtl/>
                 <w:lang w:bidi="fa-IR"/>
               </w:rPr>
@@ -1376,8 +1148,6 @@
             <w:r>
               <w:rPr>
                 <w:rFonts w:ascii="Vazirmatn" w:hAnsi="Vazirmatn"/>
-                <w:sz w:val="26"/>
-                <w:szCs w:val="26"/>
                 <w:rtl/>
                 <w:lang w:bidi="fa-IR"/>
               </w:rPr>
@@ -1386,8 +1156,6 @@
             <w:r>
               <w:rPr>
                 <w:rFonts w:ascii="Vazirmatn" w:hAnsi="Vazirmatn" w:hint="cs"/>
-                <w:sz w:val="26"/>
-                <w:szCs w:val="26"/>
                 <w:rtl/>
                 <w:lang w:bidi="fa-IR"/>
               </w:rPr>
@@ -1396,8 +1164,6 @@
             <w:r>
               <w:rPr>
                 <w:rFonts w:ascii="Vazirmatn" w:hAnsi="Vazirmatn" w:hint="eastAsia"/>
-                <w:sz w:val="26"/>
-                <w:szCs w:val="26"/>
                 <w:rtl/>
                 <w:lang w:bidi="fa-IR"/>
               </w:rPr>
@@ -1406,8 +1172,6 @@
             <w:r>
               <w:rPr>
                 <w:rFonts w:ascii="Vazirmatn" w:hAnsi="Vazirmatn"/>
-                <w:sz w:val="26"/>
-                <w:szCs w:val="26"/>
                 <w:rtl/>
                 <w:lang w:bidi="fa-IR"/>
               </w:rPr>
@@ -1416,8 +1180,6 @@
             <w:r>
               <w:rPr>
                 <w:rFonts w:ascii="Vazirmatn" w:hAnsi="Vazirmatn" w:hint="cs"/>
-                <w:sz w:val="26"/>
-                <w:szCs w:val="26"/>
                 <w:rtl/>
                 <w:lang w:bidi="fa-IR"/>
               </w:rPr>
@@ -1426,8 +1188,6 @@
             <w:r>
               <w:rPr>
                 <w:rFonts w:ascii="Vazirmatn" w:hAnsi="Vazirmatn" w:hint="eastAsia"/>
-                <w:sz w:val="26"/>
-                <w:szCs w:val="26"/>
                 <w:rtl/>
                 <w:lang w:bidi="fa-IR"/>
               </w:rPr>
@@ -1436,8 +1196,6 @@
             <w:r>
               <w:rPr>
                 <w:rFonts w:ascii="Vazirmatn" w:hAnsi="Vazirmatn" w:hint="cs"/>
-                <w:sz w:val="26"/>
-                <w:szCs w:val="26"/>
                 <w:rtl/>
                 <w:lang w:bidi="fa-IR"/>
               </w:rPr>
@@ -1446,8 +1204,6 @@
             <w:r>
               <w:rPr>
                 <w:rFonts w:ascii="Vazirmatn" w:hAnsi="Vazirmatn"/>
-                <w:sz w:val="26"/>
-                <w:szCs w:val="26"/>
                 <w:rtl/>
                 <w:lang w:bidi="fa-IR"/>
               </w:rPr>
@@ -1456,8 +1212,6 @@
             <w:r>
               <w:rPr>
                 <w:rFonts w:ascii="Vazirmatn" w:hAnsi="Vazirmatn" w:hint="cs"/>
-                <w:sz w:val="26"/>
-                <w:szCs w:val="26"/>
                 <w:rtl/>
                 <w:lang w:bidi="fa-IR"/>
               </w:rPr>
@@ -1466,8 +1220,6 @@
             <w:r>
               <w:rPr>
                 <w:rFonts w:ascii="Vazirmatn" w:hAnsi="Vazirmatn" w:hint="eastAsia"/>
-                <w:sz w:val="26"/>
-                <w:szCs w:val="26"/>
                 <w:rtl/>
                 <w:lang w:bidi="fa-IR"/>
               </w:rPr>
@@ -1476,8 +1228,6 @@
             <w:r>
               <w:rPr>
                 <w:rFonts w:ascii="Vazirmatn" w:hAnsi="Vazirmatn"/>
-                <w:sz w:val="26"/>
-                <w:szCs w:val="26"/>
                 <w:rtl/>
                 <w:lang w:bidi="fa-IR"/>
               </w:rPr>
@@ -1486,8 +1236,6 @@
             <w:r>
               <w:rPr>
                 <w:rFonts w:ascii="Vazirmatn" w:hAnsi="Vazirmatn" w:hint="cs"/>
-                <w:sz w:val="26"/>
-                <w:szCs w:val="26"/>
                 <w:rtl/>
                 <w:lang w:bidi="fa-IR"/>
               </w:rPr>
@@ -1496,8 +1244,6 @@
             <w:r>
               <w:rPr>
                 <w:rFonts w:ascii="Vazirmatn" w:hAnsi="Vazirmatn" w:hint="cs"/>
-                <w:sz w:val="26"/>
-                <w:szCs w:val="26"/>
                 <w:rtl/>
                 <w:lang w:bidi="fa-IR"/>
               </w:rPr>
@@ -1506,8 +1252,6 @@
             <w:r>
               <w:rPr>
                 <w:rFonts w:ascii="Vazirmatn" w:hAnsi="Vazirmatn" w:hint="cs"/>
-                <w:sz w:val="26"/>
-                <w:szCs w:val="26"/>
                 <w:rtl/>
                 <w:lang w:bidi="fa-IR"/>
               </w:rPr>
@@ -1518,8 +1262,6 @@
             <w:pPr>
               <w:rPr>
                 <w:rFonts w:ascii="Vazirmatn" w:hAnsi="Vazirmatn"/>
-                <w:sz w:val="26"/>
-                <w:szCs w:val="26"/>
                 <w:rtl/>
                 <w:lang w:bidi="fa-IR"/>
               </w:rPr>
@@ -1527,8 +1269,6 @@
             <w:r>
               <w:rPr>
                 <w:rFonts w:ascii="Vazirmatn" w:hAnsi="Vazirmatn" w:hint="cs"/>
-                <w:sz w:val="26"/>
-                <w:szCs w:val="26"/>
                 <w:rtl/>
                 <w:lang w:bidi="fa-IR"/>
               </w:rPr>
@@ -1537,12 +1277,26 @@
             <w:r>
               <w:rPr>
                 <w:rFonts w:ascii="Vazirmatn" w:hAnsi="Vazirmatn" w:hint="cs"/>
-                <w:sz w:val="26"/>
-                <w:szCs w:val="26"/>
-                <w:rtl/>
-                <w:lang w:bidi="fa-IR"/>
-              </w:rPr>
-              <w:t xml:space="preserve"> تعداد اعداد مرکب بین 1 تا 15 برابر است با ...............</w:t>
+                <w:rtl/>
+                <w:lang w:bidi="fa-IR"/>
+              </w:rPr>
+              <w:t xml:space="preserve"> تعداد اعداد مرکب </w:t>
+            </w:r>
+            <w:r>
+              <w:rPr>
+                <w:rFonts w:ascii="Vazirmatn" w:hAnsi="Vazirmatn" w:hint="cs"/>
+                <w:rtl/>
+                <w:lang w:bidi="fa-IR"/>
+              </w:rPr>
+              <w:t>کوچکتر از</w:t>
+            </w:r>
+            <w:r>
+              <w:rPr>
+                <w:rFonts w:ascii="Vazirmatn" w:hAnsi="Vazirmatn" w:hint="cs"/>
+                <w:rtl/>
+                <w:lang w:bidi="fa-IR"/>
+              </w:rPr>
+              <w:t xml:space="preserve"> 15 برابر است با ...............</w:t>
             </w:r>
           </w:p>
         </w:tc>
@@ -1556,8 +1310,6 @@
               <w:jc w:val="center"/>
               <w:rPr>
                 <w:rFonts w:ascii="Vazirmatn" w:hAnsi="Vazirmatn"/>
-                <w:sz w:val="26"/>
-                <w:szCs w:val="26"/>
                 <w:rtl/>
                 <w:lang w:bidi="fa-IR"/>
               </w:rPr>
@@ -1565,8 +1317,228 @@
             <w:r>
               <w:rPr>
                 <w:rFonts w:ascii="Vazirmatn" w:hAnsi="Vazirmatn" w:hint="cs"/>
-                <w:sz w:val="26"/>
-                <w:szCs w:val="26"/>
+                <w:rtl/>
+                <w:lang w:bidi="fa-IR"/>
+              </w:rPr>
+              <w:t>1</w:t>
+            </w:r>
+          </w:p>
+        </w:tc>
+      </w:tr>
+      <w:tr>
+        <w:trPr>
+          <w:cantSplit/>
+          <w:trHeight w:val="1322"/>
+        </w:trPr>
+        <w:tc>
+          <w:tcPr>
+            <w:tcW w:w="616" w:type="dxa"/>
+            <w:textDirection w:val="tbRl"/>
+          </w:tcPr>
+          <w:p>
+            <w:pPr>
+              <w:ind w:left="141" w:right="113"/>
+              <w:jc w:val="center"/>
+              <w:rPr>
+                <w:rFonts w:ascii="Vazirmatn" w:hAnsi="Vazirmatn"/>
+                <w:rtl/>
+              </w:rPr>
+            </w:pPr>
+            <w:r>
+              <w:rPr>
+                <w:rFonts w:ascii="Vazirmatn" w:hAnsi="Vazirmatn" w:hint="cs"/>
+                <w:rtl/>
+              </w:rPr>
+              <w:t>کوتاه پاسخ</w:t>
+            </w:r>
+          </w:p>
+        </w:tc>
+        <w:tc>
+          <w:tcPr>
+            <w:tcW w:w="9311" w:type="dxa"/>
+            <w:gridSpan w:val="3"/>
+          </w:tcPr>
+          <w:p>
+            <w:pPr>
+              <w:rPr>
+                <w:rFonts w:ascii="Vazirmatn" w:hAnsi="Vazirmatn"/>
+                <w:rtl/>
+              </w:rPr>
+            </w:pPr>
+            <w:r>
+              <w:rPr>
+                <w:rFonts w:ascii="Vazirmatn" w:hAnsi="Vazirmatn" w:hint="cs"/>
+                <w:rtl/>
+                <w:lang w:bidi="fa-IR"/>
+              </w:rPr>
+              <w:t xml:space="preserve">الف) </w:t>
+            </w:r>
+            <w:r>
+              <w:rPr>
+                <w:rFonts w:ascii="Vazirmatn" w:hAnsi="Vazirmatn" w:hint="cs"/>
+                <w:rtl/>
+                <w:lang w:bidi="fa-IR"/>
+              </w:rPr>
+              <w:t xml:space="preserve">آیا </w:t>
+            </w:r>
+            <w:r>
+              <w:rPr>
+                <w:rFonts w:ascii="Vazirmatn" w:hAnsi="Vazirmatn"/>
+                <w:rtl/>
+                <w:lang w:bidi="fa-IR"/>
+              </w:rPr>
+              <w:t>دو عدد 63 و 49 نسبت به هم اول هستند</w:t>
+            </w:r>
+            <w:r>
+              <w:rPr>
+                <w:rFonts w:ascii="Vazirmatn" w:hAnsi="Vazirmatn" w:hint="cs"/>
+                <w:rtl/>
+                <w:lang w:bidi="fa-IR"/>
+              </w:rPr>
+              <w:t xml:space="preserve">؟................ </w:t>
+            </w:r>
+            <w:r>
+              <w:rPr>
+                <w:rFonts w:ascii="Vazirmatn" w:hAnsi="Vazirmatn" w:hint="cs"/>
+                <w:rtl/>
+              </w:rPr>
+              <w:t xml:space="preserve">     </w:t>
+            </w:r>
+          </w:p>
+          <w:p>
+            <w:pPr>
+              <w:rPr>
+                <w:rFonts w:ascii="Vazirmatn" w:hAnsi="Vazirmatn"/>
+                <w:rtl/>
+                <w:lang w:bidi="fa-IR"/>
+              </w:rPr>
+            </w:pPr>
+            <w:r>
+              <w:rPr>
+                <w:rFonts w:ascii="Vazirmatn" w:hAnsi="Vazirmatn" w:hint="cs"/>
+                <w:rtl/>
+              </w:rPr>
+              <w:t xml:space="preserve">ب) </w:t>
+            </w:r>
+            <w:r>
+              <w:rPr>
+                <w:rFonts w:ascii="Vazirmatn" w:hAnsi="Vazirmatn" w:hint="cs"/>
+                <w:rtl/>
+                <w:lang w:bidi="fa-IR"/>
+              </w:rPr>
+              <w:t xml:space="preserve">عدد مرکبی مثال بزنید که نسبت به 12 اول باشد : ...................... </w:t>
+            </w:r>
+          </w:p>
+          <w:p>
+            <w:pPr>
+              <w:rPr>
+                <w:rFonts w:ascii="Vazirmatn" w:hAnsi="Vazirmatn"/>
+                <w:rtl/>
+                <w:lang w:bidi="fa-IR"/>
+              </w:rPr>
+            </w:pPr>
+            <w:r>
+              <w:rPr>
+                <w:rFonts w:ascii="Vazirmatn" w:hAnsi="Vazirmatn" w:hint="cs"/>
+                <w:rtl/>
+                <w:lang w:bidi="fa-IR"/>
+              </w:rPr>
+              <w:t xml:space="preserve">پ) عدد اولی مثال بزنید که نسبت به 21 اول </w:t>
+            </w:r>
+            <w:r>
+              <w:rPr>
+                <w:rFonts w:ascii="Vazirmatn" w:hAnsi="Vazirmatn" w:hint="cs"/>
+                <w:u w:val="single"/>
+                <w:rtl/>
+                <w:lang w:bidi="fa-IR"/>
+              </w:rPr>
+              <w:t xml:space="preserve">نباشد </w:t>
+            </w:r>
+            <w:r>
+              <w:rPr>
+                <w:rFonts w:ascii="Vazirmatn" w:hAnsi="Vazirmatn" w:hint="cs"/>
+                <w:rtl/>
+                <w:lang w:bidi="fa-IR"/>
+              </w:rPr>
+              <w:t xml:space="preserve">: ...................... </w:t>
+            </w:r>
+          </w:p>
+          <w:p>
+            <w:pPr>
+              <w:rPr>
+                <w:rFonts w:ascii="Vazirmatn" w:hAnsi="Vazirmatn"/>
+                <w:rtl/>
+              </w:rPr>
+            </w:pPr>
+            <w:r>
+              <w:rPr>
+                <w:rFonts w:ascii="Vazirmatn" w:hAnsi="Vazirmatn" w:hint="cs"/>
+                <w:rtl/>
+                <w:lang w:bidi="fa-IR"/>
+              </w:rPr>
+              <w:t xml:space="preserve">ث) </w:t>
+            </w:r>
+            <w:r>
+              <w:rPr>
+                <w:rFonts w:ascii="Vazirmatn" w:hAnsi="Vazirmatn"/>
+                <w:rtl/>
+              </w:rPr>
+              <w:t>اگر دو عدد نسبت به هم اول باشند، ک.م.م آنها چگونه به دست م</w:t>
+            </w:r>
+            <w:r>
+              <w:rPr>
+                <w:rFonts w:ascii="Vazirmatn" w:hAnsi="Vazirmatn" w:hint="cs"/>
+                <w:rtl/>
+              </w:rPr>
+              <w:t>ی</w:t>
+            </w:r>
+            <w:r>
+              <w:rPr>
+                <w:rFonts w:ascii="Vazirmatn" w:hAnsi="Vazirmatn"/>
+                <w:rtl/>
+              </w:rPr>
+              <w:t xml:space="preserve"> آ</w:t>
+            </w:r>
+            <w:r>
+              <w:rPr>
+                <w:rFonts w:ascii="Vazirmatn" w:hAnsi="Vazirmatn" w:hint="cs"/>
+                <w:rtl/>
+              </w:rPr>
+              <w:t>ی</w:t>
+            </w:r>
+            <w:r>
+              <w:rPr>
+                <w:rFonts w:ascii="Vazirmatn" w:hAnsi="Vazirmatn" w:hint="eastAsia"/>
+                <w:rtl/>
+              </w:rPr>
+              <w:t>د؟</w:t>
+            </w:r>
+            <w:r>
+              <w:rPr>
+                <w:rFonts w:ascii="Vazirmatn" w:hAnsi="Vazirmatn" w:hint="cs"/>
+                <w:rtl/>
+              </w:rPr>
+              <w:t xml:space="preserve"> ..............................</w:t>
+            </w:r>
+          </w:p>
+        </w:tc>
+        <w:tc>
+          <w:tcPr>
+            <w:tcW w:w="609" w:type="dxa"/>
+            <w:vAlign w:val="center"/>
+          </w:tcPr>
+          <w:p>
+            <w:pPr>
+              <w:jc w:val="center"/>
+              <w:rPr>
+                <w:rFonts w:ascii="Vazirmatn" w:hAnsi="Vazirmatn"/>
+                <w:rtl/>
+                <w:lang w:bidi="fa-IR"/>
+              </w:rPr>
+            </w:pPr>
+            <w:r>
+              <w:rPr>
+                <w:rFonts w:ascii="Vazirmatn" w:hAnsi="Vazirmatn" w:hint="cs"/>
                 <w:rtl/>
                 <w:lang w:bidi="fa-IR"/>
               </w:rPr>
@@ -1593,8 +1565,6 @@
               <w:jc w:val="center"/>
               <w:rPr>
                 <w:rFonts w:ascii="Vazirmatn" w:hAnsi="Vazirmatn"/>
-                <w:sz w:val="26"/>
-                <w:szCs w:val="26"/>
                 <w:rtl/>
               </w:rPr>
             </w:pPr>
@@ -1610,43 +1580,40 @@
               <w:spacing w:line="360" w:lineRule="auto"/>
               <w:rPr>
                 <w:rFonts w:ascii="Vazirmatn" w:hAnsi="Vazirmatn"/>
-                <w:sz w:val="26"/>
-                <w:szCs w:val="26"/>
                 <w:rtl/>
               </w:rPr>
             </w:pPr>
             <w:r>
               <w:rPr>
                 <w:rFonts w:ascii="Vazirmatn" w:hAnsi="Vazirmatn"/>
-                <w:sz w:val="26"/>
-                <w:szCs w:val="26"/>
-                <w:lang w:bidi="fa-IR"/>
-              </w:rPr>
-              <w:t xml:space="preserve"> </w:t>
-            </w:r>
-            <w:r>
-              <w:rPr>
-                <w:rFonts w:ascii="Vazirmatn" w:hAnsi="Vazirmatn" w:hint="cs"/>
-                <w:sz w:val="26"/>
-                <w:szCs w:val="26"/>
-                <w:rtl/>
-              </w:rPr>
-              <w:t xml:space="preserve">الف) </w:t>
-            </w:r>
-            <w:r>
-              <w:rPr>
-                <w:rFonts w:ascii="Vazirmatn" w:hAnsi="Vazirmatn"/>
-                <w:sz w:val="26"/>
-                <w:szCs w:val="26"/>
-                <w:rtl/>
-              </w:rPr>
-              <w:t>دوعدد مرکب</w:t>
-            </w:r>
-            <w:r>
-              <w:rPr>
-                <w:rFonts w:ascii="Vazirmatn" w:hAnsi="Vazirmatn" w:hint="cs"/>
-                <w:sz w:val="26"/>
-                <w:szCs w:val="26"/>
+                <w:lang w:bidi="fa-IR"/>
+              </w:rPr>
+              <w:t xml:space="preserve"> </w:t>
+            </w:r>
+            <w:r>
+              <w:rPr>
+                <w:rFonts w:ascii="Vazirmatn" w:hAnsi="Vazirmatn" w:hint="cs"/>
+                <w:rtl/>
+              </w:rPr>
+              <w:t>الف)</w:t>
+            </w:r>
+            <w:r>
+              <w:rPr>
+                <w:rFonts w:ascii="Vazirmatn" w:hAnsi="Vazirmatn" w:hint="cs"/>
+                <w:rtl/>
+              </w:rPr>
+              <w:t xml:space="preserve"> یک </w:t>
+            </w:r>
+            <w:r>
+              <w:rPr>
+                <w:rFonts w:ascii="Vazirmatn" w:hAnsi="Vazirmatn"/>
+                <w:rtl/>
+              </w:rPr>
+              <w:t>عدد مرکب</w:t>
+            </w:r>
+            <w:r>
+              <w:rPr>
+                <w:rFonts w:ascii="Vazirmatn" w:hAnsi="Vazirmatn" w:hint="cs"/>
                 <w:rtl/>
               </w:rPr>
               <w:t xml:space="preserve"> بنویسید</w:t>
@@ -1654,8 +1621,6 @@
             <w:r>
               <w:rPr>
                 <w:rFonts w:ascii="Vazirmatn" w:hAnsi="Vazirmatn"/>
-                <w:sz w:val="26"/>
-                <w:szCs w:val="26"/>
                 <w:rtl/>
               </w:rPr>
               <w:t xml:space="preserve"> که غ</w:t>
@@ -1663,8 +1628,6 @@
             <w:r>
               <w:rPr>
                 <w:rFonts w:ascii="Vazirmatn" w:hAnsi="Vazirmatn" w:hint="cs"/>
-                <w:sz w:val="26"/>
-                <w:szCs w:val="26"/>
                 <w:rtl/>
               </w:rPr>
               <w:t>ی</w:t>
@@ -1672,8 +1635,6 @@
             <w:r>
               <w:rPr>
                 <w:rFonts w:ascii="Vazirmatn" w:hAnsi="Vazirmatn" w:hint="eastAsia"/>
-                <w:sz w:val="26"/>
-                <w:szCs w:val="26"/>
                 <w:rtl/>
               </w:rPr>
               <w:t>ر</w:t>
@@ -1681,8 +1642,6 @@
             <w:r>
               <w:rPr>
                 <w:rFonts w:ascii="Vazirmatn" w:hAnsi="Vazirmatn"/>
-                <w:sz w:val="26"/>
-                <w:szCs w:val="26"/>
                 <w:rtl/>
               </w:rPr>
               <w:t xml:space="preserve"> از </w:t>
@@ -1690,8 +1649,6 @@
             <w:r>
               <w:rPr>
                 <w:rFonts w:ascii="Vazirmatn" w:hAnsi="Vazirmatn"/>
-                <w:sz w:val="26"/>
-                <w:szCs w:val="26"/>
                 <w:rtl/>
                 <w:lang w:bidi="fa-IR"/>
               </w:rPr>
@@ -1700,27 +1657,21 @@
             <w:r>
               <w:rPr>
                 <w:rFonts w:ascii="Vazirmatn" w:hAnsi="Vazirmatn"/>
-                <w:sz w:val="26"/>
-                <w:szCs w:val="26"/>
                 <w:rtl/>
               </w:rPr>
               <w:t xml:space="preserve"> و </w:t>
             </w:r>
             <w:r>
               <w:rPr>
-                <w:rFonts w:ascii="Vazirmatn" w:hAnsi="Vazirmatn"/>
-                <w:sz w:val="26"/>
-                <w:szCs w:val="26"/>
-                <w:rtl/>
-                <w:lang w:bidi="fa-IR"/>
-              </w:rPr>
-              <w:t>۳</w:t>
-            </w:r>
-            <w:r>
-              <w:rPr>
-                <w:rFonts w:ascii="Vazirmatn" w:hAnsi="Vazirmatn"/>
-                <w:sz w:val="26"/>
-                <w:szCs w:val="26"/>
+                <w:rFonts w:ascii="Vazirmatn" w:hAnsi="Vazirmatn" w:hint="cs"/>
+                <w:rtl/>
+                <w:lang w:bidi="fa-IR"/>
+              </w:rPr>
+              <w:t>7</w:t>
+            </w:r>
+            <w:r>
+              <w:rPr>
+                <w:rFonts w:ascii="Vazirmatn" w:hAnsi="Vazirmatn"/>
                 <w:rtl/>
               </w:rPr>
               <w:t xml:space="preserve"> شمارنده اول د</w:t>
@@ -1728,8 +1679,6 @@
             <w:r>
               <w:rPr>
                 <w:rFonts w:ascii="Vazirmatn" w:hAnsi="Vazirmatn" w:hint="cs"/>
-                <w:sz w:val="26"/>
-                <w:szCs w:val="26"/>
                 <w:rtl/>
               </w:rPr>
               <w:t>ی</w:t>
@@ -1737,8 +1686,6 @@
             <w:r>
               <w:rPr>
                 <w:rFonts w:ascii="Vazirmatn" w:hAnsi="Vazirmatn" w:hint="eastAsia"/>
-                <w:sz w:val="26"/>
-                <w:szCs w:val="26"/>
                 <w:rtl/>
               </w:rPr>
               <w:t>گر</w:t>
@@ -1746,8 +1693,6 @@
             <w:r>
               <w:rPr>
                 <w:rFonts w:ascii="Vazirmatn" w:hAnsi="Vazirmatn" w:hint="cs"/>
-                <w:sz w:val="26"/>
-                <w:szCs w:val="26"/>
                 <w:rtl/>
               </w:rPr>
               <w:t>ی</w:t>
@@ -1755,8 +1700,6 @@
             <w:r>
               <w:rPr>
                 <w:rFonts w:ascii="Vazirmatn" w:hAnsi="Vazirmatn"/>
-                <w:sz w:val="26"/>
-                <w:szCs w:val="26"/>
                 <w:rtl/>
               </w:rPr>
               <w:t xml:space="preserve"> نداشته باشند</w:t>
@@ -1764,8 +1707,6 @@
             <w:r>
               <w:rPr>
                 <w:rFonts w:ascii="Vazirmatn" w:hAnsi="Vazirmatn" w:hint="cs"/>
-                <w:sz w:val="26"/>
-                <w:szCs w:val="26"/>
                 <w:rtl/>
               </w:rPr>
               <w:t>.</w:t>
@@ -1776,8 +1717,6 @@
               <w:spacing w:line="360" w:lineRule="auto"/>
               <w:rPr>
                 <w:rFonts w:ascii="Vazirmatn" w:hAnsi="Vazirmatn"/>
-                <w:sz w:val="26"/>
-                <w:szCs w:val="26"/>
                 <w:rtl/>
                 <w:lang w:bidi="fa-IR"/>
               </w:rPr>
@@ -1785,34 +1724,35 @@
             <w:r>
               <w:rPr>
                 <w:rFonts w:ascii="Vazirmatn" w:hAnsi="Vazirmatn" w:hint="cs"/>
-                <w:sz w:val="26"/>
-                <w:szCs w:val="26"/>
                 <w:rtl/>
               </w:rPr>
               <w:t>ب)</w:t>
             </w:r>
             <w:r>
               <w:rPr>
-                <w:sz w:val="26"/>
-                <w:szCs w:val="26"/>
-                <w:rtl/>
-              </w:rPr>
-              <w:t xml:space="preserve"> </w:t>
-            </w:r>
-            <w:r>
-              <w:rPr>
-                <w:rFonts w:ascii="Vazirmatn" w:hAnsi="Vazirmatn"/>
-                <w:sz w:val="26"/>
-                <w:szCs w:val="26"/>
-                <w:rtl/>
-              </w:rPr>
-              <w:t>مجموع دو عدد اول 81 شده است آن دو عدد را بنو</w:t>
-            </w:r>
-            <w:r>
-              <w:rPr>
-                <w:rFonts w:ascii="Vazirmatn" w:hAnsi="Vazirmatn" w:hint="cs"/>
-                <w:sz w:val="26"/>
-                <w:szCs w:val="26"/>
+                <w:rtl/>
+              </w:rPr>
+              <w:t xml:space="preserve"> </w:t>
+            </w:r>
+            <w:r>
+              <w:rPr>
+                <w:rFonts w:ascii="Vazirmatn" w:hAnsi="Vazirmatn"/>
+                <w:rtl/>
+              </w:rPr>
+              <w:t>مجموع دو عدد اول 81 شده است آن دو</w:t>
+            </w:r>
+            <w:bookmarkStart w:id="0" w:name="_GoBack"/>
+            <w:bookmarkEnd w:id="0"/>
+            <w:r>
+              <w:rPr>
+                <w:rFonts w:ascii="Vazirmatn" w:hAnsi="Vazirmatn"/>
+                <w:rtl/>
+              </w:rPr>
+              <w:t xml:space="preserve"> عدد را بنو</w:t>
+            </w:r>
+            <w:r>
+              <w:rPr>
+                <w:rFonts w:ascii="Vazirmatn" w:hAnsi="Vazirmatn" w:hint="cs"/>
                 <w:rtl/>
               </w:rPr>
               <w:t>ی</w:t>
@@ -1820,8 +1760,6 @@
             <w:r>
               <w:rPr>
                 <w:rFonts w:ascii="Vazirmatn" w:hAnsi="Vazirmatn" w:hint="eastAsia"/>
-                <w:sz w:val="26"/>
-                <w:szCs w:val="26"/>
                 <w:rtl/>
               </w:rPr>
               <w:t>س</w:t>
@@ -1829,8 +1767,6 @@
             <w:r>
               <w:rPr>
                 <w:rFonts w:ascii="Vazirmatn" w:hAnsi="Vazirmatn" w:hint="cs"/>
-                <w:sz w:val="26"/>
-                <w:szCs w:val="26"/>
                 <w:rtl/>
               </w:rPr>
               <w:t>ی</w:t>
@@ -1838,8 +1774,6 @@
             <w:r>
               <w:rPr>
                 <w:rFonts w:ascii="Vazirmatn" w:hAnsi="Vazirmatn" w:hint="eastAsia"/>
-                <w:sz w:val="26"/>
-                <w:szCs w:val="26"/>
                 <w:rtl/>
               </w:rPr>
               <w:t>د</w:t>
@@ -1847,8 +1781,6 @@
             <w:r>
               <w:rPr>
                 <w:rFonts w:ascii="Vazirmatn" w:hAnsi="Vazirmatn"/>
-                <w:sz w:val="26"/>
-                <w:szCs w:val="26"/>
                 <w:rtl/>
               </w:rPr>
               <w:t>.</w:t>
@@ -1859,20 +1791,32 @@
               <w:spacing w:line="360" w:lineRule="auto"/>
               <w:rPr>
                 <w:rFonts w:ascii="Vazirmatn" w:hAnsi="Vazirmatn"/>
-                <w:sz w:val="26"/>
-                <w:szCs w:val="26"/>
                 <w:lang w:bidi="fa-IR"/>
               </w:rPr>
             </w:pPr>
             <w:r>
               <w:rPr>
                 <w:rFonts w:ascii="Vazirmatn" w:hAnsi="Vazirmatn" w:hint="cs"/>
-                <w:sz w:val="26"/>
-                <w:szCs w:val="26"/>
-                <w:rtl/>
-                <w:lang w:bidi="fa-IR"/>
-              </w:rPr>
-              <w:t>ج) دو عدد اول بنویسید که حاصل ضرب آنها برابر 34 باشد.</w:t>
+                <w:rtl/>
+                <w:lang w:bidi="fa-IR"/>
+              </w:rPr>
+              <w:t xml:space="preserve">ج) </w:t>
+            </w:r>
+            <w:r>
+              <w:rPr>
+                <w:rFonts w:ascii="Vazirmatn" w:hAnsi="Vazirmatn" w:hint="cs"/>
+                <w:rtl/>
+                <w:lang w:bidi="fa-IR"/>
+              </w:rPr>
+              <w:t xml:space="preserve">حاصل </w:t>
+            </w:r>
+            <w:r>
+              <w:rPr>
+                <w:rFonts w:ascii="Vazirmatn" w:hAnsi="Vazirmatn" w:hint="cs"/>
+                <w:rtl/>
+                <w:lang w:bidi="fa-IR"/>
+              </w:rPr>
+              <w:t>جمع دو عدد اول 30 شده است. تمام حالت های ممکن را بنویسید.</w:t>
             </w:r>
           </w:p>
         </w:tc>
@@ -1886,8 +1830,6 @@
               <w:jc w:val="center"/>
               <w:rPr>
                 <w:rFonts w:ascii="Vazirmatn" w:hAnsi="Vazirmatn"/>
-                <w:sz w:val="26"/>
-                <w:szCs w:val="26"/>
                 <w:rtl/>
                 <w:lang w:bidi="fa-IR"/>
               </w:rPr>
@@ -1895,8 +1837,6 @@
             <w:r>
               <w:rPr>
                 <w:rFonts w:ascii="Vazirmatn" w:hAnsi="Vazirmatn" w:hint="cs"/>
-                <w:sz w:val="26"/>
-                <w:szCs w:val="26"/>
                 <w:rtl/>
                 <w:lang w:bidi="fa-IR"/>
               </w:rPr>
@@ -1907,7 +1847,7 @@
       </w:tr>
       <w:tr>
         <w:trPr>
-          <w:trHeight w:val="1206"/>
+          <w:trHeight w:val="881"/>
         </w:trPr>
         <w:tc>
           <w:tcPr>
@@ -1923,8 +1863,6 @@
               <w:jc w:val="center"/>
               <w:rPr>
                 <w:rFonts w:ascii="Vazirmatn" w:hAnsi="Vazirmatn"/>
-                <w:sz w:val="26"/>
-                <w:szCs w:val="26"/>
                 <w:rtl/>
               </w:rPr>
             </w:pPr>
@@ -1940,8 +1878,6 @@
               <w:spacing w:line="276" w:lineRule="auto"/>
               <w:rPr>
                 <w:rFonts w:ascii="Vazirmatn" w:hAnsi="Vazirmatn"/>
-                <w:sz w:val="26"/>
-                <w:szCs w:val="26"/>
                 <w:rtl/>
                 <w:lang w:bidi="fa-IR"/>
               </w:rPr>
@@ -1949,8 +1885,6 @@
             <w:r>
               <w:rPr>
                 <w:rFonts w:ascii="Vazirmatn" w:hAnsi="Vazirmatn"/>
-                <w:sz w:val="26"/>
-                <w:szCs w:val="26"/>
                 <w:rtl/>
                 <w:lang w:bidi="fa-IR"/>
               </w:rPr>
@@ -1959,8 +1893,6 @@
             <w:r>
               <w:rPr>
                 <w:rFonts w:ascii="Vazirmatn" w:hAnsi="Vazirmatn" w:hint="cs"/>
-                <w:sz w:val="26"/>
-                <w:szCs w:val="26"/>
                 <w:rtl/>
                 <w:lang w:bidi="fa-IR"/>
               </w:rPr>
@@ -1969,8 +1901,6 @@
             <w:r>
               <w:rPr>
                 <w:rFonts w:ascii="Vazirmatn" w:hAnsi="Vazirmatn" w:hint="eastAsia"/>
-                <w:sz w:val="26"/>
-                <w:szCs w:val="26"/>
                 <w:rtl/>
                 <w:lang w:bidi="fa-IR"/>
               </w:rPr>
@@ -1979,8 +1909,6 @@
             <w:r>
               <w:rPr>
                 <w:rFonts w:ascii="Vazirmatn" w:hAnsi="Vazirmatn"/>
-                <w:sz w:val="26"/>
-                <w:szCs w:val="26"/>
                 <w:rtl/>
                 <w:lang w:bidi="fa-IR"/>
               </w:rPr>
@@ -1989,8 +1917,6 @@
             <w:r>
               <w:rPr>
                 <w:rFonts w:ascii="Vazirmatn" w:hAnsi="Vazirmatn" w:hint="cs"/>
-                <w:sz w:val="26"/>
-                <w:szCs w:val="26"/>
                 <w:rtl/>
                 <w:lang w:bidi="fa-IR"/>
               </w:rPr>
@@ -1999,8 +1925,6 @@
             <w:r>
               <w:rPr>
                 <w:rFonts w:ascii="Vazirmatn" w:hAnsi="Vazirmatn" w:hint="eastAsia"/>
-                <w:sz w:val="26"/>
-                <w:szCs w:val="26"/>
                 <w:rtl/>
                 <w:lang w:bidi="fa-IR"/>
               </w:rPr>
@@ -2009,8 +1933,6 @@
             <w:r>
               <w:rPr>
                 <w:rFonts w:ascii="Vazirmatn" w:hAnsi="Vazirmatn"/>
-                <w:sz w:val="26"/>
-                <w:szCs w:val="26"/>
                 <w:rtl/>
                 <w:lang w:bidi="fa-IR"/>
               </w:rPr>
@@ -2019,8 +1941,6 @@
             <w:r>
               <w:rPr>
                 <w:rFonts w:ascii="Vazirmatn" w:hAnsi="Vazirmatn" w:hint="cs"/>
-                <w:sz w:val="26"/>
-                <w:szCs w:val="26"/>
                 <w:rtl/>
                 <w:lang w:bidi="fa-IR"/>
               </w:rPr>
@@ -2029,8 +1949,6 @@
             <w:r>
               <w:rPr>
                 <w:rFonts w:ascii="Vazirmatn" w:hAnsi="Vazirmatn" w:hint="eastAsia"/>
-                <w:sz w:val="26"/>
-                <w:szCs w:val="26"/>
                 <w:rtl/>
                 <w:lang w:bidi="fa-IR"/>
               </w:rPr>
@@ -2039,8 +1957,6 @@
             <w:r>
               <w:rPr>
                 <w:rFonts w:ascii="Vazirmatn" w:hAnsi="Vazirmatn"/>
-                <w:sz w:val="26"/>
-                <w:szCs w:val="26"/>
                 <w:rtl/>
                 <w:lang w:bidi="fa-IR"/>
               </w:rPr>
@@ -2049,8 +1965,6 @@
             <w:r>
               <w:rPr>
                 <w:rFonts w:ascii="Vazirmatn" w:hAnsi="Vazirmatn" w:hint="cs"/>
-                <w:sz w:val="26"/>
-                <w:szCs w:val="26"/>
                 <w:rtl/>
                 <w:lang w:bidi="fa-IR"/>
               </w:rPr>
@@ -2059,8 +1973,6 @@
             <w:r>
               <w:rPr>
                 <w:rFonts w:ascii="Vazirmatn" w:hAnsi="Vazirmatn" w:hint="eastAsia"/>
-                <w:sz w:val="26"/>
-                <w:szCs w:val="26"/>
                 <w:rtl/>
                 <w:lang w:bidi="fa-IR"/>
               </w:rPr>
@@ -2069,8 +1981,6 @@
             <w:r>
               <w:rPr>
                 <w:rFonts w:ascii="Vazirmatn" w:hAnsi="Vazirmatn"/>
-                <w:sz w:val="26"/>
-                <w:szCs w:val="26"/>
                 <w:rtl/>
                 <w:lang w:bidi="fa-IR"/>
               </w:rPr>
@@ -2083,8 +1993,6 @@
               <w:jc w:val="right"/>
               <w:rPr>
                 <w:rFonts w:ascii="Vazirmatn" w:hAnsi="Vazirmatn"/>
-                <w:sz w:val="26"/>
-                <w:szCs w:val="26"/>
                 <w:rtl/>
                 <w:lang w:bidi="fa-IR"/>
               </w:rPr>
@@ -2092,8 +2000,6 @@
             <w:r>
               <w:rPr>
                 <w:rFonts w:ascii="Vazirmatn" w:hAnsi="Vazirmatn"/>
-                <w:sz w:val="26"/>
-                <w:szCs w:val="26"/>
                 <w:rtl/>
                 <w:lang w:bidi="fa-IR"/>
               </w:rPr>
@@ -2102,38 +2008,38 @@
             <w:r>
               <w:rPr>
                 <w:rFonts w:ascii="Vazirmatn" w:hAnsi="Vazirmatn" w:hint="cs"/>
-                <w:sz w:val="26"/>
-                <w:szCs w:val="26"/>
-                <w:rtl/>
-                <w:lang w:bidi="fa-IR"/>
-              </w:rPr>
-              <w:t xml:space="preserve">            105            51</w:t>
-            </w:r>
-            <w:r>
-              <w:rPr>
-                <w:rFonts w:ascii="Vazirmatn" w:hAnsi="Vazirmatn" w:hint="cs"/>
-                <w:sz w:val="26"/>
-                <w:szCs w:val="26"/>
-                <w:rtl/>
-                <w:lang w:bidi="fa-IR"/>
-              </w:rPr>
-              <w:t xml:space="preserve">             </w:t>
-            </w:r>
-            <w:r>
-              <w:rPr>
-                <w:rFonts w:ascii="Vazirmatn" w:hAnsi="Vazirmatn"/>
-                <w:sz w:val="26"/>
-                <w:szCs w:val="26"/>
-                <w:rtl/>
-                <w:lang w:bidi="fa-IR"/>
-              </w:rPr>
-              <w:t xml:space="preserve"> 39 </w:t>
-            </w:r>
-            <w:r>
-              <w:rPr>
-                <w:rFonts w:ascii="Vazirmatn" w:hAnsi="Vazirmatn" w:hint="cs"/>
-                <w:sz w:val="26"/>
-                <w:szCs w:val="26"/>
+                <w:rtl/>
+                <w:lang w:bidi="fa-IR"/>
+              </w:rPr>
+              <w:t xml:space="preserve"> </w:t>
+            </w:r>
+            <w:r>
+              <w:rPr>
+                <w:rFonts w:ascii="Vazirmatn" w:hAnsi="Vazirmatn" w:hint="cs"/>
+                <w:rtl/>
+                <w:lang w:bidi="fa-IR"/>
+              </w:rPr>
+              <w:t xml:space="preserve">            51</w:t>
+            </w:r>
+            <w:r>
+              <w:rPr>
+                <w:rFonts w:ascii="Vazirmatn" w:hAnsi="Vazirmatn" w:hint="cs"/>
+                <w:rtl/>
+                <w:lang w:bidi="fa-IR"/>
+              </w:rPr>
+              <w:t xml:space="preserve">              </w:t>
+            </w:r>
+            <w:r>
+              <w:rPr>
+                <w:rFonts w:ascii="Vazirmatn" w:hAnsi="Vazirmatn"/>
+                <w:rtl/>
+                <w:lang w:bidi="fa-IR"/>
+              </w:rPr>
+              <w:t>67</w:t>
+            </w:r>
+            <w:r>
+              <w:rPr>
+                <w:rFonts w:ascii="Vazirmatn" w:hAnsi="Vazirmatn" w:hint="cs"/>
                 <w:rtl/>
                 <w:lang w:bidi="fa-IR"/>
               </w:rPr>
@@ -2142,28 +2048,6 @@
             <w:r>
               <w:rPr>
                 <w:rFonts w:ascii="Vazirmatn" w:hAnsi="Vazirmatn"/>
-                <w:sz w:val="26"/>
-                <w:szCs w:val="26"/>
-                <w:rtl/>
-                <w:lang w:bidi="fa-IR"/>
-              </w:rPr>
-              <w:t>67</w:t>
-            </w:r>
-            <w:r>
-              <w:rPr>
-                <w:rFonts w:ascii="Vazirmatn" w:hAnsi="Vazirmatn" w:hint="cs"/>
-                <w:sz w:val="26"/>
-                <w:szCs w:val="26"/>
-                <w:rtl/>
-                <w:lang w:bidi="fa-IR"/>
-              </w:rPr>
-              <w:t xml:space="preserve">          </w:t>
-            </w:r>
-            <w:r>
-              <w:rPr>
-                <w:rFonts w:ascii="Vazirmatn" w:hAnsi="Vazirmatn"/>
-                <w:sz w:val="26"/>
-                <w:szCs w:val="26"/>
                 <w:rtl/>
                 <w:lang w:bidi="fa-IR"/>
               </w:rPr>
@@ -2172,18 +2056,14 @@
             <w:r>
               <w:rPr>
                 <w:rFonts w:ascii="Vazirmatn" w:hAnsi="Vazirmatn" w:hint="cs"/>
-                <w:sz w:val="26"/>
-                <w:szCs w:val="26"/>
-                <w:rtl/>
-                <w:lang w:bidi="fa-IR"/>
-              </w:rPr>
-              <w:t xml:space="preserve"> </w:t>
-            </w:r>
-            <w:r>
-              <w:rPr>
-                <w:rFonts w:ascii="Vazirmatn" w:hAnsi="Vazirmatn"/>
-                <w:sz w:val="26"/>
-                <w:szCs w:val="26"/>
+                <w:rtl/>
+                <w:lang w:bidi="fa-IR"/>
+              </w:rPr>
+              <w:t xml:space="preserve"> </w:t>
+            </w:r>
+            <w:r>
+              <w:rPr>
+                <w:rFonts w:ascii="Vazirmatn" w:hAnsi="Vazirmatn"/>
                 <w:lang w:bidi="fa-IR"/>
               </w:rPr>
               <w:t xml:space="preserve">   </w:t>
@@ -2200,8 +2080,6 @@
               <w:jc w:val="center"/>
               <w:rPr>
                 <w:rFonts w:ascii="Vazirmatn" w:hAnsi="Vazirmatn"/>
-                <w:sz w:val="26"/>
-                <w:szCs w:val="26"/>
                 <w:rtl/>
                 <w:lang w:bidi="fa-IR"/>
               </w:rPr>
@@ -2209,12 +2087,922 @@
             <w:r>
               <w:rPr>
                 <w:rFonts w:ascii="Vazirmatn" w:hAnsi="Vazirmatn" w:hint="cs"/>
-                <w:sz w:val="26"/>
-                <w:szCs w:val="26"/>
-                <w:rtl/>
-                <w:lang w:bidi="fa-IR"/>
-              </w:rPr>
-              <w:t>5/1</w:t>
+                <w:rtl/>
+                <w:lang w:bidi="fa-IR"/>
+              </w:rPr>
+              <w:t>1</w:t>
+            </w:r>
+          </w:p>
+        </w:tc>
+      </w:tr>
+      <w:tr>
+        <w:trPr>
+          <w:trHeight w:val="413"/>
+        </w:trPr>
+        <w:tc>
+          <w:tcPr>
+            <w:tcW w:w="616" w:type="dxa"/>
+          </w:tcPr>
+          <w:p>
+            <w:pPr>
+              <w:pStyle w:val="ListParagraph"/>
+              <w:numPr>
+                <w:ilvl w:val="0"/>
+                <w:numId w:val="1"/>
+              </w:numPr>
+              <w:jc w:val="center"/>
+              <w:rPr>
+                <w:rFonts w:ascii="Vazirmatn" w:hAnsi="Vazirmatn"/>
+                <w:rtl/>
+              </w:rPr>
+            </w:pPr>
+          </w:p>
+        </w:tc>
+        <w:tc>
+          <w:tcPr>
+            <w:tcW w:w="9311" w:type="dxa"/>
+            <w:gridSpan w:val="3"/>
+          </w:tcPr>
+          <w:p>
+            <w:pPr>
+              <w:spacing w:line="276" w:lineRule="auto"/>
+              <w:rPr>
+                <w:rFonts w:ascii="Vazirmatn" w:hAnsi="Vazirmatn"/>
+                <w:rtl/>
+                <w:lang w:bidi="fa-IR"/>
+              </w:rPr>
+            </w:pPr>
+            <w:r>
+              <w:rPr>
+                <w:rFonts w:ascii="Vazirmatn" w:hAnsi="Vazirmatn" w:hint="cs"/>
+                <w:rtl/>
+                <w:lang w:bidi="fa-IR"/>
+              </w:rPr>
+              <w:t xml:space="preserve">مشخص کنید عدد </w:t>
+            </w:r>
+            <w:r>
+              <w:rPr>
+                <w:rFonts w:ascii="Vazirmatn" w:hAnsi="Vazirmatn" w:hint="cs"/>
+                <w:rtl/>
+                <w:lang w:bidi="fa-IR"/>
+              </w:rPr>
+              <w:t>119</w:t>
+            </w:r>
+            <w:r>
+              <w:rPr>
+                <w:rFonts w:ascii="Vazirmatn" w:hAnsi="Vazirmatn" w:hint="cs"/>
+                <w:rtl/>
+                <w:lang w:bidi="fa-IR"/>
+              </w:rPr>
+              <w:t xml:space="preserve"> اول است یا مرکب؟ ( با راه حل)</w:t>
+            </w:r>
+          </w:p>
+          <w:p>
+            <w:pPr>
+              <w:spacing w:line="276" w:lineRule="auto"/>
+              <w:rPr>
+                <w:rFonts w:ascii="Vazirmatn" w:hAnsi="Vazirmatn"/>
+                <w:rtl/>
+                <w:lang w:bidi="fa-IR"/>
+              </w:rPr>
+            </w:pPr>
+          </w:p>
+          <w:p>
+            <w:pPr>
+              <w:spacing w:line="276" w:lineRule="auto"/>
+              <w:rPr>
+                <w:rFonts w:ascii="Vazirmatn" w:hAnsi="Vazirmatn"/>
+                <w:rtl/>
+                <w:lang w:bidi="fa-IR"/>
+              </w:rPr>
+            </w:pPr>
+          </w:p>
+        </w:tc>
+        <w:tc>
+          <w:tcPr>
+            <w:tcW w:w="609" w:type="dxa"/>
+            <w:vAlign w:val="center"/>
+          </w:tcPr>
+          <w:p>
+            <w:pPr>
+              <w:jc w:val="center"/>
+              <w:rPr>
+                <w:rFonts w:ascii="Vazirmatn" w:hAnsi="Vazirmatn"/>
+                <w:rtl/>
+                <w:lang w:bidi="fa-IR"/>
+              </w:rPr>
+            </w:pPr>
+            <w:r>
+              <w:rPr>
+                <w:rFonts w:ascii="Vazirmatn" w:hAnsi="Vazirmatn" w:hint="cs"/>
+                <w:rtl/>
+                <w:lang w:bidi="fa-IR"/>
+              </w:rPr>
+              <w:t>1</w:t>
+            </w:r>
+          </w:p>
+        </w:tc>
+      </w:tr>
+      <w:tr>
+        <w:trPr>
+          <w:trHeight w:val="413"/>
+        </w:trPr>
+        <w:tc>
+          <w:tcPr>
+            <w:tcW w:w="616" w:type="dxa"/>
+          </w:tcPr>
+          <w:p>
+            <w:pPr>
+              <w:pStyle w:val="ListParagraph"/>
+              <w:numPr>
+                <w:ilvl w:val="0"/>
+                <w:numId w:val="1"/>
+              </w:numPr>
+              <w:jc w:val="center"/>
+              <w:rPr>
+                <w:rFonts w:ascii="Vazirmatn" w:hAnsi="Vazirmatn"/>
+                <w:rtl/>
+              </w:rPr>
+            </w:pPr>
+          </w:p>
+        </w:tc>
+        <w:tc>
+          <w:tcPr>
+            <w:tcW w:w="9311" w:type="dxa"/>
+            <w:gridSpan w:val="3"/>
+          </w:tcPr>
+          <w:p>
+            <w:pPr>
+              <w:autoSpaceDE w:val="0"/>
+              <w:autoSpaceDN w:val="0"/>
+              <w:adjustRightInd w:val="0"/>
+              <w:jc w:val="both"/>
+              <w:rPr>
+                <w:rFonts w:asciiTheme="minorHAnsi" w:hAnsiTheme="minorHAnsi"/>
+                <w:rtl/>
+                <w:lang w:bidi="fa-IR"/>
+              </w:rPr>
+            </w:pPr>
+            <w:r>
+              <w:rPr>
+                <w:rFonts w:ascii="___WRD_EMBED_SUB_45,Bold" w:hint="cs"/>
+                <w:rtl/>
+                <w:lang w:bidi="fa-IR"/>
+              </w:rPr>
+              <w:t>یک</w:t>
+            </w:r>
+            <w:r>
+              <w:rPr>
+                <w:rFonts w:ascii="___WRD_EMBED_SUB_45,Bold"/>
+                <w:rtl/>
+                <w:lang w:bidi="fa-IR"/>
+              </w:rPr>
+              <w:t xml:space="preserve"> </w:t>
+            </w:r>
+            <w:r>
+              <w:rPr>
+                <w:rFonts w:ascii="___WRD_EMBED_SUB_45,Bold" w:hint="cs"/>
+                <w:rtl/>
+                <w:lang w:bidi="fa-IR"/>
+              </w:rPr>
+              <w:t>دانش</w:t>
+            </w:r>
+            <w:r>
+              <w:rPr>
+                <w:rFonts w:ascii="___WRD_EMBED_SUB_45,Bold"/>
+                <w:rtl/>
+                <w:lang w:bidi="fa-IR"/>
+              </w:rPr>
+              <w:t xml:space="preserve"> </w:t>
+            </w:r>
+            <w:r>
+              <w:rPr>
+                <w:rFonts w:ascii="___WRD_EMBED_SUB_45,Bold" w:hint="cs"/>
+                <w:rtl/>
+                <w:lang w:bidi="fa-IR"/>
+              </w:rPr>
+              <w:t>آموز</w:t>
+            </w:r>
+            <w:r>
+              <w:rPr>
+                <w:rFonts w:ascii="___WRD_EMBED_SUB_45,Bold"/>
+                <w:rtl/>
+                <w:lang w:bidi="fa-IR"/>
+              </w:rPr>
+              <w:t xml:space="preserve"> </w:t>
+            </w:r>
+            <w:r>
+              <w:rPr>
+                <w:rFonts w:ascii="___WRD_EMBED_SUB_45,Bold" w:hint="cs"/>
+                <w:rtl/>
+                <w:lang w:bidi="fa-IR"/>
+              </w:rPr>
+              <w:t>کلاس</w:t>
+            </w:r>
+            <w:r>
+              <w:rPr>
+                <w:rFonts w:ascii="___WRD_EMBED_SUB_45,Bold"/>
+                <w:rtl/>
+                <w:lang w:bidi="fa-IR"/>
+              </w:rPr>
+              <w:t xml:space="preserve"> </w:t>
+            </w:r>
+            <w:r>
+              <w:rPr>
+                <w:rFonts w:ascii="___WRD_EMBED_SUB_45,Bold" w:hint="cs"/>
+                <w:rtl/>
+                <w:lang w:bidi="fa-IR"/>
+              </w:rPr>
+              <w:t>هشتم،</w:t>
+            </w:r>
+            <w:r>
+              <w:rPr>
+                <w:rFonts w:ascii="___WRD_EMBED_SUB_45,Bold"/>
+                <w:rtl/>
+                <w:lang w:bidi="fa-IR"/>
+              </w:rPr>
+              <w:t xml:space="preserve"> </w:t>
+            </w:r>
+            <w:r>
+              <w:rPr>
+                <w:rFonts w:ascii="___WRD_EMBED_SUB_45,Bold" w:hint="cs"/>
+                <w:rtl/>
+                <w:lang w:bidi="fa-IR"/>
+              </w:rPr>
+              <w:t>برای</w:t>
+            </w:r>
+            <w:r>
+              <w:rPr>
+                <w:rFonts w:ascii="___WRD_EMBED_SUB_45,Bold"/>
+                <w:rtl/>
+                <w:lang w:bidi="fa-IR"/>
+              </w:rPr>
+              <w:t xml:space="preserve"> </w:t>
+            </w:r>
+            <w:r>
+              <w:rPr>
+                <w:rFonts w:ascii="___WRD_EMBED_SUB_45,Bold" w:hint="cs"/>
+                <w:rtl/>
+                <w:lang w:bidi="fa-IR"/>
+              </w:rPr>
+              <w:t>تعیین</w:t>
+            </w:r>
+            <w:r>
+              <w:rPr>
+                <w:rFonts w:ascii="___WRD_EMBED_SUB_45,Bold"/>
+                <w:rtl/>
+                <w:lang w:bidi="fa-IR"/>
+              </w:rPr>
+              <w:t xml:space="preserve"> </w:t>
+            </w:r>
+            <w:r>
+              <w:rPr>
+                <w:rFonts w:ascii="___WRD_EMBED_SUB_45,Bold" w:hint="cs"/>
+                <w:rtl/>
+                <w:lang w:bidi="fa-IR"/>
+              </w:rPr>
+              <w:t>اول</w:t>
+            </w:r>
+            <w:r>
+              <w:rPr>
+                <w:rFonts w:ascii="___WRD_EMBED_SUB_45,Bold"/>
+                <w:rtl/>
+                <w:lang w:bidi="fa-IR"/>
+              </w:rPr>
+              <w:t xml:space="preserve"> </w:t>
+            </w:r>
+            <w:r>
+              <w:rPr>
+                <w:rFonts w:ascii="___WRD_EMBED_SUB_45,Bold" w:hint="cs"/>
+                <w:rtl/>
+                <w:lang w:bidi="fa-IR"/>
+              </w:rPr>
+              <w:t>یا</w:t>
+            </w:r>
+            <w:r>
+              <w:rPr>
+                <w:rFonts w:ascii="___WRD_EMBED_SUB_45,Bold"/>
+                <w:rtl/>
+                <w:lang w:bidi="fa-IR"/>
+              </w:rPr>
+              <w:t xml:space="preserve"> </w:t>
+            </w:r>
+            <w:r>
+              <w:rPr>
+                <w:rFonts w:ascii="___WRD_EMBED_SUB_45,Bold" w:hint="cs"/>
+                <w:rtl/>
+                <w:lang w:bidi="fa-IR"/>
+              </w:rPr>
+              <w:t>مرکب</w:t>
+            </w:r>
+            <w:r>
+              <w:rPr>
+                <w:rFonts w:ascii="___WRD_EMBED_SUB_45,Bold"/>
+                <w:rtl/>
+                <w:lang w:bidi="fa-IR"/>
+              </w:rPr>
+              <w:t xml:space="preserve"> </w:t>
+            </w:r>
+            <w:r>
+              <w:rPr>
+                <w:rFonts w:ascii="___WRD_EMBED_SUB_45,Bold" w:hint="cs"/>
+                <w:rtl/>
+                <w:lang w:bidi="fa-IR"/>
+              </w:rPr>
+              <w:t>بودن</w:t>
+            </w:r>
+            <w:r>
+              <w:rPr>
+                <w:rFonts w:ascii="___WRD_EMBED_SUB_45,Bold"/>
+                <w:rtl/>
+                <w:lang w:bidi="fa-IR"/>
+              </w:rPr>
+              <w:t xml:space="preserve"> </w:t>
+            </w:r>
+            <w:r>
+              <w:rPr>
+                <w:rFonts w:ascii="___WRD_EMBED_SUB_45,Bold" w:hint="cs"/>
+                <w:rtl/>
+                <w:lang w:bidi="fa-IR"/>
+              </w:rPr>
+              <w:t>عدد</w:t>
+            </w:r>
+            <w:r>
+              <w:rPr>
+                <w:rFonts w:ascii="___WRD_EMBED_SUB_45,Bold"/>
+                <w:rtl/>
+                <w:lang w:bidi="fa-IR"/>
+              </w:rPr>
+              <w:t xml:space="preserve"> 143 </w:t>
+            </w:r>
+            <w:r>
+              <w:rPr>
+                <w:rFonts w:ascii="___WRD_EMBED_SUB_45,Bold" w:hint="cs"/>
+                <w:rtl/>
+                <w:lang w:bidi="fa-IR"/>
+              </w:rPr>
+              <w:t>آن</w:t>
+            </w:r>
+            <w:r>
+              <w:rPr>
+                <w:rFonts w:ascii="___WRD_EMBED_SUB_45,Bold"/>
+                <w:rtl/>
+                <w:lang w:bidi="fa-IR"/>
+              </w:rPr>
+              <w:t xml:space="preserve"> </w:t>
+            </w:r>
+            <w:r>
+              <w:rPr>
+                <w:rFonts w:ascii="___WRD_EMBED_SUB_45,Bold" w:hint="cs"/>
+                <w:rtl/>
+                <w:lang w:bidi="fa-IR"/>
+              </w:rPr>
+              <w:t>را</w:t>
+            </w:r>
+            <w:r>
+              <w:rPr>
+                <w:rFonts w:ascii="___WRD_EMBED_SUB_45,Bold"/>
+                <w:rtl/>
+                <w:lang w:bidi="fa-IR"/>
+              </w:rPr>
+              <w:t xml:space="preserve"> </w:t>
+            </w:r>
+            <w:r>
+              <w:rPr>
+                <w:rFonts w:ascii="___WRD_EMBED_SUB_45,Bold" w:hint="cs"/>
+                <w:rtl/>
+                <w:lang w:bidi="fa-IR"/>
+              </w:rPr>
+              <w:t>بر</w:t>
+            </w:r>
+            <w:r>
+              <w:rPr>
+                <w:rFonts w:ascii="___WRD_EMBED_SUB_45,Bold"/>
+                <w:rtl/>
+                <w:lang w:bidi="fa-IR"/>
+              </w:rPr>
+              <w:t xml:space="preserve"> 2 </w:t>
+            </w:r>
+            <w:r>
+              <w:rPr>
+                <w:rFonts w:ascii="___WRD_EMBED_SUB_45,Bold" w:hint="cs"/>
+                <w:rtl/>
+                <w:lang w:bidi="fa-IR"/>
+              </w:rPr>
+              <w:t>،</w:t>
+            </w:r>
+            <w:r>
+              <w:rPr>
+                <w:rFonts w:ascii="___WRD_EMBED_SUB_45,Bold"/>
+                <w:rtl/>
+                <w:lang w:bidi="fa-IR"/>
+              </w:rPr>
+              <w:t xml:space="preserve"> 3 </w:t>
+            </w:r>
+            <w:r>
+              <w:rPr>
+                <w:rFonts w:ascii="___WRD_EMBED_SUB_45,Bold" w:hint="cs"/>
+                <w:rtl/>
+                <w:lang w:bidi="fa-IR"/>
+              </w:rPr>
+              <w:t>،</w:t>
+            </w:r>
+            <w:r>
+              <w:rPr>
+                <w:rFonts w:ascii="___WRD_EMBED_SUB_45,Bold"/>
+                <w:rtl/>
+                <w:lang w:bidi="fa-IR"/>
+              </w:rPr>
+              <w:t xml:space="preserve"> 5 </w:t>
+            </w:r>
+            <w:r>
+              <w:rPr>
+                <w:rFonts w:ascii="___WRD_EMBED_SUB_45,Bold" w:hint="cs"/>
+                <w:rtl/>
+                <w:lang w:bidi="fa-IR"/>
+              </w:rPr>
+              <w:t>و</w:t>
+            </w:r>
+            <w:r>
+              <w:rPr>
+                <w:rFonts w:ascii="___WRD_EMBED_SUB_45,Bold"/>
+                <w:rtl/>
+                <w:lang w:bidi="fa-IR"/>
+              </w:rPr>
+              <w:t xml:space="preserve"> 7 </w:t>
+            </w:r>
+            <w:r>
+              <w:rPr>
+                <w:rFonts w:ascii="___WRD_EMBED_SUB_45,Bold" w:hint="cs"/>
+                <w:rtl/>
+                <w:lang w:bidi="fa-IR"/>
+              </w:rPr>
+              <w:t>تقسیم</w:t>
+            </w:r>
+            <w:r>
+              <w:rPr>
+                <w:rFonts w:ascii="___WRD_EMBED_SUB_45,Bold"/>
+                <w:rtl/>
+                <w:lang w:bidi="fa-IR"/>
+              </w:rPr>
+              <w:t xml:space="preserve"> </w:t>
+            </w:r>
+            <w:r>
+              <w:rPr>
+                <w:rFonts w:ascii="___WRD_EMBED_SUB_45,Bold" w:hint="cs"/>
+                <w:rtl/>
+                <w:lang w:bidi="fa-IR"/>
+              </w:rPr>
+              <w:t>کرد</w:t>
+            </w:r>
+            <w:r>
+              <w:rPr>
+                <w:rFonts w:ascii="___WRD_EMBED_SUB_45,Bold"/>
+                <w:rtl/>
+                <w:lang w:bidi="fa-IR"/>
+              </w:rPr>
+              <w:t xml:space="preserve"> </w:t>
+            </w:r>
+            <w:r>
+              <w:rPr>
+                <w:rFonts w:ascii="___WRD_EMBED_SUB_45,Bold" w:hint="cs"/>
+                <w:rtl/>
+                <w:lang w:bidi="fa-IR"/>
+              </w:rPr>
+              <w:t>چون</w:t>
+            </w:r>
+            <w:r>
+              <w:rPr>
+                <w:rFonts w:ascii="___WRD_EMBED_SUB_45,Bold"/>
+                <w:rtl/>
+                <w:lang w:bidi="fa-IR"/>
+              </w:rPr>
+              <w:t xml:space="preserve"> </w:t>
+            </w:r>
+            <w:r>
+              <w:rPr>
+                <w:rFonts w:ascii="___WRD_EMBED_SUB_45,Bold" w:hint="cs"/>
+                <w:rtl/>
+                <w:lang w:bidi="fa-IR"/>
+              </w:rPr>
+              <w:t>بر</w:t>
+            </w:r>
+            <w:r>
+              <w:rPr>
+                <w:rFonts w:ascii="___WRD_EMBED_SUB_45,Bold"/>
+                <w:rtl/>
+                <w:lang w:bidi="fa-IR"/>
+              </w:rPr>
+              <w:t xml:space="preserve"> </w:t>
+            </w:r>
+            <w:r>
+              <w:rPr>
+                <w:rFonts w:ascii="___WRD_EMBED_SUB_45,Bold" w:hint="cs"/>
+                <w:rtl/>
+                <w:lang w:bidi="fa-IR"/>
+              </w:rPr>
+              <w:t>هیچ</w:t>
+            </w:r>
+            <w:r>
+              <w:rPr>
+                <w:rFonts w:ascii="___WRD_EMBED_SUB_45,Bold"/>
+                <w:rtl/>
+                <w:lang w:bidi="fa-IR"/>
+              </w:rPr>
+              <w:t xml:space="preserve"> </w:t>
+            </w:r>
+            <w:r>
+              <w:rPr>
+                <w:rFonts w:ascii="___WRD_EMBED_SUB_45,Bold" w:hint="cs"/>
+                <w:rtl/>
+                <w:lang w:bidi="fa-IR"/>
+              </w:rPr>
+              <w:t>یک</w:t>
+            </w:r>
+            <w:r>
+              <w:rPr>
+                <w:rFonts w:ascii="___WRD_EMBED_SUB_45,Bold"/>
+                <w:rtl/>
+                <w:lang w:bidi="fa-IR"/>
+              </w:rPr>
+              <w:t xml:space="preserve"> </w:t>
+            </w:r>
+            <w:r>
+              <w:rPr>
+                <w:rFonts w:ascii="___WRD_EMBED_SUB_45,Bold" w:hint="cs"/>
+                <w:rtl/>
+                <w:lang w:bidi="fa-IR"/>
+              </w:rPr>
+              <w:t>بخش</w:t>
+            </w:r>
+            <w:r>
+              <w:rPr>
+                <w:rFonts w:ascii="___WRD_EMBED_SUB_45,Bold"/>
+                <w:rtl/>
+                <w:lang w:bidi="fa-IR"/>
+              </w:rPr>
+              <w:t xml:space="preserve"> </w:t>
+            </w:r>
+            <w:r>
+              <w:rPr>
+                <w:rFonts w:ascii="___WRD_EMBED_SUB_45,Bold" w:hint="cs"/>
+                <w:rtl/>
+                <w:lang w:bidi="fa-IR"/>
+              </w:rPr>
+              <w:t>پذیر</w:t>
+            </w:r>
+            <w:r>
+              <w:rPr>
+                <w:rFonts w:ascii="___WRD_EMBED_SUB_45,Bold"/>
+                <w:rtl/>
+                <w:lang w:bidi="fa-IR"/>
+              </w:rPr>
+              <w:t xml:space="preserve"> </w:t>
+            </w:r>
+            <w:r>
+              <w:rPr>
+                <w:rFonts w:ascii="___WRD_EMBED_SUB_45,Bold" w:hint="cs"/>
+                <w:rtl/>
+                <w:lang w:bidi="fa-IR"/>
+              </w:rPr>
+              <w:t>نبود؛</w:t>
+            </w:r>
+            <w:r>
+              <w:rPr>
+                <w:rFonts w:ascii="___WRD_EMBED_SUB_45,Bold"/>
+                <w:rtl/>
+                <w:lang w:bidi="fa-IR"/>
+              </w:rPr>
+              <w:t xml:space="preserve"> </w:t>
+            </w:r>
+            <w:r>
+              <w:rPr>
+                <w:rFonts w:ascii="___WRD_EMBED_SUB_45,Bold" w:hint="cs"/>
+                <w:rtl/>
+                <w:lang w:bidi="fa-IR"/>
+              </w:rPr>
+              <w:t>آن</w:t>
+            </w:r>
+            <w:r>
+              <w:rPr>
+                <w:rFonts w:ascii="___WRD_EMBED_SUB_45,Bold"/>
+                <w:rtl/>
+                <w:lang w:bidi="fa-IR"/>
+              </w:rPr>
+              <w:t xml:space="preserve"> </w:t>
+            </w:r>
+            <w:r>
+              <w:rPr>
+                <w:rFonts w:ascii="___WRD_EMBED_SUB_45,Bold" w:hint="cs"/>
+                <w:rtl/>
+                <w:lang w:bidi="fa-IR"/>
+              </w:rPr>
+              <w:t>را</w:t>
+            </w:r>
+            <w:r>
+              <w:rPr>
+                <w:rFonts w:ascii="___WRD_EMBED_SUB_45,Bold"/>
+                <w:rtl/>
+                <w:lang w:bidi="fa-IR"/>
+              </w:rPr>
+              <w:t xml:space="preserve"> </w:t>
+            </w:r>
+            <w:r>
+              <w:rPr>
+                <w:rFonts w:ascii="___WRD_EMBED_SUB_45,Bold" w:hint="cs"/>
+                <w:rtl/>
+                <w:lang w:bidi="fa-IR"/>
+              </w:rPr>
+              <w:t>به</w:t>
+            </w:r>
+            <w:r>
+              <w:rPr>
+                <w:rFonts w:ascii="___WRD_EMBED_SUB_45,Bold"/>
+                <w:rtl/>
+                <w:lang w:bidi="fa-IR"/>
+              </w:rPr>
+              <w:t xml:space="preserve"> </w:t>
+            </w:r>
+            <w:r>
+              <w:rPr>
+                <w:rFonts w:ascii="___WRD_EMBED_SUB_45,Bold" w:hint="cs"/>
+                <w:rtl/>
+                <w:lang w:bidi="fa-IR"/>
+              </w:rPr>
+              <w:t>عنوان</w:t>
+            </w:r>
+            <w:r>
+              <w:rPr>
+                <w:rFonts w:ascii="___WRD_EMBED_SUB_45,Bold"/>
+                <w:rtl/>
+                <w:lang w:bidi="fa-IR"/>
+              </w:rPr>
+              <w:t xml:space="preserve"> </w:t>
+            </w:r>
+            <w:r>
+              <w:rPr>
+                <w:rFonts w:ascii="___WRD_EMBED_SUB_45,Bold" w:hint="cs"/>
+                <w:rtl/>
+                <w:lang w:bidi="fa-IR"/>
+              </w:rPr>
+              <w:t>عددی</w:t>
+            </w:r>
+            <w:r>
+              <w:rPr>
+                <w:rFonts w:ascii="___WRD_EMBED_SUB_45,Bold"/>
+                <w:rtl/>
+                <w:lang w:bidi="fa-IR"/>
+              </w:rPr>
+              <w:t xml:space="preserve"> </w:t>
+            </w:r>
+            <w:r>
+              <w:rPr>
+                <w:rFonts w:ascii="___WRD_EMBED_SUB_45,Bold" w:hint="cs"/>
+                <w:rtl/>
+                <w:lang w:bidi="fa-IR"/>
+              </w:rPr>
+              <w:t>اول</w:t>
+            </w:r>
+            <w:r>
+              <w:rPr>
+                <w:rFonts w:ascii="___WRD_EMBED_SUB_45,Bold"/>
+                <w:rtl/>
+                <w:lang w:bidi="fa-IR"/>
+              </w:rPr>
+              <w:t xml:space="preserve"> </w:t>
+            </w:r>
+            <w:r>
+              <w:rPr>
+                <w:rFonts w:ascii="___WRD_EMBED_SUB_45,Bold" w:hint="cs"/>
+                <w:rtl/>
+                <w:lang w:bidi="fa-IR"/>
+              </w:rPr>
+              <w:t>معرفی</w:t>
+            </w:r>
+            <w:r>
+              <w:rPr>
+                <w:rFonts w:ascii="___WRD_EMBED_SUB_45,Bold"/>
+                <w:rtl/>
+                <w:lang w:bidi="fa-IR"/>
+              </w:rPr>
+              <w:t xml:space="preserve"> </w:t>
+            </w:r>
+            <w:r>
+              <w:rPr>
+                <w:rFonts w:ascii="___WRD_EMBED_SUB_45,Bold" w:hint="cs"/>
+                <w:rtl/>
+                <w:lang w:bidi="fa-IR"/>
+              </w:rPr>
+              <w:t>کرد</w:t>
+            </w:r>
+            <w:r>
+              <w:rPr>
+                <w:rFonts w:ascii="___WRD_EMBED_SUB_45,Bold"/>
+                <w:rtl/>
+                <w:lang w:bidi="fa-IR"/>
+              </w:rPr>
+              <w:t xml:space="preserve">. </w:t>
+            </w:r>
+            <w:r>
+              <w:rPr>
+                <w:rFonts w:ascii="___WRD_EMBED_SUB_45,Bold" w:hint="cs"/>
+                <w:rtl/>
+                <w:lang w:bidi="fa-IR"/>
+              </w:rPr>
+              <w:t>درستی</w:t>
+            </w:r>
+            <w:r>
+              <w:rPr>
+                <w:rFonts w:ascii="___WRD_EMBED_SUB_45,Bold"/>
+                <w:rtl/>
+                <w:lang w:bidi="fa-IR"/>
+              </w:rPr>
+              <w:t xml:space="preserve"> </w:t>
+            </w:r>
+            <w:r>
+              <w:rPr>
+                <w:rFonts w:ascii="___WRD_EMBED_SUB_45,Bold" w:hint="cs"/>
+                <w:rtl/>
+                <w:lang w:bidi="fa-IR"/>
+              </w:rPr>
+              <w:t>یا</w:t>
+            </w:r>
+            <w:r>
+              <w:rPr>
+                <w:rFonts w:ascii="___WRD_EMBED_SUB_45,Bold"/>
+                <w:rtl/>
+                <w:lang w:bidi="fa-IR"/>
+              </w:rPr>
+              <w:t xml:space="preserve"> </w:t>
+            </w:r>
+            <w:r>
+              <w:rPr>
+                <w:rFonts w:ascii="___WRD_EMBED_SUB_45,Bold" w:hint="cs"/>
+                <w:rtl/>
+                <w:lang w:bidi="fa-IR"/>
+              </w:rPr>
+              <w:t>نادرستی</w:t>
+            </w:r>
+            <w:r>
+              <w:rPr>
+                <w:rFonts w:ascii="___WRD_EMBED_SUB_45,Bold"/>
+                <w:rtl/>
+                <w:lang w:bidi="fa-IR"/>
+              </w:rPr>
+              <w:t xml:space="preserve"> </w:t>
+            </w:r>
+            <w:r>
+              <w:rPr>
+                <w:rFonts w:ascii="___WRD_EMBED_SUB_45,Bold" w:hint="cs"/>
+                <w:rtl/>
+                <w:lang w:bidi="fa-IR"/>
+              </w:rPr>
+              <w:t>پاسخ</w:t>
+            </w:r>
+            <w:r>
+              <w:rPr>
+                <w:rFonts w:ascii="___WRD_EMBED_SUB_45,Bold"/>
+                <w:rtl/>
+                <w:lang w:bidi="fa-IR"/>
+              </w:rPr>
+              <w:t xml:space="preserve"> </w:t>
+            </w:r>
+            <w:r>
+              <w:rPr>
+                <w:rFonts w:ascii="___WRD_EMBED_SUB_45,Bold" w:hint="cs"/>
+                <w:rtl/>
+                <w:lang w:bidi="fa-IR"/>
+              </w:rPr>
+              <w:t>او</w:t>
+            </w:r>
+            <w:r>
+              <w:rPr>
+                <w:rFonts w:ascii="___WRD_EMBED_SUB_45,Bold"/>
+                <w:rtl/>
+                <w:lang w:bidi="fa-IR"/>
+              </w:rPr>
+              <w:t xml:space="preserve"> </w:t>
+            </w:r>
+            <w:r>
+              <w:rPr>
+                <w:rFonts w:ascii="___WRD_EMBED_SUB_45,Bold" w:hint="cs"/>
+                <w:rtl/>
+                <w:lang w:bidi="fa-IR"/>
+              </w:rPr>
+              <w:t>را</w:t>
+            </w:r>
+            <w:r>
+              <w:rPr>
+                <w:rFonts w:ascii="___WRD_EMBED_SUB_45,Bold"/>
+                <w:rtl/>
+                <w:lang w:bidi="fa-IR"/>
+              </w:rPr>
+              <w:t xml:space="preserve"> </w:t>
+            </w:r>
+            <w:r>
+              <w:rPr>
+                <w:rFonts w:ascii="___WRD_EMBED_SUB_45,Bold" w:hint="cs"/>
+                <w:rtl/>
+                <w:lang w:bidi="fa-IR"/>
+              </w:rPr>
+              <w:t>با</w:t>
+            </w:r>
+            <w:r>
+              <w:rPr>
+                <w:rFonts w:ascii="___WRD_EMBED_SUB_45,Bold" w:hint="cs"/>
+                <w:rtl/>
+                <w:lang w:bidi="fa-IR"/>
+              </w:rPr>
+              <w:t xml:space="preserve"> </w:t>
+            </w:r>
+            <w:r>
+              <w:rPr>
+                <w:rFonts w:ascii="___WRD_EMBED_SUB_45,Bold" w:hint="cs"/>
+                <w:rtl/>
+                <w:lang w:bidi="fa-IR"/>
+              </w:rPr>
+              <w:t>دلیل</w:t>
+            </w:r>
+            <w:r>
+              <w:rPr>
+                <w:rFonts w:ascii="___WRD_EMBED_SUB_45,Bold"/>
+                <w:rtl/>
+                <w:lang w:bidi="fa-IR"/>
+              </w:rPr>
+              <w:t xml:space="preserve"> </w:t>
+            </w:r>
+            <w:r>
+              <w:rPr>
+                <w:rFonts w:ascii="___WRD_EMBED_SUB_45,Bold" w:hint="cs"/>
+                <w:rtl/>
+                <w:lang w:bidi="fa-IR"/>
+              </w:rPr>
+              <w:t>مشخص</w:t>
+            </w:r>
+            <w:r>
+              <w:rPr>
+                <w:rFonts w:ascii="___WRD_EMBED_SUB_45,Bold"/>
+                <w:rtl/>
+                <w:lang w:bidi="fa-IR"/>
+              </w:rPr>
+              <w:t xml:space="preserve"> </w:t>
+            </w:r>
+            <w:r>
+              <w:rPr>
+                <w:rFonts w:ascii="___WRD_EMBED_SUB_45,Bold" w:hint="cs"/>
+                <w:rtl/>
+                <w:lang w:bidi="fa-IR"/>
+              </w:rPr>
+              <w:t>کنید</w:t>
+            </w:r>
+            <w:r>
+              <w:rPr>
+                <w:rFonts w:ascii="___WRD_EMBED_SUB_45,Bold"/>
+                <w:lang w:bidi="fa-IR"/>
+              </w:rPr>
+              <w:t>.</w:t>
+            </w:r>
+          </w:p>
+          <w:p>
+            <w:pPr>
+              <w:spacing w:line="276" w:lineRule="auto"/>
+              <w:rPr>
+                <w:rFonts w:ascii="Vazirmatn" w:hAnsi="Vazirmatn"/>
+                <w:rtl/>
+                <w:lang w:bidi="fa-IR"/>
+              </w:rPr>
+            </w:pPr>
+          </w:p>
+        </w:tc>
+        <w:tc>
+          <w:tcPr>
+            <w:tcW w:w="609" w:type="dxa"/>
+            <w:vAlign w:val="center"/>
+          </w:tcPr>
+          <w:p>
+            <w:pPr>
+              <w:jc w:val="center"/>
+              <w:rPr>
+                <w:rFonts w:ascii="Vazirmatn" w:hAnsi="Vazirmatn"/>
+                <w:rtl/>
+                <w:lang w:bidi="fa-IR"/>
+              </w:rPr>
+            </w:pPr>
+            <w:r>
+              <w:rPr>
+                <w:rFonts w:ascii="Vazirmatn" w:hAnsi="Vazirmatn" w:hint="cs"/>
+                <w:rtl/>
+                <w:lang w:bidi="fa-IR"/>
+              </w:rPr>
+              <w:t>75</w:t>
+            </w:r>
+            <w:r>
+              <w:rPr>
+                <w:rFonts w:ascii="Vazirmatn" w:hAnsi="Vazirmatn" w:hint="cs"/>
+                <w:rtl/>
+                <w:lang w:bidi="fa-IR"/>
+              </w:rPr>
+              <w:t>/0</w:t>
             </w:r>
           </w:p>
         </w:tc>
@@ -2237,8 +3025,6 @@
               <w:jc w:val="center"/>
               <w:rPr>
                 <w:rFonts w:ascii="Vazirmatn" w:hAnsi="Vazirmatn"/>
-                <w:sz w:val="26"/>
-                <w:szCs w:val="26"/>
                 <w:rtl/>
               </w:rPr>
             </w:pPr>
@@ -2254,41 +3040,81 @@
               <w:spacing w:line="276" w:lineRule="auto"/>
               <w:rPr>
                 <w:rFonts w:ascii="Vazirmatn" w:hAnsi="Vazirmatn"/>
-                <w:sz w:val="26"/>
-                <w:szCs w:val="26"/>
                 <w:rtl/>
                 <w:lang w:bidi="fa-IR"/>
               </w:rPr>
             </w:pPr>
             <w:r>
               <w:rPr>
-                <w:rFonts w:ascii="Vazirmatn" w:hAnsi="Vazirmatn" w:hint="cs"/>
-                <w:sz w:val="26"/>
-                <w:szCs w:val="26"/>
-                <w:rtl/>
-                <w:lang w:bidi="fa-IR"/>
-              </w:rPr>
-              <w:t xml:space="preserve">مشخص کنید عدد </w:t>
-            </w:r>
-            <w:r>
-              <w:rPr>
-                <w:rFonts w:ascii="Vazirmatn" w:hAnsi="Vazirmatn" w:hint="cs"/>
-                <w:sz w:val="26"/>
-                <w:szCs w:val="26"/>
-                <w:rtl/>
-                <w:lang w:bidi="fa-IR"/>
-              </w:rPr>
-              <w:t>119</w:t>
-            </w:r>
-            <w:r>
-              <w:rPr>
-                <w:rFonts w:ascii="Vazirmatn" w:hAnsi="Vazirmatn" w:hint="cs"/>
-                <w:sz w:val="26"/>
-                <w:szCs w:val="26"/>
-                <w:rtl/>
-                <w:lang w:bidi="fa-IR"/>
-              </w:rPr>
-              <w:t xml:space="preserve"> اول است یا مرکب؟ ( با راه حل)</w:t>
+                <w:rFonts w:ascii="Vazirmatn" w:hAnsi="Vazirmatn"/>
+                <w:rtl/>
+                <w:lang w:bidi="fa-IR"/>
+              </w:rPr>
+              <w:t xml:space="preserve">با توجه به غربال اعداد 1 تا </w:t>
+            </w:r>
+            <w:r>
+              <w:rPr>
+                <w:rFonts w:ascii="Vazirmatn" w:hAnsi="Vazirmatn" w:hint="cs"/>
+                <w:rtl/>
+                <w:lang w:bidi="fa-IR"/>
+              </w:rPr>
+              <w:t>90</w:t>
+            </w:r>
+            <w:r>
+              <w:rPr>
+                <w:rFonts w:ascii="Vazirmatn" w:hAnsi="Vazirmatn"/>
+                <w:rtl/>
+                <w:lang w:bidi="fa-IR"/>
+              </w:rPr>
+              <w:t xml:space="preserve"> ، به سوالات ز</w:t>
+            </w:r>
+            <w:r>
+              <w:rPr>
+                <w:rFonts w:ascii="Vazirmatn" w:hAnsi="Vazirmatn" w:hint="cs"/>
+                <w:rtl/>
+                <w:lang w:bidi="fa-IR"/>
+              </w:rPr>
+              <w:t>ی</w:t>
+            </w:r>
+            <w:r>
+              <w:rPr>
+                <w:rFonts w:ascii="Vazirmatn" w:hAnsi="Vazirmatn" w:hint="eastAsia"/>
+                <w:rtl/>
+                <w:lang w:bidi="fa-IR"/>
+              </w:rPr>
+              <w:t>ر</w:t>
+            </w:r>
+            <w:r>
+              <w:rPr>
+                <w:rFonts w:ascii="Vazirmatn" w:hAnsi="Vazirmatn"/>
+                <w:rtl/>
+                <w:lang w:bidi="fa-IR"/>
+              </w:rPr>
+              <w:t xml:space="preserve"> پاسخ ده</w:t>
+            </w:r>
+            <w:r>
+              <w:rPr>
+                <w:rFonts w:ascii="Vazirmatn" w:hAnsi="Vazirmatn" w:hint="cs"/>
+                <w:rtl/>
+                <w:lang w:bidi="fa-IR"/>
+              </w:rPr>
+              <w:t>ی</w:t>
+            </w:r>
+            <w:r>
+              <w:rPr>
+                <w:rFonts w:ascii="Vazirmatn" w:hAnsi="Vazirmatn" w:hint="eastAsia"/>
+                <w:rtl/>
+                <w:lang w:bidi="fa-IR"/>
+              </w:rPr>
+              <w:t>د</w:t>
+            </w:r>
+            <w:r>
+              <w:rPr>
+                <w:rFonts w:ascii="Vazirmatn" w:hAnsi="Vazirmatn"/>
+                <w:rtl/>
+                <w:lang w:bidi="fa-IR"/>
+              </w:rPr>
+              <w:t>.</w:t>
             </w:r>
           </w:p>
           <w:p>
@@ -2296,111 +3122,151 @@
               <w:spacing w:line="276" w:lineRule="auto"/>
               <w:rPr>
                 <w:rFonts w:ascii="Vazirmatn" w:hAnsi="Vazirmatn"/>
-                <w:sz w:val="26"/>
-                <w:szCs w:val="26"/>
                 <w:rtl/>
                 <w:lang w:bidi="fa-IR"/>
               </w:rPr>
             </w:pPr>
+            <w:r>
+              <w:rPr>
+                <w:rFonts w:ascii="Vazirmatn" w:hAnsi="Vazirmatn" w:hint="eastAsia"/>
+                <w:rtl/>
+                <w:lang w:bidi="fa-IR"/>
+              </w:rPr>
+              <w:t>الف</w:t>
+            </w:r>
+            <w:r>
+              <w:rPr>
+                <w:rFonts w:ascii="Vazirmatn" w:hAnsi="Vazirmatn" w:hint="cs"/>
+                <w:rtl/>
+                <w:lang w:bidi="fa-IR"/>
+              </w:rPr>
+              <w:t xml:space="preserve">) </w:t>
+            </w:r>
+            <w:r>
+              <w:rPr>
+                <w:rFonts w:ascii="Vazirmatn" w:hAnsi="Vazirmatn"/>
+                <w:rtl/>
+                <w:lang w:bidi="fa-IR"/>
+              </w:rPr>
+              <w:t>اول</w:t>
+            </w:r>
+            <w:r>
+              <w:rPr>
+                <w:rFonts w:ascii="Vazirmatn" w:hAnsi="Vazirmatn" w:hint="cs"/>
+                <w:rtl/>
+                <w:lang w:bidi="fa-IR"/>
+              </w:rPr>
+              <w:t>ی</w:t>
+            </w:r>
+            <w:r>
+              <w:rPr>
+                <w:rFonts w:ascii="Vazirmatn" w:hAnsi="Vazirmatn" w:hint="eastAsia"/>
+                <w:rtl/>
+                <w:lang w:bidi="fa-IR"/>
+              </w:rPr>
+              <w:t>ن</w:t>
+            </w:r>
+            <w:r>
+              <w:rPr>
+                <w:rFonts w:ascii="Vazirmatn" w:hAnsi="Vazirmatn"/>
+                <w:rtl/>
+                <w:lang w:bidi="fa-IR"/>
+              </w:rPr>
+              <w:t xml:space="preserve"> عدد</w:t>
+            </w:r>
+            <w:r>
+              <w:rPr>
+                <w:rFonts w:ascii="Vazirmatn" w:hAnsi="Vazirmatn" w:hint="cs"/>
+                <w:rtl/>
+                <w:lang w:bidi="fa-IR"/>
+              </w:rPr>
+              <w:t>ی</w:t>
+            </w:r>
+            <w:r>
+              <w:rPr>
+                <w:rFonts w:ascii="Vazirmatn" w:hAnsi="Vazirmatn"/>
+                <w:rtl/>
+                <w:lang w:bidi="fa-IR"/>
+              </w:rPr>
+              <w:t xml:space="preserve"> که خط م</w:t>
+            </w:r>
+            <w:r>
+              <w:rPr>
+                <w:rFonts w:ascii="Vazirmatn" w:hAnsi="Vazirmatn" w:hint="cs"/>
+                <w:rtl/>
+                <w:lang w:bidi="fa-IR"/>
+              </w:rPr>
+              <w:t>ی</w:t>
+            </w:r>
+            <w:r>
+              <w:rPr>
+                <w:rFonts w:ascii="Vazirmatn" w:hAnsi="Vazirmatn"/>
+                <w:rtl/>
+                <w:lang w:bidi="fa-IR"/>
+              </w:rPr>
+              <w:t xml:space="preserve"> خورد، چه عدد</w:t>
+            </w:r>
+            <w:r>
+              <w:rPr>
+                <w:rFonts w:ascii="Vazirmatn" w:hAnsi="Vazirmatn" w:hint="cs"/>
+                <w:rtl/>
+                <w:lang w:bidi="fa-IR"/>
+              </w:rPr>
+              <w:t>ی</w:t>
+            </w:r>
+            <w:r>
+              <w:rPr>
+                <w:rFonts w:ascii="Vazirmatn" w:hAnsi="Vazirmatn"/>
+                <w:rtl/>
+                <w:lang w:bidi="fa-IR"/>
+              </w:rPr>
+              <w:t xml:space="preserve"> است؟</w:t>
+            </w:r>
+            <w:r>
+              <w:rPr>
+                <w:rFonts w:ascii="Vazirmatn" w:hAnsi="Vazirmatn" w:hint="cs"/>
+                <w:rtl/>
+                <w:lang w:bidi="fa-IR"/>
+              </w:rPr>
+              <w:t xml:space="preserve"> .................</w:t>
+            </w:r>
           </w:p>
           <w:p>
             <w:pPr>
               <w:spacing w:line="276" w:lineRule="auto"/>
               <w:rPr>
                 <w:rFonts w:ascii="Vazirmatn" w:hAnsi="Vazirmatn"/>
-                <w:sz w:val="26"/>
-                <w:szCs w:val="26"/>
                 <w:rtl/>
                 <w:lang w:bidi="fa-IR"/>
               </w:rPr>
             </w:pPr>
-          </w:p>
-        </w:tc>
-        <w:tc>
-          <w:tcPr>
-            <w:tcW w:w="609" w:type="dxa"/>
-            <w:vAlign w:val="center"/>
-          </w:tcPr>
-          <w:p>
-            <w:pPr>
-              <w:jc w:val="center"/>
-              <w:rPr>
-                <w:rFonts w:ascii="Vazirmatn" w:hAnsi="Vazirmatn"/>
-                <w:sz w:val="26"/>
-                <w:szCs w:val="26"/>
-                <w:rtl/>
-                <w:lang w:bidi="fa-IR"/>
-              </w:rPr>
-            </w:pPr>
-            <w:r>
-              <w:rPr>
-                <w:rFonts w:ascii="Vazirmatn" w:hAnsi="Vazirmatn" w:hint="cs"/>
-                <w:sz w:val="26"/>
-                <w:szCs w:val="26"/>
-                <w:rtl/>
-                <w:lang w:bidi="fa-IR"/>
-              </w:rPr>
-              <w:t>5/1</w:t>
-            </w:r>
-          </w:p>
-        </w:tc>
-      </w:tr>
-      <w:tr>
-        <w:trPr>
-          <w:trHeight w:val="1449"/>
-        </w:trPr>
-        <w:tc>
-          <w:tcPr>
-            <w:tcW w:w="616" w:type="dxa"/>
-          </w:tcPr>
-          <w:p>
-            <w:pPr>
-              <w:pStyle w:val="ListParagraph"/>
-              <w:numPr>
-                <w:ilvl w:val="0"/>
-                <w:numId w:val="1"/>
-              </w:numPr>
-              <w:jc w:val="center"/>
-              <w:rPr>
-                <w:rFonts w:ascii="Vazirmatn" w:hAnsi="Vazirmatn"/>
-                <w:sz w:val="26"/>
-                <w:szCs w:val="26"/>
-                <w:rtl/>
-              </w:rPr>
-            </w:pPr>
-          </w:p>
-        </w:tc>
-        <w:tc>
-          <w:tcPr>
-            <w:tcW w:w="9311" w:type="dxa"/>
-            <w:gridSpan w:val="3"/>
-          </w:tcPr>
-          <w:p>
-            <w:pPr>
-              <w:spacing w:line="276" w:lineRule="auto"/>
-              <w:rPr>
-                <w:rFonts w:ascii="Vazirmatn" w:hAnsi="Vazirmatn"/>
-                <w:sz w:val="26"/>
-                <w:szCs w:val="26"/>
-                <w:rtl/>
-                <w:lang w:bidi="fa-IR"/>
-              </w:rPr>
-            </w:pPr>
-            <w:r>
-              <w:rPr>
-                <w:rFonts w:ascii="Vazirmatn" w:hAnsi="Vazirmatn"/>
-                <w:sz w:val="26"/>
-                <w:szCs w:val="26"/>
-                <w:rtl/>
-                <w:lang w:bidi="fa-IR"/>
-              </w:rPr>
-              <w:t>با توجه به غربال اعداد 1 تا 200 ، به سوالات ز</w:t>
-            </w:r>
-            <w:r>
-              <w:rPr>
-                <w:rFonts w:ascii="Vazirmatn" w:hAnsi="Vazirmatn" w:hint="cs"/>
-                <w:sz w:val="26"/>
-                <w:szCs w:val="26"/>
+            <w:r>
+              <w:rPr>
+                <w:rFonts w:ascii="Vazirmatn" w:hAnsi="Vazirmatn" w:hint="eastAsia"/>
+                <w:rtl/>
+                <w:lang w:bidi="fa-IR"/>
+              </w:rPr>
+              <w:t>ب</w:t>
+            </w:r>
+            <w:r>
+              <w:rPr>
+                <w:rFonts w:ascii="Vazirmatn" w:hAnsi="Vazirmatn" w:hint="cs"/>
+                <w:rtl/>
+                <w:lang w:bidi="fa-IR"/>
+              </w:rPr>
+              <w:t xml:space="preserve">) </w:t>
+            </w:r>
+            <w:r>
+              <w:rPr>
+                <w:rFonts w:ascii="Vazirmatn" w:hAnsi="Vazirmatn"/>
+                <w:rtl/>
+                <w:lang w:bidi="fa-IR"/>
+              </w:rPr>
+              <w:t>اول</w:t>
+            </w:r>
+            <w:r>
+              <w:rPr>
+                <w:rFonts w:ascii="Vazirmatn" w:hAnsi="Vazirmatn" w:hint="cs"/>
                 <w:rtl/>
                 <w:lang w:bidi="fa-IR"/>
               </w:rPr>
@@ -2409,28 +3275,54 @@
             <w:r>
               <w:rPr>
                 <w:rFonts w:ascii="Vazirmatn" w:hAnsi="Vazirmatn" w:hint="eastAsia"/>
-                <w:sz w:val="26"/>
-                <w:szCs w:val="26"/>
-                <w:rtl/>
-                <w:lang w:bidi="fa-IR"/>
-              </w:rPr>
-              <w:t>ر</w:t>
-            </w:r>
-            <w:r>
-              <w:rPr>
-                <w:rFonts w:ascii="Vazirmatn" w:hAnsi="Vazirmatn"/>
-                <w:sz w:val="26"/>
-                <w:szCs w:val="26"/>
-                <w:rtl/>
-                <w:lang w:bidi="fa-IR"/>
-              </w:rPr>
-              <w:t xml:space="preserve"> پاسخ ده</w:t>
-            </w:r>
-            <w:r>
-              <w:rPr>
-                <w:rFonts w:ascii="Vazirmatn" w:hAnsi="Vazirmatn" w:hint="cs"/>
-                <w:sz w:val="26"/>
-                <w:szCs w:val="26"/>
+                <w:rtl/>
+                <w:lang w:bidi="fa-IR"/>
+              </w:rPr>
+              <w:t>ن</w:t>
+            </w:r>
+            <w:r>
+              <w:rPr>
+                <w:rFonts w:ascii="Vazirmatn" w:hAnsi="Vazirmatn"/>
+                <w:rtl/>
+                <w:lang w:bidi="fa-IR"/>
+              </w:rPr>
+              <w:t xml:space="preserve"> مضرب </w:t>
+            </w:r>
+            <w:r>
+              <w:rPr>
+                <w:rFonts w:ascii="Vazirmatn" w:hAnsi="Vazirmatn" w:hint="cs"/>
+                <w:rtl/>
+                <w:lang w:bidi="fa-IR"/>
+              </w:rPr>
+              <w:t>5</w:t>
+            </w:r>
+            <w:r>
+              <w:rPr>
+                <w:rFonts w:ascii="Vazirmatn" w:hAnsi="Vazirmatn"/>
+                <w:rtl/>
+                <w:lang w:bidi="fa-IR"/>
+              </w:rPr>
+              <w:t xml:space="preserve"> که </w:t>
+            </w:r>
+            <w:r>
+              <w:rPr>
+                <w:rFonts w:ascii="Vazirmatn" w:hAnsi="Vazirmatn" w:hint="cs"/>
+                <w:rtl/>
+                <w:lang w:bidi="fa-IR"/>
+              </w:rPr>
+              <w:t xml:space="preserve">به عنوان مضرب سایر اعداد خط نخورده است ، </w:t>
+            </w:r>
+            <w:r>
+              <w:rPr>
+                <w:rFonts w:ascii="Vazirmatn" w:hAnsi="Vazirmatn"/>
+                <w:rtl/>
+                <w:lang w:bidi="fa-IR"/>
+              </w:rPr>
+              <w:t>چه عدد</w:t>
+            </w:r>
+            <w:r>
+              <w:rPr>
+                <w:rFonts w:ascii="Vazirmatn" w:hAnsi="Vazirmatn" w:hint="cs"/>
                 <w:rtl/>
                 <w:lang w:bidi="fa-IR"/>
               </w:rPr>
@@ -2438,23 +3330,19 @@
             </w:r>
             <w:r>
               <w:rPr>
-                <w:rFonts w:ascii="Vazirmatn" w:hAnsi="Vazirmatn" w:hint="eastAsia"/>
-                <w:sz w:val="26"/>
-                <w:szCs w:val="26"/>
-                <w:rtl/>
-                <w:lang w:bidi="fa-IR"/>
-              </w:rPr>
-              <w:t>د</w:t>
-            </w:r>
-            <w:r>
-              <w:rPr>
-                <w:rFonts w:ascii="Vazirmatn" w:hAnsi="Vazirmatn"/>
-                <w:sz w:val="26"/>
-                <w:szCs w:val="26"/>
-                <w:rtl/>
-                <w:lang w:bidi="fa-IR"/>
-              </w:rPr>
-              <w:t>.</w:t>
+                <w:rFonts w:ascii="Vazirmatn" w:hAnsi="Vazirmatn"/>
+                <w:rtl/>
+                <w:lang w:bidi="fa-IR"/>
+              </w:rPr>
+              <w:t xml:space="preserve"> است؟</w:t>
+            </w:r>
+            <w:r>
+              <w:rPr>
+                <w:rFonts w:ascii="Vazirmatn" w:hAnsi="Vazirmatn" w:hint="cs"/>
+                <w:rtl/>
+                <w:lang w:bidi="fa-IR"/>
+              </w:rPr>
+              <w:t xml:space="preserve"> .................</w:t>
             </w:r>
           </w:p>
           <w:p>
@@ -2462,131 +3350,33 @@
               <w:spacing w:line="276" w:lineRule="auto"/>
               <w:rPr>
                 <w:rFonts w:ascii="Vazirmatn" w:hAnsi="Vazirmatn"/>
-                <w:sz w:val="26"/>
-                <w:szCs w:val="26"/>
                 <w:rtl/>
                 <w:lang w:bidi="fa-IR"/>
               </w:rPr>
             </w:pPr>
             <w:r>
               <w:rPr>
-                <w:rFonts w:ascii="Vazirmatn" w:hAnsi="Vazirmatn" w:hint="eastAsia"/>
-                <w:sz w:val="26"/>
-                <w:szCs w:val="26"/>
-                <w:rtl/>
-                <w:lang w:bidi="fa-IR"/>
-              </w:rPr>
-              <w:t>الف</w:t>
-            </w:r>
-            <w:r>
-              <w:rPr>
-                <w:rFonts w:ascii="Vazirmatn" w:hAnsi="Vazirmatn" w:hint="cs"/>
-                <w:sz w:val="26"/>
-                <w:szCs w:val="26"/>
-                <w:rtl/>
-                <w:lang w:bidi="fa-IR"/>
-              </w:rPr>
-              <w:t xml:space="preserve">) </w:t>
-            </w:r>
-            <w:r>
-              <w:rPr>
-                <w:rFonts w:ascii="Vazirmatn" w:hAnsi="Vazirmatn"/>
-                <w:sz w:val="26"/>
-                <w:szCs w:val="26"/>
-                <w:rtl/>
-                <w:lang w:bidi="fa-IR"/>
-              </w:rPr>
-              <w:t>اول</w:t>
-            </w:r>
-            <w:r>
-              <w:rPr>
-                <w:rFonts w:ascii="Vazirmatn" w:hAnsi="Vazirmatn" w:hint="cs"/>
-                <w:sz w:val="26"/>
-                <w:szCs w:val="26"/>
-                <w:rtl/>
-                <w:lang w:bidi="fa-IR"/>
-              </w:rPr>
-              <w:t>ی</w:t>
-            </w:r>
-            <w:r>
-              <w:rPr>
-                <w:rFonts w:ascii="Vazirmatn" w:hAnsi="Vazirmatn" w:hint="eastAsia"/>
-                <w:sz w:val="26"/>
-                <w:szCs w:val="26"/>
-                <w:rtl/>
-                <w:lang w:bidi="fa-IR"/>
-              </w:rPr>
-              <w:t>ن</w:t>
-            </w:r>
-            <w:r>
-              <w:rPr>
-                <w:rFonts w:ascii="Vazirmatn" w:hAnsi="Vazirmatn"/>
-                <w:sz w:val="26"/>
-                <w:szCs w:val="26"/>
-                <w:rtl/>
-                <w:lang w:bidi="fa-IR"/>
-              </w:rPr>
-              <w:t xml:space="preserve"> عدد</w:t>
-            </w:r>
-            <w:r>
-              <w:rPr>
-                <w:rFonts w:ascii="Vazirmatn" w:hAnsi="Vazirmatn" w:hint="cs"/>
-                <w:sz w:val="26"/>
-                <w:szCs w:val="26"/>
-                <w:rtl/>
-                <w:lang w:bidi="fa-IR"/>
-              </w:rPr>
-              <w:t>ی</w:t>
-            </w:r>
-            <w:r>
-              <w:rPr>
-                <w:rFonts w:ascii="Vazirmatn" w:hAnsi="Vazirmatn"/>
-                <w:sz w:val="26"/>
-                <w:szCs w:val="26"/>
-                <w:rtl/>
-                <w:lang w:bidi="fa-IR"/>
-              </w:rPr>
-              <w:t xml:space="preserve"> که خط م</w:t>
-            </w:r>
-            <w:r>
-              <w:rPr>
-                <w:rFonts w:ascii="Vazirmatn" w:hAnsi="Vazirmatn" w:hint="cs"/>
-                <w:sz w:val="26"/>
-                <w:szCs w:val="26"/>
-                <w:rtl/>
-                <w:lang w:bidi="fa-IR"/>
-              </w:rPr>
-              <w:t>ی</w:t>
-            </w:r>
-            <w:r>
-              <w:rPr>
-                <w:rFonts w:ascii="Vazirmatn" w:hAnsi="Vazirmatn"/>
-                <w:sz w:val="26"/>
-                <w:szCs w:val="26"/>
-                <w:rtl/>
-                <w:lang w:bidi="fa-IR"/>
-              </w:rPr>
-              <w:t xml:space="preserve"> خورد، چه عدد</w:t>
-            </w:r>
-            <w:r>
-              <w:rPr>
-                <w:rFonts w:ascii="Vazirmatn" w:hAnsi="Vazirmatn" w:hint="cs"/>
-                <w:sz w:val="26"/>
-                <w:szCs w:val="26"/>
-                <w:rtl/>
-                <w:lang w:bidi="fa-IR"/>
-              </w:rPr>
-              <w:t>ی</w:t>
-            </w:r>
-            <w:r>
-              <w:rPr>
-                <w:rFonts w:ascii="Vazirmatn" w:hAnsi="Vazirmatn"/>
-                <w:sz w:val="26"/>
-                <w:szCs w:val="26"/>
-                <w:rtl/>
-                <w:lang w:bidi="fa-IR"/>
-              </w:rPr>
-              <w:t xml:space="preserve"> است؟</w:t>
+                <w:rFonts w:ascii="Vazirmatn" w:hAnsi="Vazirmatn" w:hint="cs"/>
+                <w:rtl/>
+                <w:lang w:bidi="fa-IR"/>
+              </w:rPr>
+              <w:t xml:space="preserve">پ) </w:t>
+            </w:r>
+            <w:r>
+              <w:rPr>
+                <w:rFonts w:ascii="Vazirmatn" w:hAnsi="Vazirmatn" w:hint="cs"/>
+                <w:rtl/>
+                <w:lang w:bidi="fa-IR"/>
+              </w:rPr>
+              <w:t>دومین</w:t>
+            </w:r>
+            <w:r>
+              <w:rPr>
+                <w:rFonts w:ascii="Vazirmatn" w:hAnsi="Vazirmatn" w:hint="cs"/>
+                <w:rtl/>
+                <w:lang w:bidi="fa-IR"/>
+              </w:rPr>
+              <w:t xml:space="preserve"> مضرب 7 که برای اولین بار خط می خورد را بنویسید. .................</w:t>
             </w:r>
           </w:p>
           <w:p>
@@ -2594,111 +3384,17 @@
               <w:spacing w:line="276" w:lineRule="auto"/>
               <w:rPr>
                 <w:rFonts w:ascii="Vazirmatn" w:hAnsi="Vazirmatn"/>
-                <w:sz w:val="26"/>
-                <w:szCs w:val="26"/>
                 <w:rtl/>
                 <w:lang w:bidi="fa-IR"/>
               </w:rPr>
             </w:pPr>
             <w:r>
               <w:rPr>
-                <w:rFonts w:ascii="Vazirmatn" w:hAnsi="Vazirmatn" w:hint="eastAsia"/>
-                <w:sz w:val="26"/>
-                <w:szCs w:val="26"/>
-                <w:rtl/>
-                <w:lang w:bidi="fa-IR"/>
-              </w:rPr>
-              <w:t>ب</w:t>
-            </w:r>
-            <w:r>
-              <w:rPr>
-                <w:rFonts w:ascii="Vazirmatn" w:hAnsi="Vazirmatn" w:hint="cs"/>
-                <w:sz w:val="26"/>
-                <w:szCs w:val="26"/>
-                <w:rtl/>
-                <w:lang w:bidi="fa-IR"/>
-              </w:rPr>
-              <w:t xml:space="preserve">) </w:t>
-            </w:r>
-            <w:r>
-              <w:rPr>
-                <w:rFonts w:ascii="Vazirmatn" w:hAnsi="Vazirmatn"/>
-                <w:sz w:val="26"/>
-                <w:szCs w:val="26"/>
-                <w:rtl/>
-                <w:lang w:bidi="fa-IR"/>
-              </w:rPr>
-              <w:t>اول</w:t>
-            </w:r>
-            <w:r>
-              <w:rPr>
-                <w:rFonts w:ascii="Vazirmatn" w:hAnsi="Vazirmatn" w:hint="cs"/>
-                <w:sz w:val="26"/>
-                <w:szCs w:val="26"/>
-                <w:rtl/>
-                <w:lang w:bidi="fa-IR"/>
-              </w:rPr>
-              <w:t>ی</w:t>
-            </w:r>
-            <w:r>
-              <w:rPr>
-                <w:rFonts w:ascii="Vazirmatn" w:hAnsi="Vazirmatn" w:hint="eastAsia"/>
-                <w:sz w:val="26"/>
-                <w:szCs w:val="26"/>
-                <w:rtl/>
-                <w:lang w:bidi="fa-IR"/>
-              </w:rPr>
-              <w:t>ن</w:t>
-            </w:r>
-            <w:r>
-              <w:rPr>
-                <w:rFonts w:ascii="Vazirmatn" w:hAnsi="Vazirmatn"/>
-                <w:sz w:val="26"/>
-                <w:szCs w:val="26"/>
-                <w:rtl/>
-                <w:lang w:bidi="fa-IR"/>
-              </w:rPr>
-              <w:t xml:space="preserve"> مضرب 7 که </w:t>
-            </w:r>
-            <w:r>
-              <w:rPr>
-                <w:rFonts w:ascii="Vazirmatn" w:hAnsi="Vazirmatn" w:hint="cs"/>
-                <w:sz w:val="26"/>
-                <w:szCs w:val="26"/>
-                <w:rtl/>
-                <w:lang w:bidi="fa-IR"/>
-              </w:rPr>
-              <w:t xml:space="preserve">به عنوان مضرب سایر اعداد خط نخورده است ، </w:t>
-            </w:r>
-            <w:r>
-              <w:rPr>
-                <w:rFonts w:ascii="Vazirmatn" w:hAnsi="Vazirmatn"/>
-                <w:sz w:val="26"/>
-                <w:szCs w:val="26"/>
-                <w:rtl/>
-                <w:lang w:bidi="fa-IR"/>
-              </w:rPr>
-              <w:t>چه عدد</w:t>
-            </w:r>
-            <w:r>
-              <w:rPr>
-                <w:rFonts w:ascii="Vazirmatn" w:hAnsi="Vazirmatn" w:hint="cs"/>
-                <w:sz w:val="26"/>
-                <w:szCs w:val="26"/>
-                <w:rtl/>
-                <w:lang w:bidi="fa-IR"/>
-              </w:rPr>
-              <w:t>ی</w:t>
-            </w:r>
-            <w:r>
-              <w:rPr>
-                <w:rFonts w:ascii="Vazirmatn" w:hAnsi="Vazirmatn"/>
-                <w:sz w:val="26"/>
-                <w:szCs w:val="26"/>
-                <w:rtl/>
-                <w:lang w:bidi="fa-IR"/>
-              </w:rPr>
-              <w:t xml:space="preserve"> است؟</w:t>
+                <w:rFonts w:ascii="Vazirmatn" w:hAnsi="Vazirmatn" w:hint="cs"/>
+                <w:rtl/>
+                <w:lang w:bidi="fa-IR"/>
+              </w:rPr>
+              <w:t>ت) کدام یک از مضارب 11 برای اولین بار خط می خورد؟ .................</w:t>
             </w:r>
           </w:p>
           <w:p>
@@ -2706,17 +3402,215 @@
               <w:spacing w:line="276" w:lineRule="auto"/>
               <w:rPr>
                 <w:rFonts w:ascii="Vazirmatn" w:hAnsi="Vazirmatn"/>
-                <w:sz w:val="26"/>
-                <w:szCs w:val="26"/>
                 <w:rtl/>
                 <w:lang w:bidi="fa-IR"/>
               </w:rPr>
             </w:pPr>
             <w:r>
               <w:rPr>
-                <w:rFonts w:ascii="Vazirmatn" w:hAnsi="Vazirmatn"/>
-                <w:sz w:val="26"/>
-                <w:szCs w:val="26"/>
+                <w:rFonts w:ascii="Vazirmatn" w:hAnsi="Vazirmatn" w:hint="cs"/>
+                <w:rtl/>
+                <w:lang w:bidi="fa-IR"/>
+              </w:rPr>
+              <w:t xml:space="preserve">ث) </w:t>
+            </w:r>
+            <w:r>
+              <w:rPr>
+                <w:rFonts w:ascii="CIDFont+F2" w:hint="cs"/>
+                <w:rtl/>
+                <w:lang w:bidi="fa-IR"/>
+              </w:rPr>
+              <w:t>عدد</w:t>
+            </w:r>
+            <w:r>
+              <w:rPr>
+                <w:rFonts w:ascii="CIDFont+F2"/>
+                <w:rtl/>
+                <w:lang w:bidi="fa-IR"/>
+              </w:rPr>
+              <w:t xml:space="preserve"> </w:t>
+            </w:r>
+            <w:r>
+              <w:rPr>
+                <w:rFonts w:ascii="CIDFont+F2" w:hint="cs"/>
+                <w:rtl/>
+                <w:lang w:bidi="fa-IR"/>
+              </w:rPr>
+              <w:t>٤٥</w:t>
+            </w:r>
+            <w:r>
+              <w:rPr>
+                <w:rFonts w:ascii="CIDFont+F2"/>
+                <w:rtl/>
+                <w:lang w:bidi="fa-IR"/>
+              </w:rPr>
+              <w:t xml:space="preserve"> </w:t>
+            </w:r>
+            <w:r>
+              <w:rPr>
+                <w:rFonts w:ascii="CIDFont+F2" w:hint="cs"/>
+                <w:rtl/>
+                <w:lang w:bidi="fa-IR"/>
+              </w:rPr>
+              <w:t>اولين</w:t>
+            </w:r>
+            <w:r>
+              <w:rPr>
+                <w:rFonts w:ascii="CIDFont+F2"/>
+                <w:rtl/>
+                <w:lang w:bidi="fa-IR"/>
+              </w:rPr>
+              <w:t xml:space="preserve"> </w:t>
+            </w:r>
+            <w:r>
+              <w:rPr>
+                <w:rFonts w:ascii="CIDFont+F2" w:hint="cs"/>
+                <w:rtl/>
+                <w:lang w:bidi="fa-IR"/>
+              </w:rPr>
+              <w:t>بار</w:t>
+            </w:r>
+            <w:r>
+              <w:rPr>
+                <w:rFonts w:ascii="CIDFont+F2"/>
+                <w:rtl/>
+                <w:lang w:bidi="fa-IR"/>
+              </w:rPr>
+              <w:t xml:space="preserve"> </w:t>
+            </w:r>
+            <w:r>
+              <w:rPr>
+                <w:rFonts w:ascii="CIDFont+F2" w:hint="cs"/>
+                <w:rtl/>
+                <w:lang w:bidi="fa-IR"/>
+              </w:rPr>
+              <w:t>با</w:t>
+            </w:r>
+            <w:r>
+              <w:rPr>
+                <w:rFonts w:ascii="CIDFont+F2"/>
+                <w:rtl/>
+                <w:lang w:bidi="fa-IR"/>
+              </w:rPr>
+              <w:t xml:space="preserve"> </w:t>
+            </w:r>
+            <w:r>
+              <w:rPr>
+                <w:rFonts w:ascii="CIDFont+F2" w:hint="cs"/>
+                <w:rtl/>
+                <w:lang w:bidi="fa-IR"/>
+              </w:rPr>
+              <w:t>كدام</w:t>
+            </w:r>
+            <w:r>
+              <w:rPr>
+                <w:rFonts w:ascii="CIDFont+F2"/>
+                <w:rtl/>
+                <w:lang w:bidi="fa-IR"/>
+              </w:rPr>
+              <w:t xml:space="preserve"> </w:t>
+            </w:r>
+            <w:r>
+              <w:rPr>
+                <w:rFonts w:ascii="CIDFont+F2" w:hint="cs"/>
+                <w:rtl/>
+                <w:lang w:bidi="fa-IR"/>
+              </w:rPr>
+              <w:t>عدد</w:t>
+            </w:r>
+            <w:r>
+              <w:rPr>
+                <w:rFonts w:ascii="CIDFont+F2"/>
+                <w:rtl/>
+                <w:lang w:bidi="fa-IR"/>
+              </w:rPr>
+              <w:t xml:space="preserve"> </w:t>
+            </w:r>
+            <w:r>
+              <w:rPr>
+                <w:rFonts w:ascii="CIDFont+F2" w:hint="cs"/>
+                <w:rtl/>
+                <w:lang w:bidi="fa-IR"/>
+              </w:rPr>
+              <w:t>اول</w:t>
+            </w:r>
+            <w:r>
+              <w:rPr>
+                <w:rFonts w:ascii="CIDFont+F2"/>
+                <w:rtl/>
+                <w:lang w:bidi="fa-IR"/>
+              </w:rPr>
+              <w:t xml:space="preserve"> </w:t>
+            </w:r>
+            <w:r>
+              <w:rPr>
+                <w:rFonts w:ascii="CIDFont+F2" w:hint="cs"/>
+                <w:rtl/>
+                <w:lang w:bidi="fa-IR"/>
+              </w:rPr>
+              <w:t>خط</w:t>
+            </w:r>
+            <w:r>
+              <w:rPr>
+                <w:rFonts w:ascii="CIDFont+F2"/>
+                <w:rtl/>
+                <w:lang w:bidi="fa-IR"/>
+              </w:rPr>
+              <w:t xml:space="preserve"> </w:t>
+            </w:r>
+            <w:r>
+              <w:rPr>
+                <w:rFonts w:ascii="CIDFont+F2" w:hint="cs"/>
+                <w:rtl/>
+                <w:lang w:bidi="fa-IR"/>
+              </w:rPr>
+              <w:t>خورده</w:t>
+            </w:r>
+            <w:r>
+              <w:rPr>
+                <w:rFonts w:ascii="CIDFont+F2"/>
+                <w:rtl/>
+                <w:lang w:bidi="fa-IR"/>
+              </w:rPr>
+              <w:t xml:space="preserve"> </w:t>
+            </w:r>
+            <w:r>
+              <w:rPr>
+                <w:rFonts w:ascii="CIDFont+F2" w:hint="cs"/>
+                <w:rtl/>
+                <w:lang w:bidi="fa-IR"/>
+              </w:rPr>
+              <w:t>است؟ .....</w:t>
+            </w:r>
+            <w:r>
+              <w:rPr>
+                <w:rFonts w:ascii="CIDFont+F2" w:hint="cs"/>
+                <w:rtl/>
+                <w:lang w:bidi="fa-IR"/>
+              </w:rPr>
+              <w:t>.....</w:t>
+            </w:r>
+            <w:r>
+              <w:rPr>
+                <w:rFonts w:ascii="CIDFont+F2" w:hint="cs"/>
+                <w:rtl/>
+                <w:lang w:bidi="fa-IR"/>
+              </w:rPr>
+              <w:t>.......</w:t>
+            </w:r>
+          </w:p>
+          <w:p>
+            <w:pPr>
+              <w:spacing w:line="276" w:lineRule="auto"/>
+              <w:rPr>
+                <w:rFonts w:ascii="Vazirmatn" w:hAnsi="Vazirmatn"/>
+                <w:rtl/>
+                <w:lang w:bidi="fa-IR"/>
+              </w:rPr>
+            </w:pPr>
+            <w:r>
+              <w:rPr>
+                <w:rFonts w:ascii="Vazirmatn" w:hAnsi="Vazirmatn" w:hint="cs"/>
                 <w:rtl/>
                 <w:lang w:bidi="fa-IR"/>
               </w:rPr>
@@ -2725,8 +3619,6 @@
             <w:r>
               <w:rPr>
                 <w:rFonts w:ascii="Vazirmatn" w:hAnsi="Vazirmatn" w:hint="cs"/>
-                <w:sz w:val="26"/>
-                <w:szCs w:val="26"/>
                 <w:rtl/>
                 <w:lang w:bidi="fa-IR"/>
               </w:rPr>
@@ -2735,8 +3627,6 @@
             <w:r>
               <w:rPr>
                 <w:rFonts w:ascii="Vazirmatn" w:hAnsi="Vazirmatn"/>
-                <w:sz w:val="26"/>
-                <w:szCs w:val="26"/>
                 <w:rtl/>
                 <w:lang w:bidi="fa-IR"/>
               </w:rPr>
@@ -2745,8 +3635,6 @@
             <w:r>
               <w:rPr>
                 <w:rFonts w:ascii="Vazirmatn" w:hAnsi="Vazirmatn" w:hint="cs"/>
-                <w:sz w:val="26"/>
-                <w:szCs w:val="26"/>
                 <w:rtl/>
                 <w:lang w:bidi="fa-IR"/>
               </w:rPr>
@@ -2755,8 +3643,6 @@
             <w:r>
               <w:rPr>
                 <w:rFonts w:ascii="Vazirmatn" w:hAnsi="Vazirmatn" w:hint="eastAsia"/>
-                <w:sz w:val="26"/>
-                <w:szCs w:val="26"/>
                 <w:rtl/>
                 <w:lang w:bidi="fa-IR"/>
               </w:rPr>
@@ -2765,8 +3651,6 @@
             <w:r>
               <w:rPr>
                 <w:rFonts w:ascii="Vazirmatn" w:hAnsi="Vazirmatn"/>
-                <w:sz w:val="26"/>
-                <w:szCs w:val="26"/>
                 <w:rtl/>
                 <w:lang w:bidi="fa-IR"/>
               </w:rPr>
@@ -2775,8 +3659,6 @@
             <w:r>
               <w:rPr>
                 <w:rFonts w:ascii="Vazirmatn" w:hAnsi="Vazirmatn" w:hint="cs"/>
-                <w:sz w:val="26"/>
-                <w:szCs w:val="26"/>
                 <w:rtl/>
                 <w:lang w:bidi="fa-IR"/>
               </w:rPr>
@@ -2785,67 +3667,92 @@
             <w:r>
               <w:rPr>
                 <w:rFonts w:ascii="Vazirmatn" w:hAnsi="Vazirmatn"/>
-                <w:sz w:val="26"/>
-                <w:szCs w:val="26"/>
-                <w:rtl/>
-                <w:lang w:bidi="fa-IR"/>
-              </w:rPr>
-              <w:t xml:space="preserve"> 91</w:t>
-            </w:r>
-            <w:r>
-              <w:rPr>
-                <w:rFonts w:ascii="Vazirmatn" w:hAnsi="Vazirmatn"/>
-                <w:sz w:val="26"/>
-                <w:szCs w:val="26"/>
-                <w:lang w:bidi="fa-IR"/>
-              </w:rPr>
-              <w:t xml:space="preserve"> </w:t>
-            </w:r>
-            <w:r>
-              <w:rPr>
-                <w:rFonts w:ascii="Vazirmatn" w:hAnsi="Vazirmatn" w:hint="cs"/>
-                <w:sz w:val="26"/>
-                <w:szCs w:val="26"/>
-                <w:rtl/>
-                <w:lang w:bidi="fa-IR"/>
-              </w:rPr>
-              <w:t xml:space="preserve">، </w:t>
-            </w:r>
-            <w:r>
-              <w:rPr>
-                <w:rFonts w:ascii="Vazirmatn" w:hAnsi="Vazirmatn"/>
-                <w:sz w:val="26"/>
-                <w:szCs w:val="26"/>
-                <w:rtl/>
-                <w:lang w:bidi="fa-IR"/>
-              </w:rPr>
-              <w:t>115</w:t>
-            </w:r>
-            <w:r>
-              <w:rPr>
-                <w:rFonts w:ascii="Vazirmatn" w:hAnsi="Vazirmatn" w:hint="cs"/>
-                <w:sz w:val="26"/>
-                <w:szCs w:val="26"/>
-                <w:rtl/>
-                <w:lang w:bidi="fa-IR"/>
-              </w:rPr>
-              <w:t xml:space="preserve"> ، 198</w:t>
-            </w:r>
-            <w:r>
-              <w:rPr>
-                <w:rFonts w:ascii="Vazirmatn" w:hAnsi="Vazirmatn"/>
-                <w:sz w:val="26"/>
-                <w:szCs w:val="26"/>
-                <w:rtl/>
-                <w:lang w:bidi="fa-IR"/>
-              </w:rPr>
-              <w:t xml:space="preserve"> را مشخص کن</w:t>
-            </w:r>
-            <w:r>
-              <w:rPr>
-                <w:rFonts w:ascii="Vazirmatn" w:hAnsi="Vazirmatn" w:hint="cs"/>
-                <w:sz w:val="26"/>
-                <w:szCs w:val="26"/>
+                <w:rtl/>
+                <w:lang w:bidi="fa-IR"/>
+              </w:rPr>
+              <w:t xml:space="preserve"> </w:t>
+            </w:r>
+            <w:r>
+              <w:rPr>
+                <w:rFonts w:ascii="Vazirmatn" w:hAnsi="Vazirmatn" w:hint="cs"/>
+                <w:rtl/>
+                <w:lang w:bidi="fa-IR"/>
+              </w:rPr>
+              <w:t>77</w:t>
+            </w:r>
+            <w:r>
+              <w:rPr>
+                <w:rFonts w:ascii="Vazirmatn" w:hAnsi="Vazirmatn"/>
+                <w:lang w:bidi="fa-IR"/>
+              </w:rPr>
+              <w:t xml:space="preserve"> </w:t>
+            </w:r>
+            <w:r>
+              <w:rPr>
+                <w:rFonts w:ascii="Vazirmatn" w:hAnsi="Vazirmatn" w:hint="cs"/>
+                <w:rtl/>
+                <w:lang w:bidi="fa-IR"/>
+              </w:rPr>
+              <w:t>،</w:t>
+            </w:r>
+            <w:r>
+              <w:rPr>
+                <w:rFonts w:ascii="Vazirmatn" w:hAnsi="Vazirmatn" w:hint="cs"/>
+                <w:rtl/>
+                <w:lang w:bidi="fa-IR"/>
+              </w:rPr>
+              <w:t xml:space="preserve">   55 </w:t>
+            </w:r>
+            <w:r>
+              <w:rPr>
+                <w:rFonts w:ascii="Vazirmatn" w:hAnsi="Vazirmatn"/>
+                <w:lang w:bidi="fa-IR"/>
+              </w:rPr>
+              <w:t xml:space="preserve"> </w:t>
+            </w:r>
+            <w:r>
+              <w:rPr>
+                <w:rFonts w:ascii="Vazirmatn" w:hAnsi="Vazirmatn" w:hint="cs"/>
+                <w:rtl/>
+                <w:lang w:bidi="fa-IR"/>
+              </w:rPr>
+              <w:t>،</w:t>
+            </w:r>
+            <w:r>
+              <w:rPr>
+                <w:rFonts w:ascii="Vazirmatn" w:hAnsi="Vazirmatn" w:hint="cs"/>
+                <w:rtl/>
+                <w:lang w:bidi="fa-IR"/>
+              </w:rPr>
+              <w:t xml:space="preserve"> 84</w:t>
+            </w:r>
+            <w:r>
+              <w:rPr>
+                <w:rFonts w:ascii="Vazirmatn" w:hAnsi="Vazirmatn" w:hint="cs"/>
+                <w:rtl/>
+                <w:lang w:bidi="fa-IR"/>
+              </w:rPr>
+              <w:t xml:space="preserve"> </w:t>
+            </w:r>
+            <w:r>
+              <w:rPr>
+                <w:rFonts w:ascii="Vazirmatn" w:hAnsi="Vazirmatn" w:hint="cs"/>
+                <w:rtl/>
+                <w:lang w:bidi="fa-IR"/>
+              </w:rPr>
+              <w:t xml:space="preserve"> </w:t>
+            </w:r>
+            <w:r>
+              <w:rPr>
+                <w:rFonts w:ascii="Vazirmatn" w:hAnsi="Vazirmatn"/>
+                <w:rtl/>
+                <w:lang w:bidi="fa-IR"/>
+              </w:rPr>
+              <w:t>را مشخص کن</w:t>
+            </w:r>
+            <w:r>
+              <w:rPr>
+                <w:rFonts w:ascii="Vazirmatn" w:hAnsi="Vazirmatn" w:hint="cs"/>
                 <w:rtl/>
                 <w:lang w:bidi="fa-IR"/>
               </w:rPr>
@@ -2854,8 +3761,6 @@
             <w:r>
               <w:rPr>
                 <w:rFonts w:ascii="Vazirmatn" w:hAnsi="Vazirmatn" w:hint="eastAsia"/>
-                <w:sz w:val="26"/>
-                <w:szCs w:val="26"/>
                 <w:rtl/>
                 <w:lang w:bidi="fa-IR"/>
               </w:rPr>
@@ -2864,8 +3769,6 @@
             <w:r>
               <w:rPr>
                 <w:rFonts w:ascii="Vazirmatn" w:hAnsi="Vazirmatn"/>
-                <w:sz w:val="26"/>
-                <w:szCs w:val="26"/>
                 <w:rtl/>
                 <w:lang w:bidi="fa-IR"/>
               </w:rPr>
@@ -2896,8 +3799,6 @@
                     <w:spacing w:line="276" w:lineRule="auto"/>
                     <w:rPr>
                       <w:rFonts w:ascii="Vazirmatn" w:hAnsi="Vazirmatn"/>
-                      <w:sz w:val="26"/>
-                      <w:szCs w:val="26"/>
                       <w:rtl/>
                       <w:lang w:bidi="fa-IR"/>
                     </w:rPr>
@@ -2905,12 +3806,34 @@
                   <w:r>
                     <w:rPr>
                       <w:rFonts w:ascii="Vazirmatn" w:hAnsi="Vazirmatn"/>
-                      <w:sz w:val="26"/>
-                      <w:szCs w:val="26"/>
                       <w:rtl/>
                       <w:lang w:bidi="fa-IR"/>
                     </w:rPr>
-                    <w:t xml:space="preserve">اول:                       </w:t>
+                    <w:t>اول:</w:t>
+                  </w:r>
+                  <w:r>
+                    <w:rPr>
+                      <w:rFonts w:ascii="Vazirmatn" w:hAnsi="Vazirmatn" w:hint="cs"/>
+                      <w:rtl/>
+                      <w:lang w:bidi="fa-IR"/>
+                    </w:rPr>
+                    <w:t xml:space="preserve"> </w:t>
+                  </w:r>
+                  <w:r>
+                    <w:rPr>
+                      <w:rFonts w:ascii="CIDFont+F2" w:hint="cs"/>
+                      <w:rtl/>
+                      <w:lang w:bidi="fa-IR"/>
+                    </w:rPr>
+                    <w:t>.................</w:t>
+                  </w:r>
+                  <w:r>
+                    <w:rPr>
+                      <w:rFonts w:ascii="Vazirmatn" w:hAnsi="Vazirmatn"/>
+                      <w:rtl/>
+                      <w:lang w:bidi="fa-IR"/>
+                    </w:rPr>
+                    <w:t xml:space="preserve">                       </w:t>
                   </w:r>
                 </w:p>
               </w:tc>
@@ -2923,8 +3846,6 @@
                     <w:spacing w:line="276" w:lineRule="auto"/>
                     <w:rPr>
                       <w:rFonts w:ascii="Vazirmatn" w:hAnsi="Vazirmatn"/>
-                      <w:sz w:val="26"/>
-                      <w:szCs w:val="26"/>
                       <w:rtl/>
                       <w:lang w:bidi="fa-IR"/>
                     </w:rPr>
@@ -2932,12 +3853,26 @@
                   <w:r>
                     <w:rPr>
                       <w:rFonts w:ascii="Vazirmatn" w:hAnsi="Vazirmatn"/>
-                      <w:sz w:val="26"/>
-                      <w:szCs w:val="26"/>
                       <w:rtl/>
                       <w:lang w:bidi="fa-IR"/>
                     </w:rPr>
-                    <w:t xml:space="preserve">دوم:                                 </w:t>
+                    <w:t xml:space="preserve">دوم: </w:t>
+                  </w:r>
+                  <w:r>
+                    <w:rPr>
+                      <w:rFonts w:ascii="CIDFont+F2" w:hint="cs"/>
+                      <w:rtl/>
+                      <w:lang w:bidi="fa-IR"/>
+                    </w:rPr>
+                    <w:t>.................</w:t>
+                  </w:r>
+                  <w:r>
+                    <w:rPr>
+                      <w:rFonts w:ascii="Vazirmatn" w:hAnsi="Vazirmatn"/>
+                      <w:rtl/>
+                      <w:lang w:bidi="fa-IR"/>
+                    </w:rPr>
+                    <w:t xml:space="preserve">                             </w:t>
                   </w:r>
                 </w:p>
               </w:tc>
@@ -2950,8 +3885,6 @@
                     <w:spacing w:line="276" w:lineRule="auto"/>
                     <w:rPr>
                       <w:rFonts w:ascii="Vazirmatn" w:hAnsi="Vazirmatn"/>
-                      <w:sz w:val="26"/>
-                      <w:szCs w:val="26"/>
                       <w:rtl/>
                       <w:lang w:bidi="fa-IR"/>
                     </w:rPr>
@@ -2959,12 +3892,26 @@
                   <w:r>
                     <w:rPr>
                       <w:rFonts w:ascii="Vazirmatn" w:hAnsi="Vazirmatn"/>
-                      <w:sz w:val="26"/>
-                      <w:szCs w:val="26"/>
                       <w:rtl/>
                       <w:lang w:bidi="fa-IR"/>
                     </w:rPr>
-                    <w:t xml:space="preserve">سوم:                                     </w:t>
+                    <w:t xml:space="preserve">سوم: </w:t>
+                  </w:r>
+                  <w:r>
+                    <w:rPr>
+                      <w:rFonts w:ascii="CIDFont+F2" w:hint="cs"/>
+                      <w:rtl/>
+                      <w:lang w:bidi="fa-IR"/>
+                    </w:rPr>
+                    <w:t>.................</w:t>
+                  </w:r>
+                  <w:r>
+                    <w:rPr>
+                      <w:rFonts w:ascii="Vazirmatn" w:hAnsi="Vazirmatn"/>
+                      <w:rtl/>
+                      <w:lang w:bidi="fa-IR"/>
+                    </w:rPr>
+                    <w:t xml:space="preserve">                                    </w:t>
                   </w:r>
                 </w:p>
               </w:tc>
@@ -2977,21 +3924,41 @@
                     <w:spacing w:line="276" w:lineRule="auto"/>
                     <w:rPr>
                       <w:rFonts w:ascii="Vazirmatn" w:hAnsi="Vazirmatn"/>
-                      <w:sz w:val="26"/>
-                      <w:szCs w:val="26"/>
                       <w:rtl/>
                       <w:lang w:bidi="fa-IR"/>
                     </w:rPr>
                   </w:pPr>
                   <w:r>
                     <w:rPr>
+                      <w:rFonts w:ascii="Vazirmatn" w:hAnsi="Vazirmatn" w:hint="cs"/>
+                      <w:rtl/>
+                      <w:lang w:bidi="fa-IR"/>
+                    </w:rPr>
+                    <w:t>چهارم</w:t>
+                  </w:r>
+                  <w:r>
+                    <w:rPr>
                       <w:rFonts w:ascii="Vazirmatn" w:hAnsi="Vazirmatn"/>
-                      <w:sz w:val="26"/>
-                      <w:szCs w:val="26"/>
                       <w:rtl/>
                       <w:lang w:bidi="fa-IR"/>
                     </w:rPr>
-                    <w:t>چهارم:</w:t>
+                    <w:t xml:space="preserve">: </w:t>
+                  </w:r>
+                  <w:r>
+                    <w:rPr>
+                      <w:rFonts w:ascii="CIDFont+F2" w:hint="cs"/>
+                      <w:rtl/>
+                      <w:lang w:bidi="fa-IR"/>
+                    </w:rPr>
+                    <w:t>.................</w:t>
+                  </w:r>
+                  <w:r>
+                    <w:rPr>
+                      <w:rFonts w:ascii="Vazirmatn" w:hAnsi="Vazirmatn"/>
+                      <w:rtl/>
+                      <w:lang w:bidi="fa-IR"/>
+                    </w:rPr>
+                    <w:t xml:space="preserve">                                    </w:t>
                   </w:r>
                 </w:p>
               </w:tc>
@@ -3002,8 +3969,6 @@
               <w:spacing w:line="276" w:lineRule="auto"/>
               <w:rPr>
                 <w:rFonts w:ascii="Vazirmatn" w:hAnsi="Vazirmatn"/>
-                <w:sz w:val="26"/>
-                <w:szCs w:val="26"/>
                 <w:rtl/>
                 <w:lang w:bidi="fa-IR"/>
               </w:rPr>
@@ -3020,8 +3985,6 @@
               <w:jc w:val="center"/>
               <w:rPr>
                 <w:rFonts w:ascii="Vazirmatn" w:hAnsi="Vazirmatn"/>
-                <w:sz w:val="26"/>
-                <w:szCs w:val="26"/>
                 <w:rtl/>
                 <w:lang w:bidi="fa-IR"/>
               </w:rPr>
@@ -3029,12 +3992,10 @@
             <w:r>
               <w:rPr>
                 <w:rFonts w:ascii="Vazirmatn" w:hAnsi="Vazirmatn" w:hint="cs"/>
-                <w:sz w:val="26"/>
-                <w:szCs w:val="26"/>
-                <w:rtl/>
-                <w:lang w:bidi="fa-IR"/>
-              </w:rPr>
-              <w:t>5/1</w:t>
+                <w:rtl/>
+                <w:lang w:bidi="fa-IR"/>
+              </w:rPr>
+              <w:t>25/2</w:t>
             </w:r>
           </w:p>
         </w:tc>
@@ -3057,8 +4018,6 @@
               <w:jc w:val="center"/>
               <w:rPr>
                 <w:rFonts w:ascii="Vazirmatn" w:hAnsi="Vazirmatn"/>
-                <w:sz w:val="26"/>
-                <w:szCs w:val="26"/>
                 <w:rtl/>
               </w:rPr>
             </w:pPr>
@@ -3074,768 +4033,484 @@
               <w:spacing w:line="276" w:lineRule="auto"/>
               <w:rPr>
                 <w:rFonts w:ascii="Vazirmatn" w:hAnsi="Vazirmatn"/>
-                <w:sz w:val="26"/>
-                <w:szCs w:val="26"/>
                 <w:rtl/>
                 <w:lang w:bidi="fa-IR"/>
               </w:rPr>
             </w:pPr>
             <w:r>
               <w:rPr>
-                <w:rFonts w:ascii="Vazirmatn" w:hAnsi="Vazirmatn" w:hint="cs"/>
-                <w:sz w:val="26"/>
-                <w:szCs w:val="26"/>
-                <w:rtl/>
-              </w:rPr>
-              <w:t xml:space="preserve">به کمک روش غربال اعداد اول بین </w:t>
-            </w:r>
-            <w:r>
-              <w:rPr>
-                <w:rFonts w:ascii="Vazirmatn" w:hAnsi="Vazirmatn" w:hint="cs"/>
-                <w:sz w:val="26"/>
-                <w:szCs w:val="26"/>
-                <w:rtl/>
-              </w:rPr>
-              <w:t>20</w:t>
-            </w:r>
-            <w:r>
-              <w:rPr>
-                <w:rFonts w:ascii="Vazirmatn" w:hAnsi="Vazirmatn" w:hint="cs"/>
-                <w:sz w:val="26"/>
-                <w:szCs w:val="26"/>
-                <w:rtl/>
-              </w:rPr>
-              <w:t xml:space="preserve"> تا </w:t>
-            </w:r>
-            <w:r>
-              <w:rPr>
-                <w:rFonts w:ascii="Vazirmatn" w:hAnsi="Vazirmatn" w:hint="cs"/>
-                <w:sz w:val="26"/>
-                <w:szCs w:val="26"/>
-                <w:rtl/>
-                <w:lang w:bidi="fa-IR"/>
-              </w:rPr>
-              <w:t>4</w:t>
-            </w:r>
-            <w:r>
-              <w:rPr>
-                <w:rFonts w:ascii="Vazirmatn" w:hAnsi="Vazirmatn" w:hint="cs"/>
-                <w:sz w:val="26"/>
-                <w:szCs w:val="26"/>
-                <w:rtl/>
-                <w:lang w:bidi="fa-IR"/>
-              </w:rPr>
-              <w:t>۰ را مشخص کنید.</w:t>
+                <w:rFonts w:ascii="Vazirmatn" w:hAnsi="Vazirmatn"/>
+                <w:rtl/>
+                <w:lang w:bidi="fa-IR"/>
+              </w:rPr>
+              <w:t>برا</w:t>
+            </w:r>
+            <w:r>
+              <w:rPr>
+                <w:rFonts w:ascii="Vazirmatn" w:hAnsi="Vazirmatn" w:hint="cs"/>
+                <w:rtl/>
+                <w:lang w:bidi="fa-IR"/>
+              </w:rPr>
+              <w:t>ی</w:t>
+            </w:r>
+            <w:r>
+              <w:rPr>
+                <w:rFonts w:ascii="Vazirmatn" w:hAnsi="Vazirmatn"/>
+                <w:rtl/>
+                <w:lang w:bidi="fa-IR"/>
+              </w:rPr>
+              <w:t xml:space="preserve"> اعداد ز</w:t>
+            </w:r>
+            <w:r>
+              <w:rPr>
+                <w:rFonts w:ascii="Vazirmatn" w:hAnsi="Vazirmatn" w:hint="cs"/>
+                <w:rtl/>
+                <w:lang w:bidi="fa-IR"/>
+              </w:rPr>
+              <w:t>ی</w:t>
+            </w:r>
+            <w:r>
+              <w:rPr>
+                <w:rFonts w:ascii="Vazirmatn" w:hAnsi="Vazirmatn" w:hint="eastAsia"/>
+                <w:rtl/>
+                <w:lang w:bidi="fa-IR"/>
+              </w:rPr>
+              <w:t>ر</w:t>
+            </w:r>
+            <w:r>
+              <w:rPr>
+                <w:rFonts w:ascii="Vazirmatn" w:hAnsi="Vazirmatn"/>
+                <w:rtl/>
+                <w:lang w:bidi="fa-IR"/>
+              </w:rPr>
+              <w:t xml:space="preserve"> غربال را انجام </w:t>
+            </w:r>
+            <w:r>
+              <w:rPr>
+                <w:rFonts w:ascii="Vazirmatn" w:hAnsi="Vazirmatn" w:hint="cs"/>
+                <w:rtl/>
+                <w:lang w:bidi="fa-IR"/>
+              </w:rPr>
+              <w:t xml:space="preserve">می </w:t>
+            </w:r>
+            <w:r>
+              <w:rPr>
+                <w:rFonts w:ascii="Vazirmatn" w:hAnsi="Vazirmatn"/>
+                <w:rtl/>
+                <w:lang w:bidi="fa-IR"/>
+              </w:rPr>
+              <w:t>ده</w:t>
+            </w:r>
+            <w:r>
+              <w:rPr>
+                <w:rFonts w:ascii="Vazirmatn" w:hAnsi="Vazirmatn" w:hint="cs"/>
+                <w:rtl/>
+                <w:lang w:bidi="fa-IR"/>
+              </w:rPr>
+              <w:t>یم</w:t>
+            </w:r>
+            <w:r>
+              <w:rPr>
+                <w:rFonts w:ascii="Vazirmatn" w:hAnsi="Vazirmatn"/>
+                <w:rtl/>
+                <w:lang w:bidi="fa-IR"/>
+              </w:rPr>
+              <w:t>.</w:t>
             </w:r>
           </w:p>
-          <w:tbl>
-            <w:tblPr>
-              <w:tblStyle w:val="PlainTable4"/>
-              <w:bidiVisual/>
-              <w:tblW w:w="0" w:type="auto"/>
-              <w:tblLayout w:type="fixed"/>
-              <w:tblLook w:val="04A0" w:firstRow="1" w:lastRow="0" w:firstColumn="1" w:lastColumn="0" w:noHBand="0" w:noVBand="1"/>
-            </w:tblPr>
-            <w:tblGrid>
-              <w:gridCol w:w="927"/>
-              <w:gridCol w:w="927"/>
-              <w:gridCol w:w="927"/>
-              <w:gridCol w:w="927"/>
-              <w:gridCol w:w="927"/>
-              <w:gridCol w:w="927"/>
-              <w:gridCol w:w="927"/>
-              <w:gridCol w:w="927"/>
-              <w:gridCol w:w="927"/>
-              <w:gridCol w:w="928"/>
-            </w:tblGrid>
-            <w:tr>
-              <w:trPr>
-                <w:cnfStyle w:val="100000000000" w:firstRow="1" w:lastRow="0" w:firstColumn="0" w:lastColumn="0" w:oddVBand="0" w:evenVBand="0" w:oddHBand="0" w:evenHBand="0" w:firstRowFirstColumn="0" w:firstRowLastColumn="0" w:lastRowFirstColumn="0" w:lastRowLastColumn="0"/>
-                <w:trHeight w:val="510"/>
-              </w:trPr>
-              <w:tc>
-                <w:tcPr>
-                  <w:cnfStyle w:val="001000000000" w:firstRow="0" w:lastRow="0" w:firstColumn="1" w:lastColumn="0" w:oddVBand="0" w:evenVBand="0" w:oddHBand="0" w:evenHBand="0" w:firstRowFirstColumn="0" w:firstRowLastColumn="0" w:lastRowFirstColumn="0" w:lastRowLastColumn="0"/>
-                  <w:tcW w:w="927" w:type="dxa"/>
-                  <w:shd w:val="clear" w:color="auto" w:fill="FFFFFF" w:themeFill="background1"/>
-                  <w:vAlign w:val="center"/>
-                </w:tcPr>
-                <w:p>
-                  <w:pPr>
-                    <w:spacing w:line="276" w:lineRule="auto"/>
-                    <w:jc w:val="center"/>
-                    <w:rPr>
-                      <w:rFonts w:ascii="Vazirmatn" w:hAnsi="Vazirmatn"/>
-                      <w:b/>
-                      <w:bCs/>
-                      <w:sz w:val="26"/>
-                      <w:szCs w:val="26"/>
-                      <w:rtl/>
-                      <w:lang w:bidi="fa-IR"/>
-                    </w:rPr>
-                  </w:pPr>
-                  <w:r>
-                    <w:rPr>
-                      <w:rFonts w:ascii="Vazirmatn" w:hAnsi="Vazirmatn" w:hint="cs"/>
-                      <w:b/>
-                      <w:bCs/>
-                      <w:sz w:val="26"/>
-                      <w:szCs w:val="26"/>
-                      <w:rtl/>
-                      <w:lang w:bidi="fa-IR"/>
-                    </w:rPr>
-                    <w:t>۳۰</w:t>
-                  </w:r>
-                </w:p>
-              </w:tc>
-              <w:tc>
-                <w:tcPr>
-                  <w:tcW w:w="927" w:type="dxa"/>
-                  <w:shd w:val="clear" w:color="auto" w:fill="FFFFFF" w:themeFill="background1"/>
-                  <w:vAlign w:val="center"/>
-                </w:tcPr>
-                <w:p>
-                  <w:pPr>
-                    <w:spacing w:line="276" w:lineRule="auto"/>
-                    <w:jc w:val="center"/>
-                    <w:cnfStyle w:val="100000000000" w:firstRow="1" w:lastRow="0" w:firstColumn="0" w:lastColumn="0" w:oddVBand="0" w:evenVBand="0" w:oddHBand="0" w:evenHBand="0" w:firstRowFirstColumn="0" w:firstRowLastColumn="0" w:lastRowFirstColumn="0" w:lastRowLastColumn="0"/>
-                    <w:rPr>
-                      <w:rFonts w:ascii="Vazirmatn" w:hAnsi="Vazirmatn"/>
-                      <w:b/>
-                      <w:bCs/>
-                      <w:sz w:val="26"/>
-                      <w:szCs w:val="26"/>
-                      <w:rtl/>
-                      <w:lang w:bidi="fa-IR"/>
-                    </w:rPr>
-                  </w:pPr>
-                  <w:r>
-                    <w:rPr>
-                      <w:rFonts w:ascii="Vazirmatn" w:hAnsi="Vazirmatn" w:hint="cs"/>
-                      <w:b/>
-                      <w:bCs/>
-                      <w:sz w:val="26"/>
-                      <w:szCs w:val="26"/>
-                      <w:rtl/>
-                      <w:lang w:bidi="fa-IR"/>
-                    </w:rPr>
-                    <w:t>۲۹</w:t>
-                  </w:r>
-                </w:p>
-              </w:tc>
-              <w:tc>
-                <w:tcPr>
-                  <w:tcW w:w="927" w:type="dxa"/>
-                  <w:shd w:val="clear" w:color="auto" w:fill="FFFFFF" w:themeFill="background1"/>
-                  <w:vAlign w:val="center"/>
-                </w:tcPr>
-                <w:p>
-                  <w:pPr>
-                    <w:spacing w:line="276" w:lineRule="auto"/>
-                    <w:jc w:val="center"/>
-                    <w:cnfStyle w:val="100000000000" w:firstRow="1" w:lastRow="0" w:firstColumn="0" w:lastColumn="0" w:oddVBand="0" w:evenVBand="0" w:oddHBand="0" w:evenHBand="0" w:firstRowFirstColumn="0" w:firstRowLastColumn="0" w:lastRowFirstColumn="0" w:lastRowLastColumn="0"/>
-                    <w:rPr>
-                      <w:rFonts w:ascii="Vazirmatn" w:hAnsi="Vazirmatn"/>
-                      <w:b/>
-                      <w:bCs/>
-                      <w:sz w:val="26"/>
-                      <w:szCs w:val="26"/>
-                      <w:rtl/>
-                      <w:lang w:bidi="fa-IR"/>
-                    </w:rPr>
-                  </w:pPr>
-                  <w:r>
-                    <w:rPr>
-                      <w:rFonts w:ascii="Vazirmatn" w:hAnsi="Vazirmatn" w:hint="cs"/>
-                      <w:b/>
-                      <w:bCs/>
-                      <w:sz w:val="26"/>
-                      <w:szCs w:val="26"/>
-                      <w:rtl/>
-                      <w:lang w:bidi="fa-IR"/>
-                    </w:rPr>
-                    <w:t>۲۸</w:t>
-                  </w:r>
-                </w:p>
-              </w:tc>
-              <w:tc>
-                <w:tcPr>
-                  <w:tcW w:w="927" w:type="dxa"/>
-                  <w:shd w:val="clear" w:color="auto" w:fill="FFFFFF" w:themeFill="background1"/>
-                  <w:vAlign w:val="center"/>
-                </w:tcPr>
-                <w:p>
-                  <w:pPr>
-                    <w:spacing w:line="276" w:lineRule="auto"/>
-                    <w:jc w:val="center"/>
-                    <w:cnfStyle w:val="100000000000" w:firstRow="1" w:lastRow="0" w:firstColumn="0" w:lastColumn="0" w:oddVBand="0" w:evenVBand="0" w:oddHBand="0" w:evenHBand="0" w:firstRowFirstColumn="0" w:firstRowLastColumn="0" w:lastRowFirstColumn="0" w:lastRowLastColumn="0"/>
-                    <w:rPr>
-                      <w:rFonts w:ascii="Vazirmatn" w:hAnsi="Vazirmatn"/>
-                      <w:b/>
-                      <w:bCs/>
-                      <w:sz w:val="26"/>
-                      <w:szCs w:val="26"/>
-                      <w:rtl/>
-                      <w:lang w:bidi="fa-IR"/>
-                    </w:rPr>
-                  </w:pPr>
-                  <w:r>
-                    <w:rPr>
-                      <w:rFonts w:ascii="Vazirmatn" w:hAnsi="Vazirmatn" w:hint="cs"/>
-                      <w:b/>
-                      <w:bCs/>
-                      <w:sz w:val="26"/>
-                      <w:szCs w:val="26"/>
-                      <w:rtl/>
-                      <w:lang w:bidi="fa-IR"/>
-                    </w:rPr>
-                    <w:t>۲۷</w:t>
-                  </w:r>
-                </w:p>
-              </w:tc>
-              <w:tc>
-                <w:tcPr>
-                  <w:tcW w:w="927" w:type="dxa"/>
-                  <w:shd w:val="clear" w:color="auto" w:fill="FFFFFF" w:themeFill="background1"/>
-                  <w:vAlign w:val="center"/>
-                </w:tcPr>
-                <w:p>
-                  <w:pPr>
-                    <w:spacing w:line="276" w:lineRule="auto"/>
-                    <w:jc w:val="center"/>
-                    <w:cnfStyle w:val="100000000000" w:firstRow="1" w:lastRow="0" w:firstColumn="0" w:lastColumn="0" w:oddVBand="0" w:evenVBand="0" w:oddHBand="0" w:evenHBand="0" w:firstRowFirstColumn="0" w:firstRowLastColumn="0" w:lastRowFirstColumn="0" w:lastRowLastColumn="0"/>
-                    <w:rPr>
-                      <w:rFonts w:ascii="Vazirmatn" w:hAnsi="Vazirmatn"/>
-                      <w:b/>
-                      <w:bCs/>
-                      <w:sz w:val="26"/>
-                      <w:szCs w:val="26"/>
-                      <w:rtl/>
-                      <w:lang w:bidi="fa-IR"/>
-                    </w:rPr>
-                  </w:pPr>
-                  <w:r>
-                    <w:rPr>
-                      <w:rFonts w:ascii="Vazirmatn" w:hAnsi="Vazirmatn" w:hint="cs"/>
-                      <w:b/>
-                      <w:bCs/>
-                      <w:sz w:val="26"/>
-                      <w:szCs w:val="26"/>
-                      <w:rtl/>
-                      <w:lang w:bidi="fa-IR"/>
-                    </w:rPr>
-                    <w:t>۲۶</w:t>
-                  </w:r>
-                </w:p>
-              </w:tc>
-              <w:tc>
-                <w:tcPr>
-                  <w:tcW w:w="927" w:type="dxa"/>
-                  <w:shd w:val="clear" w:color="auto" w:fill="FFFFFF" w:themeFill="background1"/>
-                  <w:vAlign w:val="center"/>
-                </w:tcPr>
-                <w:p>
-                  <w:pPr>
-                    <w:spacing w:line="276" w:lineRule="auto"/>
-                    <w:jc w:val="center"/>
-                    <w:cnfStyle w:val="100000000000" w:firstRow="1" w:lastRow="0" w:firstColumn="0" w:lastColumn="0" w:oddVBand="0" w:evenVBand="0" w:oddHBand="0" w:evenHBand="0" w:firstRowFirstColumn="0" w:firstRowLastColumn="0" w:lastRowFirstColumn="0" w:lastRowLastColumn="0"/>
-                    <w:rPr>
-                      <w:rFonts w:ascii="Vazirmatn" w:hAnsi="Vazirmatn"/>
-                      <w:b/>
-                      <w:bCs/>
-                      <w:sz w:val="26"/>
-                      <w:szCs w:val="26"/>
-                      <w:rtl/>
-                      <w:lang w:bidi="fa-IR"/>
-                    </w:rPr>
-                  </w:pPr>
-                  <w:r>
-                    <w:rPr>
-                      <w:rFonts w:ascii="Vazirmatn" w:hAnsi="Vazirmatn" w:hint="cs"/>
-                      <w:b/>
-                      <w:bCs/>
-                      <w:sz w:val="26"/>
-                      <w:szCs w:val="26"/>
-                      <w:rtl/>
-                      <w:lang w:bidi="fa-IR"/>
-                    </w:rPr>
-                    <w:t>۲۵</w:t>
-                  </w:r>
-                </w:p>
-              </w:tc>
-              <w:tc>
-                <w:tcPr>
-                  <w:tcW w:w="927" w:type="dxa"/>
-                  <w:shd w:val="clear" w:color="auto" w:fill="FFFFFF" w:themeFill="background1"/>
-                  <w:vAlign w:val="center"/>
-                </w:tcPr>
-                <w:p>
-                  <w:pPr>
-                    <w:spacing w:line="276" w:lineRule="auto"/>
-                    <w:jc w:val="center"/>
-                    <w:cnfStyle w:val="100000000000" w:firstRow="1" w:lastRow="0" w:firstColumn="0" w:lastColumn="0" w:oddVBand="0" w:evenVBand="0" w:oddHBand="0" w:evenHBand="0" w:firstRowFirstColumn="0" w:firstRowLastColumn="0" w:lastRowFirstColumn="0" w:lastRowLastColumn="0"/>
-                    <w:rPr>
-                      <w:rFonts w:ascii="Vazirmatn" w:hAnsi="Vazirmatn"/>
-                      <w:b/>
-                      <w:bCs/>
-                      <w:sz w:val="26"/>
-                      <w:szCs w:val="26"/>
-                      <w:rtl/>
-                      <w:lang w:bidi="fa-IR"/>
-                    </w:rPr>
-                  </w:pPr>
-                  <w:r>
-                    <w:rPr>
-                      <w:rFonts w:ascii="Vazirmatn" w:hAnsi="Vazirmatn" w:hint="cs"/>
-                      <w:b/>
-                      <w:bCs/>
-                      <w:sz w:val="26"/>
-                      <w:szCs w:val="26"/>
-                      <w:rtl/>
-                      <w:lang w:bidi="fa-IR"/>
-                    </w:rPr>
-                    <w:t>۲۴</w:t>
-                  </w:r>
-                </w:p>
-              </w:tc>
-              <w:tc>
-                <w:tcPr>
-                  <w:tcW w:w="927" w:type="dxa"/>
-                  <w:shd w:val="clear" w:color="auto" w:fill="FFFFFF" w:themeFill="background1"/>
-                  <w:vAlign w:val="center"/>
-                </w:tcPr>
-                <w:p>
-                  <w:pPr>
-                    <w:spacing w:line="276" w:lineRule="auto"/>
-                    <w:jc w:val="center"/>
-                    <w:cnfStyle w:val="100000000000" w:firstRow="1" w:lastRow="0" w:firstColumn="0" w:lastColumn="0" w:oddVBand="0" w:evenVBand="0" w:oddHBand="0" w:evenHBand="0" w:firstRowFirstColumn="0" w:firstRowLastColumn="0" w:lastRowFirstColumn="0" w:lastRowLastColumn="0"/>
-                    <w:rPr>
-                      <w:rFonts w:ascii="Vazirmatn" w:hAnsi="Vazirmatn"/>
-                      <w:b/>
-                      <w:bCs/>
-                      <w:sz w:val="26"/>
-                      <w:szCs w:val="26"/>
-                      <w:rtl/>
-                      <w:lang w:bidi="fa-IR"/>
-                    </w:rPr>
-                  </w:pPr>
-                  <w:r>
-                    <w:rPr>
-                      <w:rFonts w:ascii="Vazirmatn" w:hAnsi="Vazirmatn" w:hint="cs"/>
-                      <w:b/>
-                      <w:bCs/>
-                      <w:sz w:val="26"/>
-                      <w:szCs w:val="26"/>
-                      <w:rtl/>
-                      <w:lang w:bidi="fa-IR"/>
-                    </w:rPr>
-                    <w:t>۲۳</w:t>
-                  </w:r>
-                </w:p>
-              </w:tc>
-              <w:tc>
-                <w:tcPr>
-                  <w:tcW w:w="927" w:type="dxa"/>
-                  <w:shd w:val="clear" w:color="auto" w:fill="FFFFFF" w:themeFill="background1"/>
-                  <w:vAlign w:val="center"/>
-                </w:tcPr>
-                <w:p>
-                  <w:pPr>
-                    <w:spacing w:line="276" w:lineRule="auto"/>
-                    <w:jc w:val="center"/>
-                    <w:cnfStyle w:val="100000000000" w:firstRow="1" w:lastRow="0" w:firstColumn="0" w:lastColumn="0" w:oddVBand="0" w:evenVBand="0" w:oddHBand="0" w:evenHBand="0" w:firstRowFirstColumn="0" w:firstRowLastColumn="0" w:lastRowFirstColumn="0" w:lastRowLastColumn="0"/>
-                    <w:rPr>
-                      <w:rFonts w:ascii="Vazirmatn" w:hAnsi="Vazirmatn"/>
-                      <w:b/>
-                      <w:bCs/>
-                      <w:sz w:val="26"/>
-                      <w:szCs w:val="26"/>
-                      <w:rtl/>
-                      <w:lang w:bidi="fa-IR"/>
-                    </w:rPr>
-                  </w:pPr>
-                  <w:r>
-                    <w:rPr>
-                      <w:rFonts w:ascii="Vazirmatn" w:hAnsi="Vazirmatn" w:hint="cs"/>
-                      <w:b/>
-                      <w:bCs/>
-                      <w:sz w:val="26"/>
-                      <w:szCs w:val="26"/>
-                      <w:rtl/>
-                      <w:lang w:bidi="fa-IR"/>
-                    </w:rPr>
-                    <w:t>۲۲</w:t>
-                  </w:r>
-                </w:p>
-              </w:tc>
-              <w:tc>
-                <w:tcPr>
-                  <w:tcW w:w="928" w:type="dxa"/>
-                  <w:shd w:val="clear" w:color="auto" w:fill="FFFFFF" w:themeFill="background1"/>
-                  <w:vAlign w:val="center"/>
-                </w:tcPr>
-                <w:p>
-                  <w:pPr>
-                    <w:spacing w:line="276" w:lineRule="auto"/>
-                    <w:jc w:val="center"/>
-                    <w:cnfStyle w:val="100000000000" w:firstRow="1" w:lastRow="0" w:firstColumn="0" w:lastColumn="0" w:oddVBand="0" w:evenVBand="0" w:oddHBand="0" w:evenHBand="0" w:firstRowFirstColumn="0" w:firstRowLastColumn="0" w:lastRowFirstColumn="0" w:lastRowLastColumn="0"/>
-                    <w:rPr>
-                      <w:rFonts w:ascii="Vazirmatn" w:hAnsi="Vazirmatn"/>
-                      <w:b/>
-                      <w:bCs/>
-                      <w:sz w:val="26"/>
-                      <w:szCs w:val="26"/>
-                      <w:rtl/>
-                      <w:lang w:bidi="fa-IR"/>
-                    </w:rPr>
-                  </w:pPr>
-                  <w:r>
-                    <w:rPr>
-                      <w:rFonts w:ascii="Vazirmatn" w:hAnsi="Vazirmatn" w:hint="cs"/>
-                      <w:b/>
-                      <w:bCs/>
-                      <w:sz w:val="26"/>
-                      <w:szCs w:val="26"/>
-                      <w:rtl/>
-                      <w:lang w:bidi="fa-IR"/>
-                    </w:rPr>
-                    <w:t>۲۱</w:t>
-                  </w:r>
-                </w:p>
-              </w:tc>
-            </w:tr>
-            <w:tr>
-              <w:trPr>
-                <w:cnfStyle w:val="000000100000" w:firstRow="0" w:lastRow="0" w:firstColumn="0" w:lastColumn="0" w:oddVBand="0" w:evenVBand="0" w:oddHBand="1" w:evenHBand="0" w:firstRowFirstColumn="0" w:firstRowLastColumn="0" w:lastRowFirstColumn="0" w:lastRowLastColumn="0"/>
-                <w:trHeight w:val="510"/>
-              </w:trPr>
-              <w:tc>
-                <w:tcPr>
-                  <w:cnfStyle w:val="001000000000" w:firstRow="0" w:lastRow="0" w:firstColumn="1" w:lastColumn="0" w:oddVBand="0" w:evenVBand="0" w:oddHBand="0" w:evenHBand="0" w:firstRowFirstColumn="0" w:firstRowLastColumn="0" w:lastRowFirstColumn="0" w:lastRowLastColumn="0"/>
-                  <w:tcW w:w="927" w:type="dxa"/>
-                  <w:shd w:val="clear" w:color="auto" w:fill="FFFFFF" w:themeFill="background1"/>
-                  <w:vAlign w:val="center"/>
-                </w:tcPr>
-                <w:p>
-                  <w:pPr>
-                    <w:spacing w:line="276" w:lineRule="auto"/>
-                    <w:jc w:val="center"/>
-                    <w:rPr>
-                      <w:rFonts w:ascii="Vazirmatn" w:hAnsi="Vazirmatn"/>
-                      <w:b/>
-                      <w:bCs/>
-                      <w:sz w:val="26"/>
-                      <w:szCs w:val="26"/>
-                      <w:rtl/>
-                      <w:lang w:bidi="fa-IR"/>
-                    </w:rPr>
-                  </w:pPr>
-                  <w:r>
-                    <w:rPr>
-                      <w:rFonts w:ascii="Vazirmatn" w:hAnsi="Vazirmatn" w:hint="cs"/>
-                      <w:b/>
-                      <w:bCs/>
-                      <w:sz w:val="26"/>
-                      <w:szCs w:val="26"/>
-                      <w:rtl/>
-                      <w:lang w:bidi="fa-IR"/>
-                    </w:rPr>
-                    <w:t>۴۰</w:t>
-                  </w:r>
-                </w:p>
-              </w:tc>
-              <w:tc>
-                <w:tcPr>
-                  <w:tcW w:w="927" w:type="dxa"/>
-                  <w:shd w:val="clear" w:color="auto" w:fill="FFFFFF" w:themeFill="background1"/>
-                  <w:vAlign w:val="center"/>
-                </w:tcPr>
-                <w:p>
-                  <w:pPr>
-                    <w:spacing w:line="276" w:lineRule="auto"/>
-                    <w:jc w:val="center"/>
-                    <w:cnfStyle w:val="000000100000" w:firstRow="0" w:lastRow="0" w:firstColumn="0" w:lastColumn="0" w:oddVBand="0" w:evenVBand="0" w:oddHBand="1" w:evenHBand="0" w:firstRowFirstColumn="0" w:firstRowLastColumn="0" w:lastRowFirstColumn="0" w:lastRowLastColumn="0"/>
-                    <w:rPr>
-                      <w:rFonts w:ascii="Vazirmatn" w:hAnsi="Vazirmatn"/>
-                      <w:sz w:val="26"/>
-                      <w:szCs w:val="26"/>
-                      <w:rtl/>
-                      <w:lang w:bidi="fa-IR"/>
-                    </w:rPr>
-                  </w:pPr>
-                  <w:r>
-                    <w:rPr>
-                      <w:rFonts w:ascii="Vazirmatn" w:hAnsi="Vazirmatn" w:hint="cs"/>
-                      <w:sz w:val="26"/>
-                      <w:szCs w:val="26"/>
-                      <w:rtl/>
-                      <w:lang w:bidi="fa-IR"/>
-                    </w:rPr>
-                    <w:t>۳۹</w:t>
-                  </w:r>
-                </w:p>
-              </w:tc>
-              <w:tc>
-                <w:tcPr>
-                  <w:tcW w:w="927" w:type="dxa"/>
-                  <w:shd w:val="clear" w:color="auto" w:fill="FFFFFF" w:themeFill="background1"/>
-                  <w:vAlign w:val="center"/>
-                </w:tcPr>
-                <w:p>
-                  <w:pPr>
-                    <w:spacing w:line="276" w:lineRule="auto"/>
-                    <w:jc w:val="center"/>
-                    <w:cnfStyle w:val="000000100000" w:firstRow="0" w:lastRow="0" w:firstColumn="0" w:lastColumn="0" w:oddVBand="0" w:evenVBand="0" w:oddHBand="1" w:evenHBand="0" w:firstRowFirstColumn="0" w:firstRowLastColumn="0" w:lastRowFirstColumn="0" w:lastRowLastColumn="0"/>
-                    <w:rPr>
-                      <w:rFonts w:ascii="Vazirmatn" w:hAnsi="Vazirmatn"/>
-                      <w:sz w:val="26"/>
-                      <w:szCs w:val="26"/>
-                      <w:rtl/>
-                      <w:lang w:bidi="fa-IR"/>
-                    </w:rPr>
-                  </w:pPr>
-                  <w:r>
-                    <w:rPr>
-                      <w:rFonts w:ascii="Vazirmatn" w:hAnsi="Vazirmatn" w:hint="cs"/>
-                      <w:sz w:val="26"/>
-                      <w:szCs w:val="26"/>
-                      <w:rtl/>
-                      <w:lang w:bidi="fa-IR"/>
-                    </w:rPr>
-                    <w:t>۳۸</w:t>
-                  </w:r>
-                </w:p>
-              </w:tc>
-              <w:tc>
-                <w:tcPr>
-                  <w:tcW w:w="927" w:type="dxa"/>
-                  <w:shd w:val="clear" w:color="auto" w:fill="FFFFFF" w:themeFill="background1"/>
-                  <w:vAlign w:val="center"/>
-                </w:tcPr>
-                <w:p>
-                  <w:pPr>
-                    <w:spacing w:line="276" w:lineRule="auto"/>
-                    <w:jc w:val="center"/>
-                    <w:cnfStyle w:val="000000100000" w:firstRow="0" w:lastRow="0" w:firstColumn="0" w:lastColumn="0" w:oddVBand="0" w:evenVBand="0" w:oddHBand="1" w:evenHBand="0" w:firstRowFirstColumn="0" w:firstRowLastColumn="0" w:lastRowFirstColumn="0" w:lastRowLastColumn="0"/>
-                    <w:rPr>
-                      <w:rFonts w:ascii="Vazirmatn" w:hAnsi="Vazirmatn"/>
-                      <w:sz w:val="26"/>
-                      <w:szCs w:val="26"/>
-                      <w:rtl/>
-                      <w:lang w:bidi="fa-IR"/>
-                    </w:rPr>
-                  </w:pPr>
-                  <w:r>
-                    <w:rPr>
-                      <w:rFonts w:ascii="Vazirmatn" w:hAnsi="Vazirmatn" w:hint="cs"/>
-                      <w:sz w:val="26"/>
-                      <w:szCs w:val="26"/>
-                      <w:rtl/>
-                      <w:lang w:bidi="fa-IR"/>
-                    </w:rPr>
-                    <w:t>۳۷</w:t>
-                  </w:r>
-                </w:p>
-              </w:tc>
-              <w:tc>
-                <w:tcPr>
-                  <w:tcW w:w="927" w:type="dxa"/>
-                  <w:shd w:val="clear" w:color="auto" w:fill="FFFFFF" w:themeFill="background1"/>
-                  <w:vAlign w:val="center"/>
-                </w:tcPr>
-                <w:p>
-                  <w:pPr>
-                    <w:spacing w:line="276" w:lineRule="auto"/>
-                    <w:jc w:val="center"/>
-                    <w:cnfStyle w:val="000000100000" w:firstRow="0" w:lastRow="0" w:firstColumn="0" w:lastColumn="0" w:oddVBand="0" w:evenVBand="0" w:oddHBand="1" w:evenHBand="0" w:firstRowFirstColumn="0" w:firstRowLastColumn="0" w:lastRowFirstColumn="0" w:lastRowLastColumn="0"/>
-                    <w:rPr>
-                      <w:rFonts w:ascii="Vazirmatn" w:hAnsi="Vazirmatn"/>
-                      <w:sz w:val="26"/>
-                      <w:szCs w:val="26"/>
-                      <w:rtl/>
-                      <w:lang w:bidi="fa-IR"/>
-                    </w:rPr>
-                  </w:pPr>
-                  <w:r>
-                    <w:rPr>
-                      <w:rFonts w:ascii="Vazirmatn" w:hAnsi="Vazirmatn" w:hint="cs"/>
-                      <w:sz w:val="26"/>
-                      <w:szCs w:val="26"/>
-                      <w:rtl/>
-                      <w:lang w:bidi="fa-IR"/>
-                    </w:rPr>
-                    <w:t>۳۶</w:t>
-                  </w:r>
-                </w:p>
-              </w:tc>
-              <w:tc>
-                <w:tcPr>
-                  <w:tcW w:w="927" w:type="dxa"/>
-                  <w:shd w:val="clear" w:color="auto" w:fill="FFFFFF" w:themeFill="background1"/>
-                  <w:vAlign w:val="center"/>
-                </w:tcPr>
-                <w:p>
-                  <w:pPr>
-                    <w:spacing w:line="276" w:lineRule="auto"/>
-                    <w:jc w:val="center"/>
-                    <w:cnfStyle w:val="000000100000" w:firstRow="0" w:lastRow="0" w:firstColumn="0" w:lastColumn="0" w:oddVBand="0" w:evenVBand="0" w:oddHBand="1" w:evenHBand="0" w:firstRowFirstColumn="0" w:firstRowLastColumn="0" w:lastRowFirstColumn="0" w:lastRowLastColumn="0"/>
-                    <w:rPr>
-                      <w:rFonts w:ascii="Vazirmatn" w:hAnsi="Vazirmatn"/>
-                      <w:sz w:val="26"/>
-                      <w:szCs w:val="26"/>
-                      <w:rtl/>
-                      <w:lang w:bidi="fa-IR"/>
-                    </w:rPr>
-                  </w:pPr>
-                  <w:r>
-                    <w:rPr>
-                      <w:rFonts w:ascii="Vazirmatn" w:hAnsi="Vazirmatn" w:hint="cs"/>
-                      <w:sz w:val="26"/>
-                      <w:szCs w:val="26"/>
-                      <w:rtl/>
-                      <w:lang w:bidi="fa-IR"/>
-                    </w:rPr>
-                    <w:t>۳۵</w:t>
-                  </w:r>
-                </w:p>
-              </w:tc>
-              <w:tc>
-                <w:tcPr>
-                  <w:tcW w:w="927" w:type="dxa"/>
-                  <w:shd w:val="clear" w:color="auto" w:fill="FFFFFF" w:themeFill="background1"/>
-                  <w:vAlign w:val="center"/>
-                </w:tcPr>
-                <w:p>
-                  <w:pPr>
-                    <w:spacing w:line="276" w:lineRule="auto"/>
-                    <w:jc w:val="center"/>
-                    <w:cnfStyle w:val="000000100000" w:firstRow="0" w:lastRow="0" w:firstColumn="0" w:lastColumn="0" w:oddVBand="0" w:evenVBand="0" w:oddHBand="1" w:evenHBand="0" w:firstRowFirstColumn="0" w:firstRowLastColumn="0" w:lastRowFirstColumn="0" w:lastRowLastColumn="0"/>
-                    <w:rPr>
-                      <w:rFonts w:ascii="Vazirmatn" w:hAnsi="Vazirmatn"/>
-                      <w:sz w:val="26"/>
-                      <w:szCs w:val="26"/>
-                      <w:rtl/>
-                      <w:lang w:bidi="fa-IR"/>
-                    </w:rPr>
-                  </w:pPr>
-                  <w:r>
-                    <w:rPr>
-                      <w:rFonts w:ascii="Vazirmatn" w:hAnsi="Vazirmatn" w:hint="cs"/>
-                      <w:sz w:val="26"/>
-                      <w:szCs w:val="26"/>
-                      <w:rtl/>
-                      <w:lang w:bidi="fa-IR"/>
-                    </w:rPr>
-                    <w:t>۳۴</w:t>
-                  </w:r>
-                </w:p>
-              </w:tc>
-              <w:tc>
-                <w:tcPr>
-                  <w:tcW w:w="927" w:type="dxa"/>
-                  <w:shd w:val="clear" w:color="auto" w:fill="FFFFFF" w:themeFill="background1"/>
-                  <w:vAlign w:val="center"/>
-                </w:tcPr>
-                <w:p>
-                  <w:pPr>
-                    <w:spacing w:line="276" w:lineRule="auto"/>
-                    <w:jc w:val="center"/>
-                    <w:cnfStyle w:val="000000100000" w:firstRow="0" w:lastRow="0" w:firstColumn="0" w:lastColumn="0" w:oddVBand="0" w:evenVBand="0" w:oddHBand="1" w:evenHBand="0" w:firstRowFirstColumn="0" w:firstRowLastColumn="0" w:lastRowFirstColumn="0" w:lastRowLastColumn="0"/>
-                    <w:rPr>
-                      <w:rFonts w:ascii="Vazirmatn" w:hAnsi="Vazirmatn"/>
-                      <w:sz w:val="26"/>
-                      <w:szCs w:val="26"/>
-                      <w:rtl/>
-                      <w:lang w:bidi="fa-IR"/>
-                    </w:rPr>
-                  </w:pPr>
-                  <w:r>
-                    <w:rPr>
-                      <w:rFonts w:ascii="Vazirmatn" w:hAnsi="Vazirmatn" w:hint="cs"/>
-                      <w:sz w:val="26"/>
-                      <w:szCs w:val="26"/>
-                      <w:rtl/>
-                      <w:lang w:bidi="fa-IR"/>
-                    </w:rPr>
-                    <w:t>۳۳</w:t>
-                  </w:r>
-                </w:p>
-              </w:tc>
-              <w:tc>
-                <w:tcPr>
-                  <w:tcW w:w="927" w:type="dxa"/>
-                  <w:shd w:val="clear" w:color="auto" w:fill="FFFFFF" w:themeFill="background1"/>
-                  <w:vAlign w:val="center"/>
-                </w:tcPr>
-                <w:p>
-                  <w:pPr>
-                    <w:spacing w:line="276" w:lineRule="auto"/>
-                    <w:jc w:val="center"/>
-                    <w:cnfStyle w:val="000000100000" w:firstRow="0" w:lastRow="0" w:firstColumn="0" w:lastColumn="0" w:oddVBand="0" w:evenVBand="0" w:oddHBand="1" w:evenHBand="0" w:firstRowFirstColumn="0" w:firstRowLastColumn="0" w:lastRowFirstColumn="0" w:lastRowLastColumn="0"/>
-                    <w:rPr>
-                      <w:rFonts w:ascii="Vazirmatn" w:hAnsi="Vazirmatn"/>
-                      <w:sz w:val="26"/>
-                      <w:szCs w:val="26"/>
-                      <w:rtl/>
-                      <w:lang w:bidi="fa-IR"/>
-                    </w:rPr>
-                  </w:pPr>
-                  <w:r>
-                    <w:rPr>
-                      <w:rFonts w:ascii="Vazirmatn" w:hAnsi="Vazirmatn" w:hint="cs"/>
-                      <w:sz w:val="26"/>
-                      <w:szCs w:val="26"/>
-                      <w:rtl/>
-                      <w:lang w:bidi="fa-IR"/>
-                    </w:rPr>
-                    <w:t>۳۲</w:t>
-                  </w:r>
-                </w:p>
-              </w:tc>
-              <w:tc>
-                <w:tcPr>
-                  <w:tcW w:w="928" w:type="dxa"/>
-                  <w:shd w:val="clear" w:color="auto" w:fill="FFFFFF" w:themeFill="background1"/>
-                  <w:vAlign w:val="center"/>
-                </w:tcPr>
-                <w:p>
-                  <w:pPr>
-                    <w:spacing w:line="276" w:lineRule="auto"/>
-                    <w:jc w:val="center"/>
-                    <w:cnfStyle w:val="000000100000" w:firstRow="0" w:lastRow="0" w:firstColumn="0" w:lastColumn="0" w:oddVBand="0" w:evenVBand="0" w:oddHBand="1" w:evenHBand="0" w:firstRowFirstColumn="0" w:firstRowLastColumn="0" w:lastRowFirstColumn="0" w:lastRowLastColumn="0"/>
-                    <w:rPr>
-                      <w:rFonts w:ascii="Vazirmatn" w:hAnsi="Vazirmatn"/>
-                      <w:sz w:val="26"/>
-                      <w:szCs w:val="26"/>
-                      <w:rtl/>
-                      <w:lang w:bidi="fa-IR"/>
-                    </w:rPr>
-                  </w:pPr>
-                  <w:r>
-                    <w:rPr>
-                      <w:rFonts w:ascii="Vazirmatn" w:hAnsi="Vazirmatn" w:hint="cs"/>
-                      <w:sz w:val="26"/>
-                      <w:szCs w:val="26"/>
-                      <w:rtl/>
-                      <w:lang w:bidi="fa-IR"/>
-                    </w:rPr>
-                    <w:t>۳۱</w:t>
-                  </w:r>
-                </w:p>
-              </w:tc>
-            </w:tr>
-          </w:tbl>
           <w:p>
             <w:pPr>
               <w:spacing w:line="276" w:lineRule="auto"/>
-              <w:rPr>
-                <w:rFonts w:ascii="Vazirmatn" w:hAnsi="Vazirmatn"/>
-                <w:sz w:val="26"/>
-                <w:szCs w:val="26"/>
+              <w:jc w:val="center"/>
+              <w:rPr>
+                <w:rFonts w:ascii="Vazirmatn" w:hAnsi="Vazirmatn"/>
                 <w:rtl/>
                 <w:lang w:bidi="fa-IR"/>
               </w:rPr>
             </w:pPr>
+            <w:r>
+              <w:rPr>
+                <w:rFonts w:ascii="Vazirmatn" w:hAnsi="Vazirmatn"/>
+                <w:rtl/>
+                <w:lang w:bidi="fa-IR"/>
+              </w:rPr>
+              <w:t>44</w:t>
+            </w:r>
+            <w:r>
+              <w:rPr>
+                <w:rFonts w:ascii="Vazirmatn" w:hAnsi="Vazirmatn"/>
+                <w:rtl/>
+                <w:lang w:bidi="fa-IR"/>
+              </w:rPr>
+              <w:tab/>
+              <w:t>43</w:t>
+            </w:r>
+            <w:r>
+              <w:rPr>
+                <w:rFonts w:ascii="Vazirmatn" w:hAnsi="Vazirmatn"/>
+                <w:rtl/>
+                <w:lang w:bidi="fa-IR"/>
+              </w:rPr>
+              <w:tab/>
+              <w:t>42</w:t>
+            </w:r>
+            <w:r>
+              <w:rPr>
+                <w:rFonts w:ascii="Vazirmatn" w:hAnsi="Vazirmatn"/>
+                <w:rtl/>
+                <w:lang w:bidi="fa-IR"/>
+              </w:rPr>
+              <w:tab/>
+              <w:t>41</w:t>
+            </w:r>
+            <w:r>
+              <w:rPr>
+                <w:rFonts w:ascii="Vazirmatn" w:hAnsi="Vazirmatn"/>
+                <w:rtl/>
+                <w:lang w:bidi="fa-IR"/>
+              </w:rPr>
+              <w:tab/>
+              <w:t>40</w:t>
+            </w:r>
+            <w:r>
+              <w:rPr>
+                <w:rFonts w:ascii="Vazirmatn" w:hAnsi="Vazirmatn"/>
+                <w:rtl/>
+                <w:lang w:bidi="fa-IR"/>
+              </w:rPr>
+              <w:tab/>
+              <w:t>39</w:t>
+            </w:r>
+            <w:r>
+              <w:rPr>
+                <w:rFonts w:ascii="Vazirmatn" w:hAnsi="Vazirmatn"/>
+                <w:rtl/>
+                <w:lang w:bidi="fa-IR"/>
+              </w:rPr>
+              <w:tab/>
+              <w:t>38</w:t>
+            </w:r>
+            <w:r>
+              <w:rPr>
+                <w:rFonts w:ascii="Vazirmatn" w:hAnsi="Vazirmatn"/>
+                <w:rtl/>
+                <w:lang w:bidi="fa-IR"/>
+              </w:rPr>
+              <w:tab/>
+              <w:t>37</w:t>
+            </w:r>
+            <w:r>
+              <w:rPr>
+                <w:rFonts w:ascii="Vazirmatn" w:hAnsi="Vazirmatn"/>
+                <w:rtl/>
+                <w:lang w:bidi="fa-IR"/>
+              </w:rPr>
+              <w:tab/>
+              <w:t>36</w:t>
+            </w:r>
+            <w:r>
+              <w:rPr>
+                <w:rFonts w:ascii="Vazirmatn" w:hAnsi="Vazirmatn"/>
+                <w:rtl/>
+                <w:lang w:bidi="fa-IR"/>
+              </w:rPr>
+              <w:tab/>
+              <w:t>35</w:t>
+            </w:r>
+          </w:p>
+          <w:p>
+            <w:pPr>
+              <w:spacing w:line="276" w:lineRule="auto"/>
+              <w:jc w:val="center"/>
+              <w:rPr>
+                <w:rFonts w:ascii="Vazirmatn" w:hAnsi="Vazirmatn"/>
+                <w:rtl/>
+                <w:lang w:bidi="fa-IR"/>
+              </w:rPr>
+            </w:pPr>
+            <w:r>
+              <w:rPr>
+                <w:rFonts w:ascii="Vazirmatn" w:hAnsi="Vazirmatn"/>
+                <w:rtl/>
+                <w:lang w:bidi="fa-IR"/>
+              </w:rPr>
+              <w:t>54</w:t>
+            </w:r>
+            <w:r>
+              <w:rPr>
+                <w:rFonts w:ascii="Vazirmatn" w:hAnsi="Vazirmatn"/>
+                <w:rtl/>
+                <w:lang w:bidi="fa-IR"/>
+              </w:rPr>
+              <w:tab/>
+              <w:t>53</w:t>
+            </w:r>
+            <w:r>
+              <w:rPr>
+                <w:rFonts w:ascii="Vazirmatn" w:hAnsi="Vazirmatn"/>
+                <w:rtl/>
+                <w:lang w:bidi="fa-IR"/>
+              </w:rPr>
+              <w:tab/>
+              <w:t>52</w:t>
+            </w:r>
+            <w:r>
+              <w:rPr>
+                <w:rFonts w:ascii="Vazirmatn" w:hAnsi="Vazirmatn"/>
+                <w:rtl/>
+                <w:lang w:bidi="fa-IR"/>
+              </w:rPr>
+              <w:tab/>
+              <w:t>51</w:t>
+            </w:r>
+            <w:r>
+              <w:rPr>
+                <w:rFonts w:ascii="Vazirmatn" w:hAnsi="Vazirmatn"/>
+                <w:rtl/>
+                <w:lang w:bidi="fa-IR"/>
+              </w:rPr>
+              <w:tab/>
+              <w:t>50</w:t>
+            </w:r>
+            <w:r>
+              <w:rPr>
+                <w:rFonts w:ascii="Vazirmatn" w:hAnsi="Vazirmatn"/>
+                <w:rtl/>
+                <w:lang w:bidi="fa-IR"/>
+              </w:rPr>
+              <w:tab/>
+              <w:t>49</w:t>
+            </w:r>
+            <w:r>
+              <w:rPr>
+                <w:rFonts w:ascii="Vazirmatn" w:hAnsi="Vazirmatn"/>
+                <w:rtl/>
+                <w:lang w:bidi="fa-IR"/>
+              </w:rPr>
+              <w:tab/>
+              <w:t>48</w:t>
+            </w:r>
+            <w:r>
+              <w:rPr>
+                <w:rFonts w:ascii="Vazirmatn" w:hAnsi="Vazirmatn"/>
+                <w:rtl/>
+                <w:lang w:bidi="fa-IR"/>
+              </w:rPr>
+              <w:tab/>
+              <w:t>47</w:t>
+            </w:r>
+            <w:r>
+              <w:rPr>
+                <w:rFonts w:ascii="Vazirmatn" w:hAnsi="Vazirmatn"/>
+                <w:rtl/>
+                <w:lang w:bidi="fa-IR"/>
+              </w:rPr>
+              <w:tab/>
+              <w:t>46</w:t>
+            </w:r>
+            <w:r>
+              <w:rPr>
+                <w:rFonts w:ascii="Vazirmatn" w:hAnsi="Vazirmatn"/>
+                <w:rtl/>
+                <w:lang w:bidi="fa-IR"/>
+              </w:rPr>
+              <w:tab/>
+              <w:t>4</w:t>
+            </w:r>
+            <w:r>
+              <w:rPr>
+                <w:rFonts w:ascii="Vazirmatn" w:hAnsi="Vazirmatn" w:hint="cs"/>
+                <w:rtl/>
+                <w:lang w:bidi="fa-IR"/>
+              </w:rPr>
+              <w:t>5</w:t>
+            </w:r>
+          </w:p>
+          <w:p>
+            <w:pPr>
+              <w:spacing w:line="276" w:lineRule="auto"/>
+              <w:rPr>
+                <w:rFonts w:ascii="Vazirmatn" w:hAnsi="Vazirmatn"/>
+                <w:rtl/>
+                <w:lang w:bidi="fa-IR"/>
+              </w:rPr>
+            </w:pPr>
+            <w:r>
+              <w:rPr>
+                <w:rFonts w:ascii="Vazirmatn" w:hAnsi="Vazirmatn" w:hint="eastAsia"/>
+                <w:rtl/>
+                <w:lang w:bidi="fa-IR"/>
+              </w:rPr>
+              <w:t>اول</w:t>
+            </w:r>
+            <w:r>
+              <w:rPr>
+                <w:rFonts w:ascii="Vazirmatn" w:hAnsi="Vazirmatn" w:hint="cs"/>
+                <w:rtl/>
+                <w:lang w:bidi="fa-IR"/>
+              </w:rPr>
+              <w:t>ی</w:t>
+            </w:r>
+            <w:r>
+              <w:rPr>
+                <w:rFonts w:ascii="Vazirmatn" w:hAnsi="Vazirmatn" w:hint="eastAsia"/>
+                <w:rtl/>
+                <w:lang w:bidi="fa-IR"/>
+              </w:rPr>
+              <w:t>ن</w:t>
+            </w:r>
+            <w:r>
+              <w:rPr>
+                <w:rFonts w:ascii="Vazirmatn" w:hAnsi="Vazirmatn"/>
+                <w:rtl/>
+                <w:lang w:bidi="fa-IR"/>
+              </w:rPr>
+              <w:t xml:space="preserve"> عدد</w:t>
+            </w:r>
+            <w:r>
+              <w:rPr>
+                <w:rFonts w:ascii="Vazirmatn" w:hAnsi="Vazirmatn" w:hint="cs"/>
+                <w:rtl/>
+                <w:lang w:bidi="fa-IR"/>
+              </w:rPr>
+              <w:t>ی</w:t>
+            </w:r>
+            <w:r>
+              <w:rPr>
+                <w:rFonts w:ascii="Vazirmatn" w:hAnsi="Vazirmatn"/>
+                <w:rtl/>
+                <w:lang w:bidi="fa-IR"/>
+              </w:rPr>
+              <w:t xml:space="preserve"> که خط خورد </w:t>
+            </w:r>
+            <w:r>
+              <w:rPr>
+                <w:rFonts w:ascii="Vazirmatn" w:hAnsi="Vazirmatn" w:hint="cs"/>
+                <w:rtl/>
+                <w:lang w:bidi="fa-IR"/>
+              </w:rPr>
+              <w:t>کدام عدد</w:t>
+            </w:r>
+            <w:r>
+              <w:rPr>
+                <w:rFonts w:ascii="Vazirmatn" w:hAnsi="Vazirmatn"/>
+                <w:rtl/>
+                <w:lang w:bidi="fa-IR"/>
+              </w:rPr>
+              <w:t xml:space="preserve"> است؟</w:t>
+            </w:r>
+            <w:r>
+              <w:rPr>
+                <w:rFonts w:ascii="Vazirmatn" w:hAnsi="Vazirmatn" w:hint="cs"/>
+                <w:rtl/>
+                <w:lang w:bidi="fa-IR"/>
+              </w:rPr>
+              <w:t xml:space="preserve">............      </w:t>
+            </w:r>
+            <w:r>
+              <w:rPr>
+                <w:rFonts w:ascii="Vazirmatn" w:hAnsi="Vazirmatn" w:hint="cs"/>
+                <w:rtl/>
+                <w:lang w:bidi="fa-IR"/>
+              </w:rPr>
+              <w:t xml:space="preserve">   </w:t>
+            </w:r>
+            <w:r>
+              <w:rPr>
+                <w:rFonts w:ascii="Vazirmatn" w:hAnsi="Vazirmatn" w:hint="cs"/>
+                <w:rtl/>
+                <w:lang w:bidi="fa-IR"/>
+              </w:rPr>
+              <w:t xml:space="preserve"> </w:t>
+            </w:r>
+            <w:r>
+              <w:rPr>
+                <w:rFonts w:ascii="Vazirmatn" w:hAnsi="Vazirmatn" w:hint="eastAsia"/>
+                <w:rtl/>
+                <w:lang w:bidi="fa-IR"/>
+              </w:rPr>
+              <w:t>آخر</w:t>
+            </w:r>
+            <w:r>
+              <w:rPr>
+                <w:rFonts w:ascii="Vazirmatn" w:hAnsi="Vazirmatn" w:hint="cs"/>
+                <w:rtl/>
+                <w:lang w:bidi="fa-IR"/>
+              </w:rPr>
+              <w:t>ی</w:t>
+            </w:r>
+            <w:r>
+              <w:rPr>
+                <w:rFonts w:ascii="Vazirmatn" w:hAnsi="Vazirmatn" w:hint="eastAsia"/>
+                <w:rtl/>
+                <w:lang w:bidi="fa-IR"/>
+              </w:rPr>
+              <w:t>ن</w:t>
+            </w:r>
+            <w:r>
+              <w:rPr>
+                <w:rFonts w:ascii="Vazirmatn" w:hAnsi="Vazirmatn"/>
+                <w:rtl/>
+                <w:lang w:bidi="fa-IR"/>
+              </w:rPr>
+              <w:t xml:space="preserve"> عدد</w:t>
+            </w:r>
+            <w:r>
+              <w:rPr>
+                <w:rFonts w:ascii="Vazirmatn" w:hAnsi="Vazirmatn" w:hint="cs"/>
+                <w:rtl/>
+                <w:lang w:bidi="fa-IR"/>
+              </w:rPr>
+              <w:t>ی</w:t>
+            </w:r>
+            <w:r>
+              <w:rPr>
+                <w:rFonts w:ascii="Vazirmatn" w:hAnsi="Vazirmatn"/>
+                <w:rtl/>
+                <w:lang w:bidi="fa-IR"/>
+              </w:rPr>
+              <w:t xml:space="preserve"> که خط م</w:t>
+            </w:r>
+            <w:r>
+              <w:rPr>
+                <w:rFonts w:ascii="Vazirmatn" w:hAnsi="Vazirmatn" w:hint="cs"/>
+                <w:rtl/>
+                <w:lang w:bidi="fa-IR"/>
+              </w:rPr>
+              <w:t>ی</w:t>
+            </w:r>
+            <w:r>
+              <w:rPr>
+                <w:rFonts w:ascii="Vazirmatn" w:hAnsi="Vazirmatn"/>
+                <w:rtl/>
+                <w:lang w:bidi="fa-IR"/>
+              </w:rPr>
+              <w:t xml:space="preserve"> خورد </w:t>
+            </w:r>
+            <w:r>
+              <w:rPr>
+                <w:rFonts w:ascii="Vazirmatn" w:hAnsi="Vazirmatn" w:hint="cs"/>
+                <w:rtl/>
+                <w:lang w:bidi="fa-IR"/>
+              </w:rPr>
+              <w:t>کدام عدد</w:t>
+            </w:r>
+            <w:r>
+              <w:rPr>
+                <w:rFonts w:ascii="Vazirmatn" w:hAnsi="Vazirmatn"/>
+                <w:rtl/>
+                <w:lang w:bidi="fa-IR"/>
+              </w:rPr>
+              <w:t xml:space="preserve"> است؟</w:t>
+            </w:r>
+            <w:r>
+              <w:rPr>
+                <w:rFonts w:ascii="Vazirmatn" w:hAnsi="Vazirmatn" w:hint="cs"/>
+                <w:rtl/>
+                <w:lang w:bidi="fa-IR"/>
+              </w:rPr>
+              <w:t>...........</w:t>
+            </w:r>
           </w:p>
         </w:tc>
         <w:tc>
@@ -3848,8 +4523,6 @@
               <w:jc w:val="center"/>
               <w:rPr>
                 <w:rFonts w:ascii="Vazirmatn" w:hAnsi="Vazirmatn"/>
-                <w:sz w:val="26"/>
-                <w:szCs w:val="26"/>
                 <w:rtl/>
                 <w:lang w:bidi="fa-IR"/>
               </w:rPr>
@@ -3857,311 +4530,10 @@
             <w:r>
               <w:rPr>
                 <w:rFonts w:ascii="Vazirmatn" w:hAnsi="Vazirmatn" w:hint="cs"/>
-                <w:sz w:val="26"/>
-                <w:szCs w:val="26"/>
-                <w:rtl/>
-                <w:lang w:bidi="fa-IR"/>
-              </w:rPr>
-              <w:t>1</w:t>
-            </w:r>
-          </w:p>
-        </w:tc>
-      </w:tr>
-      <w:tr>
-        <w:trPr>
-          <w:trHeight w:val="1449"/>
-        </w:trPr>
-        <w:tc>
-          <w:tcPr>
-            <w:tcW w:w="616" w:type="dxa"/>
-          </w:tcPr>
-          <w:p>
-            <w:pPr>
-              <w:pStyle w:val="ListParagraph"/>
-              <w:numPr>
-                <w:ilvl w:val="0"/>
-                <w:numId w:val="1"/>
-              </w:numPr>
-              <w:jc w:val="center"/>
-              <w:rPr>
-                <w:rFonts w:ascii="Vazirmatn" w:hAnsi="Vazirmatn"/>
-                <w:sz w:val="26"/>
-                <w:szCs w:val="26"/>
-                <w:rtl/>
-              </w:rPr>
-            </w:pPr>
-          </w:p>
-        </w:tc>
-        <w:tc>
-          <w:tcPr>
-            <w:tcW w:w="9311" w:type="dxa"/>
-            <w:gridSpan w:val="3"/>
-          </w:tcPr>
-          <w:p>
-            <w:pPr>
-              <w:rPr>
-                <w:rFonts w:ascii="Vazirmatn" w:hAnsi="Vazirmatn"/>
-                <w:sz w:val="26"/>
-                <w:szCs w:val="26"/>
-                <w:rtl/>
-              </w:rPr>
-            </w:pPr>
-            <w:r>
-              <w:rPr>
-                <w:rFonts w:ascii="Vazirmatn" w:hAnsi="Vazirmatn" w:hint="cs"/>
-                <w:sz w:val="26"/>
-                <w:szCs w:val="26"/>
-                <w:rtl/>
-              </w:rPr>
-              <w:t>به سوالات زیر پاسخ دهید.</w:t>
-            </w:r>
-          </w:p>
-          <w:p>
-            <w:pPr>
-              <w:rPr>
-                <w:rFonts w:ascii="Vazirmatn" w:hAnsi="Vazirmatn"/>
-                <w:sz w:val="26"/>
-                <w:szCs w:val="26"/>
-                <w:rtl/>
-                <w:lang w:bidi="fa-IR"/>
-              </w:rPr>
-            </w:pPr>
-            <w:r>
-              <w:rPr>
-                <w:rFonts w:ascii="Vazirmatn" w:hAnsi="Vazirmatn" w:hint="cs"/>
-                <w:sz w:val="26"/>
-                <w:szCs w:val="26"/>
-                <w:rtl/>
-              </w:rPr>
-              <w:t>الف)</w:t>
-            </w:r>
-            <w:r>
-              <w:rPr>
-                <w:rFonts w:ascii="Vazirmatn" w:hAnsi="Vazirmatn" w:hint="cs"/>
-                <w:sz w:val="26"/>
-                <w:szCs w:val="26"/>
-                <w:rtl/>
-                <w:lang w:bidi="fa-IR"/>
-              </w:rPr>
-              <w:t xml:space="preserve"> آیا </w:t>
-            </w:r>
-            <w:r>
-              <w:rPr>
-                <w:rFonts w:ascii="Vazirmatn" w:hAnsi="Vazirmatn"/>
-                <w:sz w:val="26"/>
-                <w:szCs w:val="26"/>
-                <w:rtl/>
-                <w:lang w:bidi="fa-IR"/>
-              </w:rPr>
-              <w:t>دو عدد 63 و 49 نسبت به هم اول هستند</w:t>
-            </w:r>
-            <w:r>
-              <w:rPr>
-                <w:rFonts w:ascii="Vazirmatn" w:hAnsi="Vazirmatn" w:hint="cs"/>
-                <w:sz w:val="26"/>
-                <w:szCs w:val="26"/>
-                <w:rtl/>
-                <w:lang w:bidi="fa-IR"/>
-              </w:rPr>
-              <w:t>؟................</w:t>
-            </w:r>
-          </w:p>
-          <w:p>
-            <w:pPr>
-              <w:spacing w:line="276" w:lineRule="auto"/>
-              <w:rPr>
-                <w:rFonts w:ascii="Vazirmatn" w:hAnsi="Vazirmatn"/>
-                <w:sz w:val="26"/>
-                <w:szCs w:val="26"/>
-                <w:rtl/>
-                <w:lang w:bidi="fa-IR"/>
-              </w:rPr>
-            </w:pPr>
-            <w:r>
-              <w:rPr>
-                <w:rFonts w:ascii="Vazirmatn" w:hAnsi="Vazirmatn" w:hint="cs"/>
-                <w:sz w:val="26"/>
-                <w:szCs w:val="26"/>
-                <w:rtl/>
-              </w:rPr>
-              <w:t xml:space="preserve">ب) </w:t>
-            </w:r>
-            <w:r>
-              <w:rPr>
-                <w:rFonts w:ascii="Vazirmatn" w:hAnsi="Vazirmatn" w:hint="cs"/>
-                <w:sz w:val="26"/>
-                <w:szCs w:val="26"/>
-                <w:rtl/>
-                <w:lang w:bidi="fa-IR"/>
-              </w:rPr>
-              <w:t>عدد مرکبی مثال بزنید که نسبت به 12 اول باشد : ......................</w:t>
-            </w:r>
-          </w:p>
-          <w:p>
-            <w:pPr>
-              <w:spacing w:line="276" w:lineRule="auto"/>
-              <w:rPr>
-                <w:rFonts w:ascii="Vazirmatn" w:hAnsi="Vazirmatn"/>
-                <w:sz w:val="26"/>
-                <w:szCs w:val="26"/>
-                <w:rtl/>
-                <w:lang w:bidi="fa-IR"/>
-              </w:rPr>
-            </w:pPr>
-            <w:r>
-              <w:rPr>
-                <w:rFonts w:ascii="Vazirmatn" w:hAnsi="Vazirmatn" w:hint="cs"/>
-                <w:sz w:val="26"/>
-                <w:szCs w:val="26"/>
-                <w:rtl/>
-                <w:lang w:bidi="fa-IR"/>
-              </w:rPr>
-              <w:t>پ</w:t>
-            </w:r>
-            <w:r>
-              <w:rPr>
-                <w:rFonts w:ascii="Vazirmatn" w:hAnsi="Vazirmatn" w:hint="cs"/>
-                <w:sz w:val="26"/>
-                <w:szCs w:val="26"/>
-                <w:rtl/>
-                <w:lang w:bidi="fa-IR"/>
-              </w:rPr>
-              <w:t xml:space="preserve">) </w:t>
-            </w:r>
-            <w:r>
-              <w:rPr>
-                <w:rFonts w:ascii="Vazirmatn" w:hAnsi="Vazirmatn" w:hint="cs"/>
-                <w:sz w:val="26"/>
-                <w:szCs w:val="26"/>
-                <w:rtl/>
-                <w:lang w:bidi="fa-IR"/>
-              </w:rPr>
-              <w:t xml:space="preserve">عدد اولی مثال بزنید که نسبت به 21 اول </w:t>
-            </w:r>
-            <w:r>
-              <w:rPr>
-                <w:rFonts w:ascii="Vazirmatn" w:hAnsi="Vazirmatn" w:hint="cs"/>
-                <w:sz w:val="26"/>
-                <w:szCs w:val="26"/>
-                <w:u w:val="single"/>
-                <w:rtl/>
-                <w:lang w:bidi="fa-IR"/>
-              </w:rPr>
-              <w:t xml:space="preserve">نباشد </w:t>
-            </w:r>
-            <w:r>
-              <w:rPr>
-                <w:rFonts w:ascii="Vazirmatn" w:hAnsi="Vazirmatn" w:hint="cs"/>
-                <w:sz w:val="26"/>
-                <w:szCs w:val="26"/>
-                <w:rtl/>
-                <w:lang w:bidi="fa-IR"/>
-              </w:rPr>
-              <w:t>: ......................</w:t>
-            </w:r>
-          </w:p>
-          <w:p>
-            <w:pPr>
-              <w:spacing w:line="276" w:lineRule="auto"/>
-              <w:rPr>
-                <w:rFonts w:ascii="Vazirmatn" w:hAnsi="Vazirmatn"/>
-                <w:sz w:val="26"/>
-                <w:szCs w:val="26"/>
-                <w:rtl/>
-                <w:lang w:bidi="fa-IR"/>
-              </w:rPr>
-            </w:pPr>
-            <w:r>
-              <w:rPr>
-                <w:rFonts w:ascii="Vazirmatn" w:hAnsi="Vazirmatn" w:hint="cs"/>
-                <w:sz w:val="26"/>
-                <w:szCs w:val="26"/>
-                <w:rtl/>
-                <w:lang w:bidi="fa-IR"/>
-              </w:rPr>
-              <w:t xml:space="preserve">ث) </w:t>
-            </w:r>
-            <w:r>
-              <w:rPr>
-                <w:rFonts w:ascii="Vazirmatn" w:hAnsi="Vazirmatn"/>
-                <w:sz w:val="26"/>
-                <w:szCs w:val="26"/>
-                <w:rtl/>
-              </w:rPr>
-              <w:t>اگر دو عدد نسبت به هم اول باشند، ک.م.م آنها چگونه به دست م</w:t>
-            </w:r>
-            <w:r>
-              <w:rPr>
-                <w:rFonts w:ascii="Vazirmatn" w:hAnsi="Vazirmatn" w:hint="cs"/>
-                <w:sz w:val="26"/>
-                <w:szCs w:val="26"/>
-                <w:rtl/>
-              </w:rPr>
-              <w:t>ی</w:t>
-            </w:r>
-            <w:r>
-              <w:rPr>
-                <w:rFonts w:ascii="Vazirmatn" w:hAnsi="Vazirmatn"/>
-                <w:sz w:val="26"/>
-                <w:szCs w:val="26"/>
-                <w:rtl/>
-              </w:rPr>
-              <w:t xml:space="preserve"> آ</w:t>
-            </w:r>
-            <w:r>
-              <w:rPr>
-                <w:rFonts w:ascii="Vazirmatn" w:hAnsi="Vazirmatn" w:hint="cs"/>
-                <w:sz w:val="26"/>
-                <w:szCs w:val="26"/>
-                <w:rtl/>
-              </w:rPr>
-              <w:t>ی</w:t>
-            </w:r>
-            <w:r>
-              <w:rPr>
-                <w:rFonts w:ascii="Vazirmatn" w:hAnsi="Vazirmatn" w:hint="eastAsia"/>
-                <w:sz w:val="26"/>
-                <w:szCs w:val="26"/>
-                <w:rtl/>
-              </w:rPr>
-              <w:t>د؟</w:t>
-            </w:r>
-            <w:r>
-              <w:rPr>
-                <w:rFonts w:ascii="Vazirmatn" w:hAnsi="Vazirmatn" w:hint="cs"/>
-                <w:sz w:val="26"/>
-                <w:szCs w:val="26"/>
-                <w:rtl/>
-              </w:rPr>
-              <w:t xml:space="preserve"> ..............................</w:t>
-            </w:r>
-          </w:p>
-        </w:tc>
-        <w:tc>
-          <w:tcPr>
-            <w:tcW w:w="609" w:type="dxa"/>
-            <w:vAlign w:val="center"/>
-          </w:tcPr>
-          <w:p>
-            <w:pPr>
-              <w:jc w:val="center"/>
-              <w:rPr>
-                <w:rFonts w:ascii="Vazirmatn" w:hAnsi="Vazirmatn"/>
-                <w:sz w:val="26"/>
-                <w:szCs w:val="26"/>
-                <w:rtl/>
-                <w:lang w:bidi="fa-IR"/>
-              </w:rPr>
-            </w:pPr>
-            <w:r>
-              <w:rPr>
-                <w:rFonts w:ascii="Vazirmatn" w:hAnsi="Vazirmatn" w:hint="cs"/>
-                <w:sz w:val="26"/>
-                <w:szCs w:val="26"/>
-                <w:rtl/>
-                <w:lang w:bidi="fa-IR"/>
-              </w:rPr>
-              <w:t>1</w:t>
+                <w:rtl/>
+                <w:lang w:bidi="fa-IR"/>
+              </w:rPr>
+              <w:t>5/0</w:t>
             </w:r>
           </w:p>
         </w:tc>
@@ -4174,8 +4546,8 @@
         </w:tabs>
         <w:rPr>
           <w:rFonts w:ascii="Vazirmatn" w:hAnsi="Vazirmatn"/>
-          <w:sz w:val="26"/>
-          <w:szCs w:val="26"/>
+          <w:sz w:val="2"/>
+          <w:szCs w:val="2"/>
           <w:rtl/>
           <w:lang w:bidi="fa-IR"/>
         </w:rPr>
@@ -5450,7 +5822,7 @@
 </file>
 
 <file path=customXml/itemProps1.xml><?xml version="1.0" encoding="utf-8"?>
-<ds:datastoreItem xmlns:ds="http://schemas.openxmlformats.org/officeDocument/2006/customXml" ds:itemID="{D6C7673B-3BB7-4735-B69D-086E61C22E14}">
+<ds:datastoreItem xmlns:ds="http://schemas.openxmlformats.org/officeDocument/2006/customXml" ds:itemID="{651D4003-B819-4046-8AB3-D0578EA2EA38}">
   <ds:schemaRefs>
     <ds:schemaRef ds:uri="http://schemas.openxmlformats.org/officeDocument/2006/bibliography"/>
   </ds:schemaRefs>
